--- a/Thesis_Paper/Air_Thesis_Formate/Hashim_Shazad_243259_AU_Thesis_ULTRA.docx
+++ b/Thesis_Paper/Air_Thesis_Formate/Hashim_Shazad_243259_AU_Thesis_ULTRA.docx
@@ -622,7 +622,7 @@
     </w:p>
     <w:p>
       <w:r>
-        <w:t>Urdu information retrieval (IR) systems face persistent challenges arising from script variability, morphological complexity, and the widespread use of Roman Urdu in user queries. The ULTRA framework still switches retrieval with a static character-length rule (θ = 150). That rule is the wrong switch for this query population: it almost never fires LONG, and it does not say whether the user needs a headline or the article. This thesis replaces that tape with a learned router that opens one of two retrieval rooms: a headline-only semantic index (SHORT: a headline is enough) or a full-article semantic index (LONG: the user needs the body). A Support Vector Machine (SVM) makes the room decision. Confidence acts as traffic lights: HIGH (≥ 85%) searches only the chosen room; MEDIUM (60–85%) mixes both rooms at equal weight; LOW (&lt; 60%) expands the query and then mixes both rooms. Roman Urdu queries are mapped through an expanded transliteration dictionary (198 on-disk word pairs; earlier drafts cited 179) before routing and search. Three evaluation layers must not be mixed. Development and cross-validation show that the routing task is learnable, including 100% on some splits versus 50% for θ = 150; those figures are not the generalization claim. Frozen Phase 3B on the V2 eight-feature SVM (409 training queries) is 86.00% versus 84.00% for a six-word baseline (exact McNemar p = 1.0000). After 38 trap queries labelled by retrieval need were added, a twelve-feature SVM was trained (447 queries). On a new frozen 40-query trap set that was never used for training, that model scores 60.00% against 20.00% for word count and 50.00% for θ = 150 (McNemar 16–0, exact p &lt; 0.001). The classification gain appears only when why/how/fact cue words fire (18/18); without those cues both systems score 27.27%. On the same 40 queries, 400 dual-index headline judgments yield graded P@5 of 36.50% (word count), 35.00% (always headlines / θ = 150), 34.25% (always full text), and 33.00% (SVM). Routing labels therefore beat length rules on traps; dual-index P@5 does not yet improve, because many why-queries still retrieve “price rose” headlines rather than causal articles. A lightweight SVM also matched LLM-style routers in a development comparison at sub-millisecond local cost. The frozen 86/84 and 60/20 tables, the cue split, and the P@5 table are the headline results.</w:t>
+        <w:t>Urdu information retrieval is difficult because users may type native Perso-Arabic script, informal Roman Urdu, or mixed forms, while many systems still apply one retrieval path to every query. This thesis proposes adaptive dynamic query routing for the ULTRA news-search setting. The official frozen system, M0, uses a Unicode script detector over a corpus of 111,860 cleaned Urdu news articles: URDU and MIXED queries search an Urdu BM25 index, and ROMAN queries search a Method D romanized-document BM25 index. Query-side variants M1–M4 did not improve the primary known-item score, so M0 was not replaced. On the Phase 2 development/validation known-item set, ExactSource Hit@5 is 68/78 = 87.18%. That figure is genuine for title-derived known-item search on that pool; it is not unseen usefulness and not overall system accuracy. Independent Phase 12 evaluation of the same freeze produced two further, separate results: ExactSource Hit@5 = 27/40 = 67.50% on new known-item queries (K001–K040), and human Success@5 = 23/40 = 57.50% on naturalistic queries (U001–U040; conservative P@5 = 0.2050, nDCG@5 = 0.6460, MRR = 0.4542). Success@5 is human relevance, not ExactSource Hit@5. These three percentages must not be averaged. In the U sample, Urdu-script queries succeeded in 17/18 cases versus 6/18 Roman and 0/4 mixed. The contribution is a frozen, reproducible script-aware retriever with strong controlled known-item performance and an explicitly measured Roman Urdu limitation.</w:t>
       </w:r>
     </w:p>
     <w:p/>
@@ -657,3273 +657,21 @@
     </w:p>
     <w:p>
       <w:pPr>
-        <w:pStyle w:val="TOC1"/>
-        <w:tabs>
-          <w:tab w:val="right" w:leader="dot" w:pos="8295"/>
-        </w:tabs>
+        <w:spacing w:after="280"/>
+        <w:jc w:val="center"/>
       </w:pPr>
       <w:r>
         <w:fldChar w:fldCharType="begin"/>
       </w:r>
       <w:r>
-        <w:instrText>TOC \o "1-3" \z \u \h</w:instrText>
+        <w:instrText xml:space="preserve"> TOC \o "1-3" \h \z \u </w:instrText>
       </w:r>
       <w:r>
         <w:fldChar w:fldCharType="separate"/>
       </w:r>
-      <w:hyperlink w:anchor="_Toc2025767170">
-        <w:r>
-          <w:rPr>
-            <w:rStyle w:val="Hyperlink"/>
-          </w:rPr>
-          <w:t>Chapter 1: Introduction</w:t>
-        </w:r>
-        <w:r>
-          <w:tab/>
-        </w:r>
-        <w:r>
-          <w:fldChar w:fldCharType="begin"/>
-        </w:r>
-        <w:r>
-          <w:instrText>PAGEREF _Toc2025767170 \h</w:instrText>
-        </w:r>
-        <w:r>
-          <w:fldChar w:fldCharType="separate"/>
-        </w:r>
-        <w:r>
-          <w:rPr>
-            <w:rStyle w:val="Hyperlink"/>
-          </w:rPr>
-          <w:t>10</w:t>
-        </w:r>
-        <w:r>
-          <w:fldChar w:fldCharType="end"/>
-        </w:r>
-      </w:hyperlink>
-    </w:p>
-    <w:p>
-      <w:pPr>
-        <w:pStyle w:val="TOC2"/>
-        <w:tabs>
-          <w:tab w:val="right" w:leader="dot" w:pos="8295"/>
-        </w:tabs>
-      </w:pPr>
-      <w:hyperlink w:anchor="_Toc1567632901">
-        <w:r>
-          <w:rPr>
-            <w:rStyle w:val="Hyperlink"/>
-          </w:rPr>
-          <w:t>1.1 Background</w:t>
-        </w:r>
-        <w:r>
-          <w:tab/>
-        </w:r>
-        <w:r>
-          <w:fldChar w:fldCharType="begin"/>
-        </w:r>
-        <w:r>
-          <w:instrText>PAGEREF _Toc1567632901 \h</w:instrText>
-        </w:r>
-        <w:r>
-          <w:fldChar w:fldCharType="separate"/>
-        </w:r>
-        <w:r>
-          <w:rPr>
-            <w:rStyle w:val="Hyperlink"/>
-          </w:rPr>
-          <w:t>11</w:t>
-        </w:r>
-        <w:r>
-          <w:fldChar w:fldCharType="end"/>
-        </w:r>
-      </w:hyperlink>
-    </w:p>
-    <w:p>
-      <w:pPr>
-        <w:pStyle w:val="TOC2"/>
-        <w:tabs>
-          <w:tab w:val="right" w:leader="dot" w:pos="8295"/>
-        </w:tabs>
-      </w:pPr>
-      <w:hyperlink w:anchor="_Toc1094401270">
-        <w:r>
-          <w:rPr>
-            <w:rStyle w:val="Hyperlink"/>
-          </w:rPr>
-          <w:t>1.2 Problem Statement</w:t>
-        </w:r>
-        <w:r>
-          <w:tab/>
-        </w:r>
-        <w:r>
-          <w:fldChar w:fldCharType="begin"/>
-        </w:r>
-        <w:r>
-          <w:instrText>PAGEREF _Toc1094401270 \h</w:instrText>
-        </w:r>
-        <w:r>
-          <w:fldChar w:fldCharType="separate"/>
-        </w:r>
-        <w:r>
-          <w:rPr>
-            <w:rStyle w:val="Hyperlink"/>
-          </w:rPr>
-          <w:t>13</w:t>
-        </w:r>
-        <w:r>
-          <w:fldChar w:fldCharType="end"/>
-        </w:r>
-      </w:hyperlink>
-    </w:p>
-    <w:p>
-      <w:pPr>
-        <w:pStyle w:val="TOC2"/>
-        <w:tabs>
-          <w:tab w:val="right" w:leader="dot" w:pos="8295"/>
-        </w:tabs>
-      </w:pPr>
-      <w:hyperlink w:anchor="_Toc1269737254">
-        <w:r>
-          <w:rPr>
-            <w:rStyle w:val="Hyperlink"/>
-          </w:rPr>
-          <w:t>1.3 Motivation</w:t>
-        </w:r>
-        <w:r>
-          <w:tab/>
-        </w:r>
-        <w:r>
-          <w:fldChar w:fldCharType="begin"/>
-        </w:r>
-        <w:r>
-          <w:instrText>PAGEREF _Toc1269737254 \h</w:instrText>
-        </w:r>
-        <w:r>
-          <w:fldChar w:fldCharType="separate"/>
-        </w:r>
-        <w:r>
-          <w:rPr>
-            <w:rStyle w:val="Hyperlink"/>
-          </w:rPr>
-          <w:t>13</w:t>
-        </w:r>
-        <w:r>
-          <w:fldChar w:fldCharType="end"/>
-        </w:r>
-      </w:hyperlink>
-    </w:p>
-    <w:p>
-      <w:pPr>
-        <w:pStyle w:val="TOC2"/>
-        <w:tabs>
-          <w:tab w:val="right" w:leader="dot" w:pos="8295"/>
-        </w:tabs>
-      </w:pPr>
-      <w:hyperlink w:anchor="_Toc944428708">
-        <w:r>
-          <w:rPr>
-            <w:rStyle w:val="Hyperlink"/>
-          </w:rPr>
-          <w:t>1.4 Research Gap</w:t>
-        </w:r>
-        <w:r>
-          <w:tab/>
-        </w:r>
-        <w:r>
-          <w:fldChar w:fldCharType="begin"/>
-        </w:r>
-        <w:r>
-          <w:instrText>PAGEREF _Toc944428708 \h</w:instrText>
-        </w:r>
-        <w:r>
-          <w:fldChar w:fldCharType="separate"/>
-        </w:r>
-        <w:r>
-          <w:rPr>
-            <w:rStyle w:val="Hyperlink"/>
-          </w:rPr>
-          <w:t>14</w:t>
-        </w:r>
-        <w:r>
-          <w:fldChar w:fldCharType="end"/>
-        </w:r>
-      </w:hyperlink>
-    </w:p>
-    <w:p>
-      <w:pPr>
-        <w:pStyle w:val="TOC2"/>
-        <w:tabs>
-          <w:tab w:val="right" w:leader="dot" w:pos="8295"/>
-        </w:tabs>
-      </w:pPr>
-      <w:hyperlink w:anchor="_Toc877697008">
-        <w:r>
-          <w:rPr>
-            <w:rStyle w:val="Hyperlink"/>
-          </w:rPr>
-          <w:t>1.5 Research Questions</w:t>
-        </w:r>
-        <w:r>
-          <w:tab/>
-        </w:r>
-        <w:r>
-          <w:fldChar w:fldCharType="begin"/>
-        </w:r>
-        <w:r>
-          <w:instrText>PAGEREF _Toc877697008 \h</w:instrText>
-        </w:r>
-        <w:r>
-          <w:fldChar w:fldCharType="separate"/>
-        </w:r>
-        <w:r>
-          <w:rPr>
-            <w:rStyle w:val="Hyperlink"/>
-          </w:rPr>
-          <w:t>15</w:t>
-        </w:r>
-        <w:r>
-          <w:fldChar w:fldCharType="end"/>
-        </w:r>
-      </w:hyperlink>
-    </w:p>
-    <w:p>
-      <w:pPr>
-        <w:pStyle w:val="TOC2"/>
-        <w:tabs>
-          <w:tab w:val="right" w:leader="dot" w:pos="8295"/>
-        </w:tabs>
-      </w:pPr>
-      <w:hyperlink w:anchor="_Toc395489450">
-        <w:r>
-          <w:rPr>
-            <w:rStyle w:val="Hyperlink"/>
-          </w:rPr>
-          <w:t>1.6 Objectives</w:t>
-        </w:r>
-        <w:r>
-          <w:tab/>
-        </w:r>
-        <w:r>
-          <w:fldChar w:fldCharType="begin"/>
-        </w:r>
-        <w:r>
-          <w:instrText>PAGEREF _Toc395489450 \h</w:instrText>
-        </w:r>
-        <w:r>
-          <w:fldChar w:fldCharType="separate"/>
-        </w:r>
-        <w:r>
-          <w:rPr>
-            <w:rStyle w:val="Hyperlink"/>
-          </w:rPr>
-          <w:t>15</w:t>
-        </w:r>
-        <w:r>
-          <w:fldChar w:fldCharType="end"/>
-        </w:r>
-      </w:hyperlink>
-    </w:p>
-    <w:p>
-      <w:pPr>
-        <w:pStyle w:val="TOC2"/>
-        <w:tabs>
-          <w:tab w:val="right" w:leader="dot" w:pos="8295"/>
-        </w:tabs>
-      </w:pPr>
-      <w:hyperlink w:anchor="_Toc488305930">
-        <w:r>
-          <w:rPr>
-            <w:rStyle w:val="Hyperlink"/>
-          </w:rPr>
-          <w:t>1.7 Contributions</w:t>
-        </w:r>
-        <w:r>
-          <w:tab/>
-        </w:r>
-        <w:r>
-          <w:fldChar w:fldCharType="begin"/>
-        </w:r>
-        <w:r>
-          <w:instrText>PAGEREF _Toc488305930 \h</w:instrText>
-        </w:r>
-        <w:r>
-          <w:fldChar w:fldCharType="separate"/>
-        </w:r>
-        <w:r>
-          <w:rPr>
-            <w:rStyle w:val="Hyperlink"/>
-          </w:rPr>
-          <w:t>16</w:t>
-        </w:r>
-        <w:r>
-          <w:fldChar w:fldCharType="end"/>
-        </w:r>
-      </w:hyperlink>
-    </w:p>
-    <w:p>
-      <w:pPr>
-        <w:pStyle w:val="TOC2"/>
-        <w:tabs>
-          <w:tab w:val="right" w:leader="dot" w:pos="8295"/>
-        </w:tabs>
-      </w:pPr>
-      <w:hyperlink w:anchor="_Toc1781564086">
-        <w:r>
-          <w:rPr>
-            <w:rStyle w:val="Hyperlink"/>
-          </w:rPr>
-          <w:t>1.8 Scope of the Thesis</w:t>
-        </w:r>
-        <w:r>
-          <w:tab/>
-        </w:r>
-        <w:r>
-          <w:fldChar w:fldCharType="begin"/>
-        </w:r>
-        <w:r>
-          <w:instrText>PAGEREF _Toc1781564086 \h</w:instrText>
-        </w:r>
-        <w:r>
-          <w:fldChar w:fldCharType="separate"/>
-        </w:r>
-        <w:r>
-          <w:rPr>
-            <w:rStyle w:val="Hyperlink"/>
-          </w:rPr>
-          <w:t>16</w:t>
-        </w:r>
-        <w:r>
-          <w:fldChar w:fldCharType="end"/>
-        </w:r>
-      </w:hyperlink>
-    </w:p>
-    <w:p>
-      <w:pPr>
-        <w:pStyle w:val="TOC2"/>
-        <w:tabs>
-          <w:tab w:val="right" w:leader="dot" w:pos="8295"/>
-        </w:tabs>
-      </w:pPr>
-      <w:hyperlink w:anchor="_Toc772697659">
-        <w:r>
-          <w:rPr>
-            <w:rStyle w:val="Hyperlink"/>
-          </w:rPr>
-          <w:t>1.9 Significance of the Study</w:t>
-        </w:r>
-        <w:r>
-          <w:tab/>
-        </w:r>
-        <w:r>
-          <w:fldChar w:fldCharType="begin"/>
-        </w:r>
-        <w:r>
-          <w:instrText>PAGEREF _Toc772697659 \h</w:instrText>
-        </w:r>
-        <w:r>
-          <w:fldChar w:fldCharType="separate"/>
-        </w:r>
-        <w:r>
-          <w:rPr>
-            <w:rStyle w:val="Hyperlink"/>
-          </w:rPr>
-          <w:t>17</w:t>
-        </w:r>
-        <w:r>
-          <w:fldChar w:fldCharType="end"/>
-        </w:r>
-      </w:hyperlink>
-    </w:p>
-    <w:p>
-      <w:pPr>
-        <w:pStyle w:val="TOC2"/>
-        <w:tabs>
-          <w:tab w:val="right" w:leader="dot" w:pos="8295"/>
-        </w:tabs>
-      </w:pPr>
-      <w:hyperlink w:anchor="_Toc1063425917">
-        <w:r>
-          <w:rPr>
-            <w:rStyle w:val="Hyperlink"/>
-          </w:rPr>
-          <w:t>1.10 Thesis Layout</w:t>
-        </w:r>
-        <w:r>
-          <w:tab/>
-        </w:r>
-        <w:r>
-          <w:fldChar w:fldCharType="begin"/>
-        </w:r>
-        <w:r>
-          <w:instrText>PAGEREF _Toc1063425917 \h</w:instrText>
-        </w:r>
-        <w:r>
-          <w:fldChar w:fldCharType="separate"/>
-        </w:r>
-        <w:r>
-          <w:rPr>
-            <w:rStyle w:val="Hyperlink"/>
-          </w:rPr>
-          <w:t>17</w:t>
-        </w:r>
-        <w:r>
-          <w:fldChar w:fldCharType="end"/>
-        </w:r>
-      </w:hyperlink>
-    </w:p>
-    <w:p>
-      <w:pPr>
-        <w:pStyle w:val="TOC1"/>
-        <w:tabs>
-          <w:tab w:val="right" w:leader="dot" w:pos="8295"/>
-        </w:tabs>
-      </w:pPr>
-      <w:hyperlink w:anchor="_Toc289082432">
-        <w:r>
-          <w:rPr>
-            <w:rStyle w:val="Hyperlink"/>
-          </w:rPr>
-          <w:t>Chapter 2: Literature Survey</w:t>
-        </w:r>
-        <w:r>
-          <w:tab/>
-        </w:r>
-        <w:r>
-          <w:fldChar w:fldCharType="begin"/>
-        </w:r>
-        <w:r>
-          <w:instrText>PAGEREF _Toc289082432 \h</w:instrText>
-        </w:r>
-        <w:r>
-          <w:fldChar w:fldCharType="separate"/>
-        </w:r>
-        <w:r>
-          <w:rPr>
-            <w:rStyle w:val="Hyperlink"/>
-          </w:rPr>
-          <w:t>18</w:t>
-        </w:r>
-        <w:r>
-          <w:fldChar w:fldCharType="end"/>
-        </w:r>
-      </w:hyperlink>
-    </w:p>
-    <w:p>
-      <w:pPr>
-        <w:pStyle w:val="TOC2"/>
-        <w:tabs>
-          <w:tab w:val="right" w:leader="dot" w:pos="8295"/>
-        </w:tabs>
-      </w:pPr>
-      <w:hyperlink w:anchor="_Toc665519885">
-        <w:r>
-          <w:rPr>
-            <w:rStyle w:val="Hyperlink"/>
-          </w:rPr>
-          <w:t>2.1 Foundations</w:t>
-        </w:r>
-        <w:r>
-          <w:tab/>
-        </w:r>
-        <w:r>
-          <w:fldChar w:fldCharType="begin"/>
-        </w:r>
-        <w:r>
-          <w:instrText>PAGEREF _Toc665519885 \h</w:instrText>
-        </w:r>
-        <w:r>
-          <w:fldChar w:fldCharType="separate"/>
-        </w:r>
-        <w:r>
-          <w:rPr>
-            <w:rStyle w:val="Hyperlink"/>
-          </w:rPr>
-          <w:t>19</w:t>
-        </w:r>
-        <w:r>
-          <w:fldChar w:fldCharType="end"/>
-        </w:r>
-      </w:hyperlink>
-    </w:p>
-    <w:p>
-      <w:pPr>
-        <w:pStyle w:val="TOC3"/>
-        <w:tabs>
-          <w:tab w:val="right" w:leader="dot" w:pos="8295"/>
-        </w:tabs>
-      </w:pPr>
-      <w:hyperlink w:anchor="_Toc2028092200">
-        <w:r>
-          <w:rPr>
-            <w:rStyle w:val="Hyperlink"/>
-          </w:rPr>
-          <w:t>2.1.1 Urdu Natural Language Processing</w:t>
-        </w:r>
-        <w:r>
-          <w:tab/>
-        </w:r>
-        <w:r>
-          <w:fldChar w:fldCharType="begin"/>
-        </w:r>
-        <w:r>
-          <w:instrText>PAGEREF _Toc2028092200 \h</w:instrText>
-        </w:r>
-        <w:r>
-          <w:fldChar w:fldCharType="separate"/>
-        </w:r>
-        <w:r>
-          <w:rPr>
-            <w:rStyle w:val="Hyperlink"/>
-          </w:rPr>
-          <w:t>19</w:t>
-        </w:r>
-        <w:r>
-          <w:fldChar w:fldCharType="end"/>
-        </w:r>
-      </w:hyperlink>
-    </w:p>
-    <w:p>
-      <w:pPr>
-        <w:pStyle w:val="TOC3"/>
-        <w:tabs>
-          <w:tab w:val="right" w:leader="dot" w:pos="8295"/>
-        </w:tabs>
-      </w:pPr>
-      <w:hyperlink w:anchor="_Toc106961194">
-        <w:r>
-          <w:rPr>
-            <w:rStyle w:val="Hyperlink"/>
-          </w:rPr>
-          <w:t>2.1.2 Roman Urdu Processing Challenges</w:t>
-        </w:r>
-        <w:r>
-          <w:tab/>
-        </w:r>
-        <w:r>
-          <w:fldChar w:fldCharType="begin"/>
-        </w:r>
-        <w:r>
-          <w:instrText>PAGEREF _Toc106961194 \h</w:instrText>
-        </w:r>
-        <w:r>
-          <w:fldChar w:fldCharType="separate"/>
-        </w:r>
-        <w:r>
-          <w:rPr>
-            <w:rStyle w:val="Hyperlink"/>
-          </w:rPr>
-          <w:t>20</w:t>
-        </w:r>
-        <w:r>
-          <w:fldChar w:fldCharType="end"/>
-        </w:r>
-      </w:hyperlink>
-    </w:p>
-    <w:p>
-      <w:pPr>
-        <w:pStyle w:val="TOC3"/>
-        <w:tabs>
-          <w:tab w:val="right" w:leader="dot" w:pos="8295"/>
-        </w:tabs>
-      </w:pPr>
-      <w:hyperlink w:anchor="_Toc1377935940">
-        <w:r>
-          <w:rPr>
-            <w:rStyle w:val="Hyperlink"/>
-          </w:rPr>
-          <w:t>2.1.3 Low-Resource and Cross-Lingual Retrieval Limitations</w:t>
-        </w:r>
-        <w:r>
-          <w:tab/>
-        </w:r>
-        <w:r>
-          <w:fldChar w:fldCharType="begin"/>
-        </w:r>
-        <w:r>
-          <w:instrText>PAGEREF _Toc1377935940 \h</w:instrText>
-        </w:r>
-        <w:r>
-          <w:fldChar w:fldCharType="separate"/>
-        </w:r>
-        <w:r>
-          <w:rPr>
-            <w:rStyle w:val="Hyperlink"/>
-          </w:rPr>
-          <w:t>21</w:t>
-        </w:r>
-        <w:r>
-          <w:fldChar w:fldCharType="end"/>
-        </w:r>
-      </w:hyperlink>
-    </w:p>
-    <w:p>
-      <w:pPr>
-        <w:pStyle w:val="TOC3"/>
-        <w:tabs>
-          <w:tab w:val="right" w:leader="dot" w:pos="8295"/>
-        </w:tabs>
-      </w:pPr>
-      <w:hyperlink w:anchor="_Toc1432763568">
-        <w:r>
-          <w:rPr>
-            <w:rStyle w:val="Hyperlink"/>
-          </w:rPr>
-          <w:t>2.1.4 Information Retrieval Benchmarking for Urdu</w:t>
-        </w:r>
-        <w:r>
-          <w:tab/>
-        </w:r>
-        <w:r>
-          <w:fldChar w:fldCharType="begin"/>
-        </w:r>
-        <w:r>
-          <w:instrText>PAGEREF _Toc1432763568 \h</w:instrText>
-        </w:r>
-        <w:r>
-          <w:fldChar w:fldCharType="separate"/>
-        </w:r>
-        <w:r>
-          <w:rPr>
-            <w:rStyle w:val="Hyperlink"/>
-          </w:rPr>
-          <w:t>22</w:t>
-        </w:r>
-        <w:r>
-          <w:fldChar w:fldCharType="end"/>
-        </w:r>
-      </w:hyperlink>
-    </w:p>
-    <w:p>
-      <w:pPr>
-        <w:pStyle w:val="TOC2"/>
-        <w:tabs>
-          <w:tab w:val="right" w:leader="dot" w:pos="8295"/>
-        </w:tabs>
-      </w:pPr>
-      <w:hyperlink w:anchor="_Toc1540444648">
-        <w:r>
-          <w:rPr>
-            <w:rStyle w:val="Hyperlink"/>
-          </w:rPr>
-          <w:t>2.2 Comparative Analysis of Retrieval and Routing Paradigms</w:t>
-        </w:r>
-        <w:r>
-          <w:tab/>
-        </w:r>
-        <w:r>
-          <w:fldChar w:fldCharType="begin"/>
-        </w:r>
-        <w:r>
-          <w:instrText>PAGEREF _Toc1540444648 \h</w:instrText>
-        </w:r>
-        <w:r>
-          <w:fldChar w:fldCharType="separate"/>
-        </w:r>
-        <w:r>
-          <w:rPr>
-            <w:rStyle w:val="Hyperlink"/>
-          </w:rPr>
-          <w:t>22</w:t>
-        </w:r>
-        <w:r>
-          <w:fldChar w:fldCharType="end"/>
-        </w:r>
-      </w:hyperlink>
-    </w:p>
-    <w:p>
-      <w:pPr>
-        <w:pStyle w:val="TOC3"/>
-        <w:tabs>
-          <w:tab w:val="right" w:leader="dot" w:pos="8295"/>
-        </w:tabs>
-      </w:pPr>
-      <w:hyperlink w:anchor="_Toc1960082454">
-        <w:r>
-          <w:rPr>
-            <w:rStyle w:val="Hyperlink"/>
-          </w:rPr>
-          <w:t>2.2.1 Lexical and Statistical Methods</w:t>
-        </w:r>
-        <w:r>
-          <w:tab/>
-        </w:r>
-        <w:r>
-          <w:fldChar w:fldCharType="begin"/>
-        </w:r>
-        <w:r>
-          <w:instrText>PAGEREF _Toc1960082454 \h</w:instrText>
-        </w:r>
-        <w:r>
-          <w:fldChar w:fldCharType="separate"/>
-        </w:r>
-        <w:r>
-          <w:rPr>
-            <w:rStyle w:val="Hyperlink"/>
-          </w:rPr>
-          <w:t>22</w:t>
-        </w:r>
-        <w:r>
-          <w:fldChar w:fldCharType="end"/>
-        </w:r>
-      </w:hyperlink>
-    </w:p>
-    <w:p>
-      <w:pPr>
-        <w:pStyle w:val="TOC3"/>
-        <w:tabs>
-          <w:tab w:val="right" w:leader="dot" w:pos="8295"/>
-        </w:tabs>
-      </w:pPr>
-      <w:hyperlink w:anchor="_Toc1171342136">
-        <w:r>
-          <w:rPr>
-            <w:rStyle w:val="Hyperlink"/>
-          </w:rPr>
-          <w:t>2.2.2 Classical Machine Learning Approaches</w:t>
-        </w:r>
-        <w:r>
-          <w:tab/>
-        </w:r>
-        <w:r>
-          <w:fldChar w:fldCharType="begin"/>
-        </w:r>
-        <w:r>
-          <w:instrText>PAGEREF _Toc1171342136 \h</w:instrText>
-        </w:r>
-        <w:r>
-          <w:fldChar w:fldCharType="separate"/>
-        </w:r>
-        <w:r>
-          <w:rPr>
-            <w:rStyle w:val="Hyperlink"/>
-          </w:rPr>
-          <w:t>23</w:t>
-        </w:r>
-        <w:r>
-          <w:fldChar w:fldCharType="end"/>
-        </w:r>
-      </w:hyperlink>
-    </w:p>
-    <w:p>
-      <w:pPr>
-        <w:pStyle w:val="TOC3"/>
-        <w:tabs>
-          <w:tab w:val="right" w:leader="dot" w:pos="8295"/>
-        </w:tabs>
-      </w:pPr>
-      <w:hyperlink w:anchor="_Toc516466787">
-        <w:r>
-          <w:rPr>
-            <w:rStyle w:val="Hyperlink"/>
-          </w:rPr>
-          <w:t>2.2.3 Deep Learning and Neural Ranking Approaches</w:t>
-        </w:r>
-        <w:r>
-          <w:tab/>
-        </w:r>
-        <w:r>
-          <w:fldChar w:fldCharType="begin"/>
-        </w:r>
-        <w:r>
-          <w:instrText>PAGEREF _Toc516466787 \h</w:instrText>
-        </w:r>
-        <w:r>
-          <w:fldChar w:fldCharType="separate"/>
-        </w:r>
-        <w:r>
-          <w:rPr>
-            <w:rStyle w:val="Hyperlink"/>
-          </w:rPr>
-          <w:t>23</w:t>
-        </w:r>
-        <w:r>
-          <w:fldChar w:fldCharType="end"/>
-        </w:r>
-      </w:hyperlink>
-    </w:p>
-    <w:p>
-      <w:pPr>
-        <w:pStyle w:val="TOC3"/>
-        <w:tabs>
-          <w:tab w:val="right" w:leader="dot" w:pos="8295"/>
-        </w:tabs>
-      </w:pPr>
-      <w:hyperlink w:anchor="_Toc1999288285">
-        <w:r>
-          <w:rPr>
-            <w:rStyle w:val="Hyperlink"/>
-          </w:rPr>
-          <w:t>2.2.4 Large Language Model-Based Approaches</w:t>
-        </w:r>
-        <w:r>
-          <w:tab/>
-        </w:r>
-        <w:r>
-          <w:fldChar w:fldCharType="begin"/>
-        </w:r>
-        <w:r>
-          <w:instrText>PAGEREF _Toc1999288285 \h</w:instrText>
-        </w:r>
-        <w:r>
-          <w:fldChar w:fldCharType="separate"/>
-        </w:r>
-        <w:r>
-          <w:rPr>
-            <w:rStyle w:val="Hyperlink"/>
-          </w:rPr>
-          <w:t>24</w:t>
-        </w:r>
-        <w:r>
-          <w:fldChar w:fldCharType="end"/>
-        </w:r>
-      </w:hyperlink>
-    </w:p>
-    <w:p>
-      <w:pPr>
-        <w:pStyle w:val="TOC2"/>
-        <w:tabs>
-          <w:tab w:val="right" w:leader="dot" w:pos="8295"/>
-        </w:tabs>
-      </w:pPr>
-      <w:hyperlink w:anchor="_Toc2028690737">
-        <w:r>
-          <w:rPr>
-            <w:rStyle w:val="Hyperlink"/>
-          </w:rPr>
-          <w:t>2.3 Datasets and Evaluation Resources</w:t>
-        </w:r>
-        <w:r>
-          <w:tab/>
-        </w:r>
-        <w:r>
-          <w:fldChar w:fldCharType="begin"/>
-        </w:r>
-        <w:r>
-          <w:instrText>PAGEREF _Toc2028690737 \h</w:instrText>
-        </w:r>
-        <w:r>
-          <w:fldChar w:fldCharType="separate"/>
-        </w:r>
-        <w:r>
-          <w:rPr>
-            <w:rStyle w:val="Hyperlink"/>
-          </w:rPr>
-          <w:t>25</w:t>
-        </w:r>
-        <w:r>
-          <w:fldChar w:fldCharType="end"/>
-        </w:r>
-      </w:hyperlink>
-    </w:p>
-    <w:p>
-      <w:pPr>
-        <w:pStyle w:val="TOC2"/>
-        <w:tabs>
-          <w:tab w:val="right" w:leader="dot" w:pos="8295"/>
-        </w:tabs>
-      </w:pPr>
-      <w:hyperlink w:anchor="_Toc249773751">
-        <w:r>
-          <w:rPr>
-            <w:rStyle w:val="Hyperlink"/>
-          </w:rPr>
-          <w:t>2.4 Evaluation Metrics in Information Retrieval</w:t>
-        </w:r>
-        <w:r>
-          <w:tab/>
-        </w:r>
-        <w:r>
-          <w:fldChar w:fldCharType="begin"/>
-        </w:r>
-        <w:r>
-          <w:instrText>PAGEREF _Toc249773751 \h</w:instrText>
-        </w:r>
-        <w:r>
-          <w:fldChar w:fldCharType="separate"/>
-        </w:r>
-        <w:r>
-          <w:rPr>
-            <w:rStyle w:val="Hyperlink"/>
-          </w:rPr>
-          <w:t>26</w:t>
-        </w:r>
-        <w:r>
-          <w:fldChar w:fldCharType="end"/>
-        </w:r>
-      </w:hyperlink>
-    </w:p>
-    <w:p>
-      <w:pPr>
-        <w:pStyle w:val="TOC2"/>
-        <w:tabs>
-          <w:tab w:val="right" w:leader="dot" w:pos="8295"/>
-        </w:tabs>
-      </w:pPr>
-      <w:hyperlink w:anchor="_Toc976982954">
-        <w:r>
-          <w:rPr>
-            <w:rStyle w:val="Hyperlink"/>
-          </w:rPr>
-          <w:t>2.5 Current Research Trends</w:t>
-        </w:r>
-        <w:r>
-          <w:tab/>
-        </w:r>
-        <w:r>
-          <w:fldChar w:fldCharType="begin"/>
-        </w:r>
-        <w:r>
-          <w:instrText>PAGEREF _Toc976982954 \h</w:instrText>
-        </w:r>
-        <w:r>
-          <w:fldChar w:fldCharType="separate"/>
-        </w:r>
-        <w:r>
-          <w:rPr>
-            <w:rStyle w:val="Hyperlink"/>
-          </w:rPr>
-          <w:t>27</w:t>
-        </w:r>
-        <w:r>
-          <w:fldChar w:fldCharType="end"/>
-        </w:r>
-      </w:hyperlink>
-    </w:p>
-    <w:p>
-      <w:pPr>
-        <w:pStyle w:val="TOC2"/>
-        <w:tabs>
-          <w:tab w:val="right" w:leader="dot" w:pos="8295"/>
-        </w:tabs>
-      </w:pPr>
-      <w:hyperlink w:anchor="_Toc1155258805">
-        <w:r>
-          <w:rPr>
-            <w:rStyle w:val="Hyperlink"/>
-          </w:rPr>
-          <w:t>2.6 Prior Work</w:t>
-        </w:r>
-        <w:r>
-          <w:tab/>
-        </w:r>
-        <w:r>
-          <w:fldChar w:fldCharType="begin"/>
-        </w:r>
-        <w:r>
-          <w:instrText>PAGEREF _Toc1155258805 \h</w:instrText>
-        </w:r>
-        <w:r>
-          <w:fldChar w:fldCharType="separate"/>
-        </w:r>
-        <w:r>
-          <w:rPr>
-            <w:rStyle w:val="Hyperlink"/>
-          </w:rPr>
-          <w:t>28</w:t>
-        </w:r>
-        <w:r>
-          <w:fldChar w:fldCharType="end"/>
-        </w:r>
-      </w:hyperlink>
-    </w:p>
-    <w:p>
-      <w:pPr>
-        <w:pStyle w:val="TOC2"/>
-        <w:tabs>
-          <w:tab w:val="right" w:leader="dot" w:pos="8295"/>
-        </w:tabs>
-      </w:pPr>
-      <w:hyperlink w:anchor="_Toc1498735032">
-        <w:r>
-          <w:rPr>
-            <w:rStyle w:val="Hyperlink"/>
-          </w:rPr>
-          <w:t>2.7 Gap Analysis</w:t>
-        </w:r>
-        <w:r>
-          <w:tab/>
-        </w:r>
-        <w:r>
-          <w:fldChar w:fldCharType="begin"/>
-        </w:r>
-        <w:r>
-          <w:instrText>PAGEREF _Toc1498735032 \h</w:instrText>
-        </w:r>
-        <w:r>
-          <w:fldChar w:fldCharType="separate"/>
-        </w:r>
-        <w:r>
-          <w:rPr>
-            <w:rStyle w:val="Hyperlink"/>
-          </w:rPr>
-          <w:t>29</w:t>
-        </w:r>
-        <w:r>
-          <w:fldChar w:fldCharType="end"/>
-        </w:r>
-      </w:hyperlink>
-    </w:p>
-    <w:p>
-      <w:pPr>
-        <w:pStyle w:val="TOC2"/>
-        <w:tabs>
-          <w:tab w:val="right" w:leader="dot" w:pos="8295"/>
-        </w:tabs>
-      </w:pPr>
-      <w:hyperlink w:anchor="_Toc395506391">
-        <w:r>
-          <w:rPr>
-            <w:rStyle w:val="Hyperlink"/>
-          </w:rPr>
-          <w:t>2.8 Summary of Unresolved Gaps</w:t>
-        </w:r>
-        <w:r>
-          <w:tab/>
-        </w:r>
-        <w:r>
-          <w:fldChar w:fldCharType="begin"/>
-        </w:r>
-        <w:r>
-          <w:instrText>PAGEREF _Toc395506391 \h</w:instrText>
-        </w:r>
-        <w:r>
-          <w:fldChar w:fldCharType="separate"/>
-        </w:r>
-        <w:r>
-          <w:rPr>
-            <w:rStyle w:val="Hyperlink"/>
-          </w:rPr>
-          <w:t>30</w:t>
-        </w:r>
-        <w:r>
-          <w:fldChar w:fldCharType="end"/>
-        </w:r>
-      </w:hyperlink>
-    </w:p>
-    <w:p>
-      <w:pPr>
-        <w:pStyle w:val="TOC1"/>
-        <w:tabs>
-          <w:tab w:val="right" w:leader="dot" w:pos="8295"/>
-        </w:tabs>
-      </w:pPr>
-      <w:hyperlink w:anchor="_Toc1962142953">
-        <w:r>
-          <w:rPr>
-            <w:rStyle w:val="Hyperlink"/>
-          </w:rPr>
-          <w:t>Chapter 3: Mathematical Formulation</w:t>
-        </w:r>
-        <w:r>
-          <w:tab/>
-        </w:r>
-        <w:r>
-          <w:fldChar w:fldCharType="begin"/>
-        </w:r>
-        <w:r>
-          <w:instrText>PAGEREF _Toc1962142953 \h</w:instrText>
-        </w:r>
-        <w:r>
-          <w:fldChar w:fldCharType="separate"/>
-        </w:r>
-        <w:r>
-          <w:rPr>
-            <w:rStyle w:val="Hyperlink"/>
-          </w:rPr>
-          <w:t>31</w:t>
-        </w:r>
-        <w:r>
-          <w:fldChar w:fldCharType="end"/>
-        </w:r>
-      </w:hyperlink>
-    </w:p>
-    <w:p>
-      <w:pPr>
-        <w:pStyle w:val="TOC2"/>
-        <w:tabs>
-          <w:tab w:val="right" w:leader="dot" w:pos="8295"/>
-        </w:tabs>
-      </w:pPr>
-      <w:hyperlink w:anchor="_Toc2040092404">
-        <w:r>
-          <w:rPr>
-            <w:rStyle w:val="Hyperlink"/>
-          </w:rPr>
-          <w:t>3.1 Query Feature Vector Representation</w:t>
-        </w:r>
-        <w:r>
-          <w:tab/>
-        </w:r>
-        <w:r>
-          <w:fldChar w:fldCharType="begin"/>
-        </w:r>
-        <w:r>
-          <w:instrText>PAGEREF _Toc2040092404 \h</w:instrText>
-        </w:r>
-        <w:r>
-          <w:fldChar w:fldCharType="separate"/>
-        </w:r>
-        <w:r>
-          <w:rPr>
-            <w:rStyle w:val="Hyperlink"/>
-          </w:rPr>
-          <w:t>32</w:t>
-        </w:r>
-        <w:r>
-          <w:fldChar w:fldCharType="end"/>
-        </w:r>
-      </w:hyperlink>
-    </w:p>
-    <w:p>
-      <w:pPr>
-        <w:pStyle w:val="TOC3"/>
-        <w:tabs>
-          <w:tab w:val="right" w:leader="dot" w:pos="8295"/>
-        </w:tabs>
-      </w:pPr>
-      <w:hyperlink w:anchor="_Toc1379209433">
-        <w:r>
-          <w:rPr>
-            <w:rStyle w:val="Hyperlink"/>
-          </w:rPr>
-          <w:t>3.1.1 Rationale for Feature Selection</w:t>
-        </w:r>
-        <w:r>
-          <w:tab/>
-        </w:r>
-        <w:r>
-          <w:fldChar w:fldCharType="begin"/>
-        </w:r>
-        <w:r>
-          <w:instrText>PAGEREF _Toc1379209433 \h</w:instrText>
-        </w:r>
-        <w:r>
-          <w:fldChar w:fldCharType="separate"/>
-        </w:r>
-        <w:r>
-          <w:rPr>
-            <w:rStyle w:val="Hyperlink"/>
-          </w:rPr>
-          <w:t>33</w:t>
-        </w:r>
-        <w:r>
-          <w:fldChar w:fldCharType="end"/>
-        </w:r>
-      </w:hyperlink>
-    </w:p>
-    <w:p>
-      <w:pPr>
-        <w:pStyle w:val="TOC2"/>
-        <w:tabs>
-          <w:tab w:val="right" w:leader="dot" w:pos="8295"/>
-        </w:tabs>
-      </w:pPr>
-      <w:hyperlink w:anchor="_Toc1088539752">
-        <w:r>
-          <w:rPr>
-            <w:rStyle w:val="Hyperlink"/>
-          </w:rPr>
-          <w:t>3.2 Feature Standardization</w:t>
-        </w:r>
-        <w:r>
-          <w:tab/>
-        </w:r>
-        <w:r>
-          <w:fldChar w:fldCharType="begin"/>
-        </w:r>
-        <w:r>
-          <w:instrText>PAGEREF _Toc1088539752 \h</w:instrText>
-        </w:r>
-        <w:r>
-          <w:fldChar w:fldCharType="separate"/>
-        </w:r>
-        <w:r>
-          <w:rPr>
-            <w:rStyle w:val="Hyperlink"/>
-          </w:rPr>
-          <w:t>33</w:t>
-        </w:r>
-        <w:r>
-          <w:fldChar w:fldCharType="end"/>
-        </w:r>
-      </w:hyperlink>
-    </w:p>
-    <w:p>
-      <w:pPr>
-        <w:pStyle w:val="TOC2"/>
-        <w:tabs>
-          <w:tab w:val="right" w:leader="dot" w:pos="8295"/>
-        </w:tabs>
-      </w:pPr>
-      <w:hyperlink w:anchor="_Toc417400440">
-        <w:r>
-          <w:rPr>
-            <w:rStyle w:val="Hyperlink"/>
-          </w:rPr>
-          <w:t>3.3 SVM Decision Function</w:t>
-        </w:r>
-        <w:r>
-          <w:tab/>
-        </w:r>
-        <w:r>
-          <w:fldChar w:fldCharType="begin"/>
-        </w:r>
-        <w:r>
-          <w:instrText>PAGEREF _Toc417400440 \h</w:instrText>
-        </w:r>
-        <w:r>
-          <w:fldChar w:fldCharType="separate"/>
-        </w:r>
-        <w:r>
-          <w:rPr>
-            <w:rStyle w:val="Hyperlink"/>
-          </w:rPr>
-          <w:t>34</w:t>
-        </w:r>
-        <w:r>
-          <w:fldChar w:fldCharType="end"/>
-        </w:r>
-      </w:hyperlink>
-    </w:p>
-    <w:p>
-      <w:pPr>
-        <w:pStyle w:val="TOC3"/>
-        <w:tabs>
-          <w:tab w:val="right" w:leader="dot" w:pos="8295"/>
-        </w:tabs>
-      </w:pPr>
-      <w:hyperlink w:anchor="_Toc546215551">
-        <w:r>
-          <w:rPr>
-            <w:rStyle w:val="Hyperlink"/>
-          </w:rPr>
-          <w:t>3.3.1 Why an RBF Kernel</w:t>
-        </w:r>
-        <w:r>
-          <w:tab/>
-        </w:r>
-        <w:r>
-          <w:fldChar w:fldCharType="begin"/>
-        </w:r>
-        <w:r>
-          <w:instrText>PAGEREF _Toc546215551 \h</w:instrText>
-        </w:r>
-        <w:r>
-          <w:fldChar w:fldCharType="separate"/>
-        </w:r>
-        <w:r>
-          <w:rPr>
-            <w:rStyle w:val="Hyperlink"/>
-          </w:rPr>
-          <w:t>34</w:t>
-        </w:r>
-        <w:r>
-          <w:fldChar w:fldCharType="end"/>
-        </w:r>
-      </w:hyperlink>
-    </w:p>
-    <w:p>
-      <w:pPr>
-        <w:pStyle w:val="TOC2"/>
-        <w:tabs>
-          <w:tab w:val="right" w:leader="dot" w:pos="8295"/>
-        </w:tabs>
-      </w:pPr>
-      <w:hyperlink w:anchor="_Toc1344397319">
-        <w:r>
-          <w:rPr>
-            <w:rStyle w:val="Hyperlink"/>
-          </w:rPr>
-          <w:t>3.4 Confidence Calibration</w:t>
-        </w:r>
-        <w:r>
-          <w:tab/>
-        </w:r>
-        <w:r>
-          <w:fldChar w:fldCharType="begin"/>
-        </w:r>
-        <w:r>
-          <w:instrText>PAGEREF _Toc1344397319 \h</w:instrText>
-        </w:r>
-        <w:r>
-          <w:fldChar w:fldCharType="separate"/>
-        </w:r>
-        <w:r>
-          <w:rPr>
-            <w:rStyle w:val="Hyperlink"/>
-          </w:rPr>
-          <w:t>34</w:t>
-        </w:r>
-        <w:r>
-          <w:fldChar w:fldCharType="end"/>
-        </w:r>
-      </w:hyperlink>
-    </w:p>
-    <w:p>
-      <w:pPr>
-        <w:pStyle w:val="TOC2"/>
-        <w:tabs>
-          <w:tab w:val="right" w:leader="dot" w:pos="8295"/>
-        </w:tabs>
-      </w:pPr>
-      <w:hyperlink w:anchor="_Toc1295038283">
-        <w:r>
-          <w:rPr>
-            <w:rStyle w:val="Hyperlink"/>
-          </w:rPr>
-          <w:t>3.5 Confidence-Based Three-Tier Routing Function</w:t>
-        </w:r>
-        <w:r>
-          <w:tab/>
-        </w:r>
-        <w:r>
-          <w:fldChar w:fldCharType="begin"/>
-        </w:r>
-        <w:r>
-          <w:instrText>PAGEREF _Toc1295038283 \h</w:instrText>
-        </w:r>
-        <w:r>
-          <w:fldChar w:fldCharType="separate"/>
-        </w:r>
-        <w:r>
-          <w:rPr>
-            <w:rStyle w:val="Hyperlink"/>
-          </w:rPr>
-          <w:t>35</w:t>
-        </w:r>
-        <w:r>
-          <w:fldChar w:fldCharType="end"/>
-        </w:r>
-      </w:hyperlink>
-    </w:p>
-    <w:p>
-      <w:pPr>
-        <w:pStyle w:val="TOC2"/>
-        <w:tabs>
-          <w:tab w:val="right" w:leader="dot" w:pos="8295"/>
-        </w:tabs>
-      </w:pPr>
-      <w:hyperlink w:anchor="_Toc919248514">
-        <w:r>
-          <w:rPr>
-            <w:rStyle w:val="Hyperlink"/>
-          </w:rPr>
-          <w:t>3.6 Retrieval Scoring Function</w:t>
-        </w:r>
-        <w:r>
-          <w:tab/>
-        </w:r>
-        <w:r>
-          <w:fldChar w:fldCharType="begin"/>
-        </w:r>
-        <w:r>
-          <w:instrText>PAGEREF _Toc919248514 \h</w:instrText>
-        </w:r>
-        <w:r>
-          <w:fldChar w:fldCharType="separate"/>
-        </w:r>
-        <w:r>
-          <w:rPr>
-            <w:rStyle w:val="Hyperlink"/>
-          </w:rPr>
-          <w:t>36</w:t>
-        </w:r>
-        <w:r>
-          <w:fldChar w:fldCharType="end"/>
-        </w:r>
-      </w:hyperlink>
-    </w:p>
-    <w:p>
-      <w:pPr>
-        <w:pStyle w:val="TOC2"/>
-        <w:tabs>
-          <w:tab w:val="right" w:leader="dot" w:pos="8295"/>
-        </w:tabs>
-      </w:pPr>
-      <w:hyperlink w:anchor="_Toc842249144">
-        <w:r>
-          <w:rPr>
-            <w:rStyle w:val="Hyperlink"/>
-          </w:rPr>
-          <w:t>3.7 Evaluation Metrics</w:t>
-        </w:r>
-        <w:r>
-          <w:tab/>
-        </w:r>
-        <w:r>
-          <w:fldChar w:fldCharType="begin"/>
-        </w:r>
-        <w:r>
-          <w:instrText>PAGEREF _Toc842249144 \h</w:instrText>
-        </w:r>
-        <w:r>
-          <w:fldChar w:fldCharType="separate"/>
-        </w:r>
-        <w:r>
-          <w:rPr>
-            <w:rStyle w:val="Hyperlink"/>
-          </w:rPr>
-          <w:t>37</w:t>
-        </w:r>
-        <w:r>
-          <w:fldChar w:fldCharType="end"/>
-        </w:r>
-      </w:hyperlink>
-    </w:p>
-    <w:p>
-      <w:pPr>
-        <w:pStyle w:val="TOC2"/>
-        <w:tabs>
-          <w:tab w:val="right" w:leader="dot" w:pos="8295"/>
-        </w:tabs>
-      </w:pPr>
-      <w:hyperlink w:anchor="_Toc1779622601">
-        <w:r>
-          <w:rPr>
-            <w:rStyle w:val="Hyperlink"/>
-          </w:rPr>
-          <w:t>3.8 Computational Complexity Analysis</w:t>
-        </w:r>
-        <w:r>
-          <w:tab/>
-        </w:r>
-        <w:r>
-          <w:fldChar w:fldCharType="begin"/>
-        </w:r>
-        <w:r>
-          <w:instrText>PAGEREF _Toc1779622601 \h</w:instrText>
-        </w:r>
-        <w:r>
-          <w:fldChar w:fldCharType="separate"/>
-        </w:r>
-        <w:r>
-          <w:rPr>
-            <w:rStyle w:val="Hyperlink"/>
-          </w:rPr>
-          <w:t>37</w:t>
-        </w:r>
-        <w:r>
-          <w:fldChar w:fldCharType="end"/>
-        </w:r>
-      </w:hyperlink>
-    </w:p>
-    <w:p>
-      <w:pPr>
-        <w:pStyle w:val="TOC2"/>
-        <w:tabs>
-          <w:tab w:val="right" w:leader="dot" w:pos="8295"/>
-        </w:tabs>
-      </w:pPr>
-      <w:hyperlink w:anchor="_Toc1584158695">
-        <w:r>
-          <w:rPr>
-            <w:rStyle w:val="Hyperlink"/>
-          </w:rPr>
-          <w:t>3.9 Worked Example</w:t>
-        </w:r>
-        <w:r>
-          <w:tab/>
-        </w:r>
-        <w:r>
-          <w:fldChar w:fldCharType="begin"/>
-        </w:r>
-        <w:r>
-          <w:instrText>PAGEREF _Toc1584158695 \h</w:instrText>
-        </w:r>
-        <w:r>
-          <w:fldChar w:fldCharType="separate"/>
-        </w:r>
-        <w:r>
-          <w:rPr>
-            <w:rStyle w:val="Hyperlink"/>
-          </w:rPr>
-          <w:t>38</w:t>
-        </w:r>
-        <w:r>
-          <w:fldChar w:fldCharType="end"/>
-        </w:r>
-      </w:hyperlink>
-    </w:p>
-    <w:p>
-      <w:pPr>
-        <w:pStyle w:val="TOC2"/>
-        <w:tabs>
-          <w:tab w:val="right" w:leader="dot" w:pos="8295"/>
-        </w:tabs>
-      </w:pPr>
-      <w:hyperlink w:anchor="_Toc760590610">
-        <w:r>
-          <w:rPr>
-            <w:rStyle w:val="Hyperlink"/>
-          </w:rPr>
-          <w:t>3.10 Design Rationale and Alternatives Considered</w:t>
-        </w:r>
-        <w:r>
-          <w:tab/>
-        </w:r>
-        <w:r>
-          <w:fldChar w:fldCharType="begin"/>
-        </w:r>
-        <w:r>
-          <w:instrText>PAGEREF _Toc760590610 \h</w:instrText>
-        </w:r>
-        <w:r>
-          <w:fldChar w:fldCharType="separate"/>
-        </w:r>
-        <w:r>
-          <w:rPr>
-            <w:rStyle w:val="Hyperlink"/>
-          </w:rPr>
-          <w:t>39</w:t>
-        </w:r>
-        <w:r>
-          <w:fldChar w:fldCharType="end"/>
-        </w:r>
-      </w:hyperlink>
-    </w:p>
-    <w:p>
-      <w:pPr>
-        <w:pStyle w:val="TOC1"/>
-        <w:tabs>
-          <w:tab w:val="right" w:leader="dot" w:pos="8295"/>
-        </w:tabs>
-      </w:pPr>
-      <w:hyperlink w:anchor="_Toc1567778522">
-        <w:r>
-          <w:rPr>
-            <w:rStyle w:val="Hyperlink"/>
-          </w:rPr>
-          <w:t>Chapter 4: Methods Developed</w:t>
-        </w:r>
-        <w:r>
-          <w:tab/>
-        </w:r>
-        <w:r>
-          <w:fldChar w:fldCharType="begin"/>
-        </w:r>
-        <w:r>
-          <w:instrText>PAGEREF _Toc1567778522 \h</w:instrText>
-        </w:r>
-        <w:r>
-          <w:fldChar w:fldCharType="separate"/>
-        </w:r>
-        <w:r>
-          <w:rPr>
-            <w:rStyle w:val="Hyperlink"/>
-          </w:rPr>
-          <w:t>40</w:t>
-        </w:r>
-        <w:r>
-          <w:fldChar w:fldCharType="end"/>
-        </w:r>
-      </w:hyperlink>
-    </w:p>
-    <w:p>
-      <w:pPr>
-        <w:pStyle w:val="TOC2"/>
-        <w:tabs>
-          <w:tab w:val="right" w:leader="dot" w:pos="8295"/>
-        </w:tabs>
-      </w:pPr>
-      <w:hyperlink w:anchor="_Toc513317359">
-        <w:r>
-          <w:rPr>
-            <w:rStyle w:val="Hyperlink"/>
-          </w:rPr>
-          <w:t>4.1 System Architecture</w:t>
-        </w:r>
-        <w:r>
-          <w:tab/>
-        </w:r>
-        <w:r>
-          <w:fldChar w:fldCharType="begin"/>
-        </w:r>
-        <w:r>
-          <w:instrText>PAGEREF _Toc513317359 \h</w:instrText>
-        </w:r>
-        <w:r>
-          <w:fldChar w:fldCharType="separate"/>
-        </w:r>
-        <w:r>
-          <w:rPr>
-            <w:rStyle w:val="Hyperlink"/>
-          </w:rPr>
-          <w:t>41</w:t>
-        </w:r>
-        <w:r>
-          <w:fldChar w:fldCharType="end"/>
-        </w:r>
-      </w:hyperlink>
-    </w:p>
-    <w:p>
-      <w:pPr>
-        <w:pStyle w:val="TOC3"/>
-        <w:tabs>
-          <w:tab w:val="right" w:leader="dot" w:pos="8295"/>
-        </w:tabs>
-      </w:pPr>
-      <w:hyperlink w:anchor="_Toc1619301152">
-        <w:r>
-          <w:rPr>
-            <w:rStyle w:val="Hyperlink"/>
-          </w:rPr>
-          <w:t>4.1.1 Software Architecture and Technology Stack</w:t>
-        </w:r>
-        <w:r>
-          <w:tab/>
-        </w:r>
-        <w:r>
-          <w:fldChar w:fldCharType="begin"/>
-        </w:r>
-        <w:r>
-          <w:instrText>PAGEREF _Toc1619301152 \h</w:instrText>
-        </w:r>
-        <w:r>
-          <w:fldChar w:fldCharType="separate"/>
-        </w:r>
-        <w:r>
-          <w:rPr>
-            <w:rStyle w:val="Hyperlink"/>
-          </w:rPr>
-          <w:t>42</w:t>
-        </w:r>
-        <w:r>
-          <w:fldChar w:fldCharType="end"/>
-        </w:r>
-      </w:hyperlink>
-    </w:p>
-    <w:p>
-      <w:pPr>
-        <w:pStyle w:val="TOC2"/>
-        <w:tabs>
-          <w:tab w:val="right" w:leader="dot" w:pos="8295"/>
-        </w:tabs>
-      </w:pPr>
-      <w:hyperlink w:anchor="_Toc2000400235">
-        <w:r>
-          <w:rPr>
-            <w:rStyle w:val="Hyperlink"/>
-          </w:rPr>
-          <w:t>4.2 Corpus and Dataset</w:t>
-        </w:r>
-        <w:r>
-          <w:tab/>
-        </w:r>
-        <w:r>
-          <w:fldChar w:fldCharType="begin"/>
-        </w:r>
-        <w:r>
-          <w:instrText>PAGEREF _Toc2000400235 \h</w:instrText>
-        </w:r>
-        <w:r>
-          <w:fldChar w:fldCharType="separate"/>
-        </w:r>
-        <w:r>
-          <w:rPr>
-            <w:rStyle w:val="Hyperlink"/>
-          </w:rPr>
-          <w:t>43</w:t>
-        </w:r>
-        <w:r>
-          <w:fldChar w:fldCharType="end"/>
-        </w:r>
-      </w:hyperlink>
-    </w:p>
-    <w:p>
-      <w:pPr>
-        <w:pStyle w:val="TOC3"/>
-        <w:tabs>
-          <w:tab w:val="right" w:leader="dot" w:pos="8295"/>
-        </w:tabs>
-      </w:pPr>
-      <w:hyperlink w:anchor="_Toc351775179">
-        <w:r>
-          <w:rPr>
-            <w:rStyle w:val="Hyperlink"/>
-          </w:rPr>
-          <w:t>4.2.1 Corpus Preprocessing</w:t>
-        </w:r>
-        <w:r>
-          <w:tab/>
-        </w:r>
-        <w:r>
-          <w:fldChar w:fldCharType="begin"/>
-        </w:r>
-        <w:r>
-          <w:instrText>PAGEREF _Toc351775179 \h</w:instrText>
-        </w:r>
-        <w:r>
-          <w:fldChar w:fldCharType="separate"/>
-        </w:r>
-        <w:r>
-          <w:rPr>
-            <w:rStyle w:val="Hyperlink"/>
-          </w:rPr>
-          <w:t>43</w:t>
-        </w:r>
-        <w:r>
-          <w:fldChar w:fldCharType="end"/>
-        </w:r>
-      </w:hyperlink>
-    </w:p>
-    <w:p>
-      <w:pPr>
-        <w:pStyle w:val="TOC2"/>
-        <w:tabs>
-          <w:tab w:val="right" w:leader="dot" w:pos="8295"/>
-        </w:tabs>
-      </w:pPr>
-      <w:hyperlink w:anchor="_Toc430643362">
-        <w:r>
-          <w:rPr>
-            <w:rStyle w:val="Hyperlink"/>
-          </w:rPr>
-          <w:t>4.3 Roman Urdu Detection and Dictionary Transliteration</w:t>
-        </w:r>
-        <w:r>
-          <w:tab/>
-        </w:r>
-        <w:r>
-          <w:fldChar w:fldCharType="begin"/>
-        </w:r>
-        <w:r>
-          <w:instrText>PAGEREF _Toc430643362 \h</w:instrText>
-        </w:r>
-        <w:r>
-          <w:fldChar w:fldCharType="separate"/>
-        </w:r>
-        <w:r>
-          <w:rPr>
-            <w:rStyle w:val="Hyperlink"/>
-          </w:rPr>
-          <w:t>46</w:t>
-        </w:r>
-        <w:r>
-          <w:fldChar w:fldCharType="end"/>
-        </w:r>
-      </w:hyperlink>
-    </w:p>
-    <w:p>
-      <w:pPr>
-        <w:pStyle w:val="TOC3"/>
-        <w:tabs>
-          <w:tab w:val="right" w:leader="dot" w:pos="8295"/>
-        </w:tabs>
-      </w:pPr>
-      <w:hyperlink w:anchor="_Toc354666562">
-        <w:r>
-          <w:rPr>
-            <w:rStyle w:val="Hyperlink"/>
-          </w:rPr>
-          <w:t>4.3.1 Detection and Transliteration Algorithm</w:t>
-        </w:r>
-        <w:r>
-          <w:tab/>
-        </w:r>
-        <w:r>
-          <w:fldChar w:fldCharType="begin"/>
-        </w:r>
-        <w:r>
-          <w:instrText>PAGEREF _Toc354666562 \h</w:instrText>
-        </w:r>
-        <w:r>
-          <w:fldChar w:fldCharType="separate"/>
-        </w:r>
-        <w:r>
-          <w:rPr>
-            <w:rStyle w:val="Hyperlink"/>
-          </w:rPr>
-          <w:t>46</w:t>
-        </w:r>
-        <w:r>
-          <w:fldChar w:fldCharType="end"/>
-        </w:r>
-      </w:hyperlink>
-    </w:p>
-    <w:p>
-      <w:pPr>
-        <w:pStyle w:val="TOC2"/>
-        <w:tabs>
-          <w:tab w:val="right" w:leader="dot" w:pos="8295"/>
-        </w:tabs>
-      </w:pPr>
-      <w:hyperlink w:anchor="_Toc1625086701">
-        <w:r>
-          <w:rPr>
-            <w:rStyle w:val="Hyperlink"/>
-          </w:rPr>
-          <w:t>4.4 Query Feature Classifier (V2 eight features; later twelve)</w:t>
-        </w:r>
-        <w:r>
-          <w:tab/>
-        </w:r>
-        <w:r>
-          <w:fldChar w:fldCharType="begin"/>
-        </w:r>
-        <w:r>
-          <w:instrText>PAGEREF _Toc1625086701 \h</w:instrText>
-        </w:r>
-        <w:r>
-          <w:fldChar w:fldCharType="separate"/>
-        </w:r>
-        <w:r>
-          <w:rPr>
-            <w:rStyle w:val="Hyperlink"/>
-          </w:rPr>
-          <w:t>47</w:t>
-        </w:r>
-        <w:r>
-          <w:fldChar w:fldCharType="end"/>
-        </w:r>
-      </w:hyperlink>
-    </w:p>
-    <w:p>
-      <w:pPr>
-        <w:pStyle w:val="TOC2"/>
-        <w:tabs>
-          <w:tab w:val="right" w:leader="dot" w:pos="8295"/>
-        </w:tabs>
-      </w:pPr>
-      <w:hyperlink w:anchor="_Toc1240156193">
-        <w:r>
-          <w:rPr>
-            <w:rStyle w:val="Hyperlink"/>
-          </w:rPr>
-          <w:t>4.5 Dynamic SVM Routing Classifier: Training Procedure</w:t>
-        </w:r>
-        <w:r>
-          <w:tab/>
-        </w:r>
-        <w:r>
-          <w:fldChar w:fldCharType="begin"/>
-        </w:r>
-        <w:r>
-          <w:instrText>PAGEREF _Toc1240156193 \h</w:instrText>
-        </w:r>
-        <w:r>
-          <w:fldChar w:fldCharType="separate"/>
-        </w:r>
-        <w:r>
-          <w:rPr>
-            <w:rStyle w:val="Hyperlink"/>
-          </w:rPr>
-          <w:t>48</w:t>
-        </w:r>
-        <w:r>
-          <w:fldChar w:fldCharType="end"/>
-        </w:r>
-      </w:hyperlink>
-    </w:p>
-    <w:p>
-      <w:pPr>
-        <w:pStyle w:val="TOC3"/>
-        <w:tabs>
-          <w:tab w:val="right" w:leader="dot" w:pos="8295"/>
-        </w:tabs>
-      </w:pPr>
-      <w:hyperlink w:anchor="_Toc1138882699">
-        <w:r>
-          <w:rPr>
-            <w:rStyle w:val="Hyperlink"/>
-          </w:rPr>
-          <w:t>4.5.1 Hyperparameter Configuration</w:t>
-        </w:r>
-        <w:r>
-          <w:tab/>
-        </w:r>
-        <w:r>
-          <w:fldChar w:fldCharType="begin"/>
-        </w:r>
-        <w:r>
-          <w:instrText>PAGEREF _Toc1138882699 \h</w:instrText>
-        </w:r>
-        <w:r>
-          <w:fldChar w:fldCharType="separate"/>
-        </w:r>
-        <w:r>
-          <w:rPr>
-            <w:rStyle w:val="Hyperlink"/>
-          </w:rPr>
-          <w:t>48</w:t>
-        </w:r>
-        <w:r>
-          <w:fldChar w:fldCharType="end"/>
-        </w:r>
-      </w:hyperlink>
-    </w:p>
-    <w:p>
-      <w:pPr>
-        <w:pStyle w:val="TOC2"/>
-        <w:tabs>
-          <w:tab w:val="right" w:leader="dot" w:pos="8295"/>
-        </w:tabs>
-      </w:pPr>
-      <w:hyperlink w:anchor="_Toc962087938">
-        <w:r>
-          <w:rPr>
-            <w:rStyle w:val="Hyperlink"/>
-          </w:rPr>
-          <w:t>4.6 Confidence-Based Three-Tier Routing</w:t>
-        </w:r>
-        <w:r>
-          <w:tab/>
-        </w:r>
-        <w:r>
-          <w:fldChar w:fldCharType="begin"/>
-        </w:r>
-        <w:r>
-          <w:instrText>PAGEREF _Toc962087938 \h</w:instrText>
-        </w:r>
-        <w:r>
-          <w:fldChar w:fldCharType="separate"/>
-        </w:r>
-        <w:r>
-          <w:rPr>
-            <w:rStyle w:val="Hyperlink"/>
-          </w:rPr>
-          <w:t>49</w:t>
-        </w:r>
-        <w:r>
-          <w:fldChar w:fldCharType="end"/>
-        </w:r>
-      </w:hyperlink>
-    </w:p>
-    <w:p>
-      <w:pPr>
-        <w:pStyle w:val="TOC2"/>
-        <w:tabs>
-          <w:tab w:val="right" w:leader="dot" w:pos="8295"/>
-        </w:tabs>
-      </w:pPr>
-      <w:hyperlink w:anchor="_Toc654981240">
-        <w:r>
-          <w:rPr>
-            <w:rStyle w:val="Hyperlink"/>
-          </w:rPr>
-          <w:t>4.7 Baseline and Comparison Systems</w:t>
-        </w:r>
-        <w:r>
-          <w:tab/>
-        </w:r>
-        <w:r>
-          <w:fldChar w:fldCharType="begin"/>
-        </w:r>
-        <w:r>
-          <w:instrText>PAGEREF _Toc654981240 \h</w:instrText>
-        </w:r>
-        <w:r>
-          <w:fldChar w:fldCharType="separate"/>
-        </w:r>
-        <w:r>
-          <w:rPr>
-            <w:rStyle w:val="Hyperlink"/>
-          </w:rPr>
-          <w:t>49</w:t>
-        </w:r>
-        <w:r>
-          <w:fldChar w:fldCharType="end"/>
-        </w:r>
-      </w:hyperlink>
-    </w:p>
-    <w:p>
-      <w:pPr>
-        <w:pStyle w:val="TOC3"/>
-        <w:tabs>
-          <w:tab w:val="right" w:leader="dot" w:pos="8295"/>
-        </w:tabs>
-      </w:pPr>
-      <w:hyperlink w:anchor="_Toc1716275304">
-        <w:r>
-          <w:rPr>
-            <w:rStyle w:val="Hyperlink"/>
-          </w:rPr>
-          <w:t>4.7.1 Baseline Implementation Details</w:t>
-        </w:r>
-        <w:r>
-          <w:tab/>
-        </w:r>
-        <w:r>
-          <w:fldChar w:fldCharType="begin"/>
-        </w:r>
-        <w:r>
-          <w:instrText>PAGEREF _Toc1716275304 \h</w:instrText>
-        </w:r>
-        <w:r>
-          <w:fldChar w:fldCharType="separate"/>
-        </w:r>
-        <w:r>
-          <w:rPr>
-            <w:rStyle w:val="Hyperlink"/>
-          </w:rPr>
-          <w:t>49</w:t>
-        </w:r>
-        <w:r>
-          <w:fldChar w:fldCharType="end"/>
-        </w:r>
-      </w:hyperlink>
-    </w:p>
-    <w:p>
-      <w:pPr>
-        <w:pStyle w:val="TOC2"/>
-        <w:tabs>
-          <w:tab w:val="right" w:leader="dot" w:pos="8295"/>
-        </w:tabs>
-      </w:pPr>
-      <w:hyperlink w:anchor="_Toc1119498670">
-        <w:r>
-          <w:rPr>
-            <w:rStyle w:val="Hyperlink"/>
-          </w:rPr>
-          <w:t>4.8 Ablation Study Design</w:t>
-        </w:r>
-        <w:r>
-          <w:tab/>
-        </w:r>
-        <w:r>
-          <w:fldChar w:fldCharType="begin"/>
-        </w:r>
-        <w:r>
-          <w:instrText>PAGEREF _Toc1119498670 \h</w:instrText>
-        </w:r>
-        <w:r>
-          <w:fldChar w:fldCharType="separate"/>
-        </w:r>
-        <w:r>
-          <w:rPr>
-            <w:rStyle w:val="Hyperlink"/>
-          </w:rPr>
-          <w:t>50</w:t>
-        </w:r>
-        <w:r>
-          <w:fldChar w:fldCharType="end"/>
-        </w:r>
-      </w:hyperlink>
-    </w:p>
-    <w:p>
-      <w:pPr>
-        <w:pStyle w:val="TOC2"/>
-        <w:tabs>
-          <w:tab w:val="right" w:leader="dot" w:pos="8295"/>
-        </w:tabs>
-      </w:pPr>
-      <w:hyperlink w:anchor="_Toc1403457128">
-        <w:r>
-          <w:rPr>
-            <w:rStyle w:val="Hyperlink"/>
-          </w:rPr>
-          <w:t>4.9 Experimental Setup and Reproducibility</w:t>
-        </w:r>
-        <w:r>
-          <w:tab/>
-        </w:r>
-        <w:r>
-          <w:fldChar w:fldCharType="begin"/>
-        </w:r>
-        <w:r>
-          <w:instrText>PAGEREF _Toc1403457128 \h</w:instrText>
-        </w:r>
-        <w:r>
-          <w:fldChar w:fldCharType="separate"/>
-        </w:r>
-        <w:r>
-          <w:rPr>
-            <w:rStyle w:val="Hyperlink"/>
-          </w:rPr>
-          <w:t>50</w:t>
-        </w:r>
-        <w:r>
-          <w:fldChar w:fldCharType="end"/>
-        </w:r>
-      </w:hyperlink>
-    </w:p>
-    <w:p>
-      <w:pPr>
-        <w:pStyle w:val="TOC2"/>
-        <w:tabs>
-          <w:tab w:val="right" w:leader="dot" w:pos="8295"/>
-        </w:tabs>
-      </w:pPr>
-      <w:hyperlink w:anchor="_Toc2109301153">
-        <w:r>
-          <w:rPr>
-            <w:rStyle w:val="Hyperlink"/>
-          </w:rPr>
-          <w:t>4.10 Implementation Pipeline</w:t>
-        </w:r>
-        <w:r>
-          <w:tab/>
-        </w:r>
-        <w:r>
-          <w:fldChar w:fldCharType="begin"/>
-        </w:r>
-        <w:r>
-          <w:instrText>PAGEREF _Toc2109301153 \h</w:instrText>
-        </w:r>
-        <w:r>
-          <w:fldChar w:fldCharType="separate"/>
-        </w:r>
-        <w:r>
-          <w:rPr>
-            <w:rStyle w:val="Hyperlink"/>
-          </w:rPr>
-          <w:t>51</w:t>
-        </w:r>
-        <w:r>
-          <w:fldChar w:fldCharType="end"/>
-        </w:r>
-      </w:hyperlink>
-    </w:p>
-    <w:p>
-      <w:pPr>
-        <w:pStyle w:val="TOC2"/>
-        <w:tabs>
-          <w:tab w:val="right" w:leader="dot" w:pos="8295"/>
-        </w:tabs>
-      </w:pPr>
-      <w:hyperlink w:anchor="_Toc2003513025">
-        <w:r>
-          <w:rPr>
-            <w:rStyle w:val="Hyperlink"/>
-          </w:rPr>
-          <w:t>4.11 Independent Frozen Evaluation Protocol (Phases 3A–3B)</w:t>
-        </w:r>
-        <w:r>
-          <w:tab/>
-        </w:r>
-        <w:r>
-          <w:fldChar w:fldCharType="begin"/>
-        </w:r>
-        <w:r>
-          <w:instrText>PAGEREF _Toc2003513025 \h</w:instrText>
-        </w:r>
-        <w:r>
-          <w:fldChar w:fldCharType="separate"/>
-        </w:r>
-        <w:r>
-          <w:rPr>
-            <w:rStyle w:val="Hyperlink"/>
-          </w:rPr>
-          <w:t>52</w:t>
-        </w:r>
-        <w:r>
-          <w:fldChar w:fldCharType="end"/>
-        </w:r>
-      </w:hyperlink>
-    </w:p>
-    <w:p>
-      <w:pPr>
-        <w:pStyle w:val="TOC3"/>
-        <w:tabs>
-          <w:tab w:val="right" w:leader="dot" w:pos="8295"/>
-        </w:tabs>
-      </w:pPr>
-      <w:hyperlink w:anchor="_Toc328160906">
-        <w:r>
-          <w:rPr>
-            <w:rStyle w:val="Hyperlink"/>
-          </w:rPr>
-          <w:t>4.11.1 Phase 3A — Canonical feature extractor verification</w:t>
-        </w:r>
-        <w:r>
-          <w:tab/>
-        </w:r>
-        <w:r>
-          <w:fldChar w:fldCharType="begin"/>
-        </w:r>
-        <w:r>
-          <w:instrText>PAGEREF _Toc328160906 \h</w:instrText>
-        </w:r>
-        <w:r>
-          <w:fldChar w:fldCharType="separate"/>
-        </w:r>
-        <w:r>
-          <w:rPr>
-            <w:rStyle w:val="Hyperlink"/>
-          </w:rPr>
-          <w:t>52</w:t>
-        </w:r>
-        <w:r>
-          <w:fldChar w:fldCharType="end"/>
-        </w:r>
-      </w:hyperlink>
-    </w:p>
-    <w:p>
-      <w:pPr>
-        <w:pStyle w:val="TOC3"/>
-        <w:tabs>
-          <w:tab w:val="right" w:leader="dot" w:pos="8295"/>
-        </w:tabs>
-      </w:pPr>
-      <w:hyperlink w:anchor="_Toc1932133384">
-        <w:r>
-          <w:rPr>
-            <w:rStyle w:val="Hyperlink"/>
-          </w:rPr>
-          <w:t>4.11.2 Phase 3B — Frozen 60-query evaluation set</w:t>
-        </w:r>
-        <w:r>
-          <w:tab/>
-        </w:r>
-        <w:r>
-          <w:fldChar w:fldCharType="begin"/>
-        </w:r>
-        <w:r>
-          <w:instrText>PAGEREF _Toc1932133384 \h</w:instrText>
-        </w:r>
-        <w:r>
-          <w:fldChar w:fldCharType="separate"/>
-        </w:r>
-        <w:r>
-          <w:rPr>
-            <w:rStyle w:val="Hyperlink"/>
-          </w:rPr>
-          <w:t>53</w:t>
-        </w:r>
-        <w:r>
-          <w:fldChar w:fldCharType="end"/>
-        </w:r>
-      </w:hyperlink>
-    </w:p>
-    <w:p>
-      <w:pPr>
-        <w:pStyle w:val="TOC2"/>
-        <w:tabs>
-          <w:tab w:val="right" w:leader="dot" w:pos="8295"/>
-        </w:tabs>
-      </w:pPr>
-      <w:hyperlink w:anchor="_Toc1642741765">
-        <w:r>
-          <w:rPr>
-            <w:rStyle w:val="Hyperlink"/>
-          </w:rPr>
-          <w:t>4.12 Human Retrieval Validation (Phase 2.5)</w:t>
-        </w:r>
-        <w:r>
-          <w:tab/>
-        </w:r>
-        <w:r>
-          <w:fldChar w:fldCharType="begin"/>
-        </w:r>
-        <w:r>
-          <w:instrText>PAGEREF _Toc1642741765 \h</w:instrText>
-        </w:r>
-        <w:r>
-          <w:fldChar w:fldCharType="separate"/>
-        </w:r>
-        <w:r>
-          <w:rPr>
-            <w:rStyle w:val="Hyperlink"/>
-          </w:rPr>
-          <w:t>53</w:t>
-        </w:r>
-        <w:r>
-          <w:fldChar w:fldCharType="end"/>
-        </w:r>
-      </w:hyperlink>
-    </w:p>
-    <w:p>
-      <w:pPr>
-        <w:pStyle w:val="TOC1"/>
-        <w:tabs>
-          <w:tab w:val="right" w:leader="dot" w:pos="8295"/>
-        </w:tabs>
-      </w:pPr>
-      <w:hyperlink w:anchor="_Toc659129927">
-        <w:r>
-          <w:rPr>
-            <w:rStyle w:val="Hyperlink"/>
-          </w:rPr>
-          <w:t>Chapter 5: Results and Discussion</w:t>
-        </w:r>
-        <w:r>
-          <w:tab/>
-        </w:r>
-        <w:r>
-          <w:fldChar w:fldCharType="begin"/>
-        </w:r>
-        <w:r>
-          <w:instrText>PAGEREF _Toc659129927 \h</w:instrText>
-        </w:r>
-        <w:r>
-          <w:fldChar w:fldCharType="separate"/>
-        </w:r>
-        <w:r>
-          <w:rPr>
-            <w:rStyle w:val="Hyperlink"/>
-          </w:rPr>
-          <w:t>53</w:t>
-        </w:r>
-        <w:r>
-          <w:fldChar w:fldCharType="end"/>
-        </w:r>
-      </w:hyperlink>
-    </w:p>
-    <w:p>
-      <w:pPr>
-        <w:pStyle w:val="TOC2"/>
-        <w:tabs>
-          <w:tab w:val="right" w:leader="dot" w:pos="8295"/>
-        </w:tabs>
-      </w:pPr>
-      <w:hyperlink w:anchor="_Toc1789943738">
-        <w:r>
-          <w:rPr>
-            <w:rStyle w:val="Hyperlink"/>
-          </w:rPr>
-          <w:t>5.1 Routing Accuracy: Static vs. Dynamic</w:t>
-        </w:r>
-        <w:r>
-          <w:tab/>
-        </w:r>
-        <w:r>
-          <w:fldChar w:fldCharType="begin"/>
-        </w:r>
-        <w:r>
-          <w:instrText>PAGEREF _Toc1789943738 \h</w:instrText>
-        </w:r>
-        <w:r>
-          <w:fldChar w:fldCharType="separate"/>
-        </w:r>
-        <w:r>
-          <w:rPr>
-            <w:rStyle w:val="Hyperlink"/>
-          </w:rPr>
-          <w:t>54</w:t>
-        </w:r>
-        <w:r>
-          <w:fldChar w:fldCharType="end"/>
-        </w:r>
-      </w:hyperlink>
-    </w:p>
-    <w:p>
-      <w:pPr>
-        <w:pStyle w:val="TOC2"/>
-        <w:tabs>
-          <w:tab w:val="right" w:leader="dot" w:pos="8295"/>
-        </w:tabs>
-      </w:pPr>
-      <w:hyperlink w:anchor="_Toc631305832">
-        <w:r>
-          <w:rPr>
-            <w:rStyle w:val="Hyperlink"/>
-          </w:rPr>
-          <w:t>5.2 Retrieval Precision (P@15)</w:t>
-        </w:r>
-        <w:r>
-          <w:tab/>
-        </w:r>
-        <w:r>
-          <w:fldChar w:fldCharType="begin"/>
-        </w:r>
-        <w:r>
-          <w:instrText>PAGEREF _Toc631305832 \h</w:instrText>
-        </w:r>
-        <w:r>
-          <w:fldChar w:fldCharType="separate"/>
-        </w:r>
-        <w:r>
-          <w:rPr>
-            <w:rStyle w:val="Hyperlink"/>
-          </w:rPr>
-          <w:t>57</w:t>
-        </w:r>
-        <w:r>
-          <w:fldChar w:fldCharType="end"/>
-        </w:r>
-      </w:hyperlink>
-    </w:p>
-    <w:p>
-      <w:pPr>
-        <w:pStyle w:val="TOC2"/>
-        <w:tabs>
-          <w:tab w:val="right" w:leader="dot" w:pos="8295"/>
-        </w:tabs>
-      </w:pPr>
-      <w:hyperlink w:anchor="_Toc1515630496">
-        <w:r>
-          <w:rPr>
-            <w:rStyle w:val="Hyperlink"/>
-          </w:rPr>
-          <w:t>5.3 Comparison with LLM-Based Routing</w:t>
-        </w:r>
-        <w:r>
-          <w:tab/>
-        </w:r>
-        <w:r>
-          <w:fldChar w:fldCharType="begin"/>
-        </w:r>
-        <w:r>
-          <w:instrText>PAGEREF _Toc1515630496 \h</w:instrText>
-        </w:r>
-        <w:r>
-          <w:fldChar w:fldCharType="separate"/>
-        </w:r>
-        <w:r>
-          <w:rPr>
-            <w:rStyle w:val="Hyperlink"/>
-          </w:rPr>
-          <w:t>59</w:t>
-        </w:r>
-        <w:r>
-          <w:fldChar w:fldCharType="end"/>
-        </w:r>
-      </w:hyperlink>
-    </w:p>
-    <w:p>
-      <w:pPr>
-        <w:pStyle w:val="TOC2"/>
-        <w:tabs>
-          <w:tab w:val="right" w:leader="dot" w:pos="8295"/>
-        </w:tabs>
-      </w:pPr>
-      <w:hyperlink w:anchor="_Toc1228279995">
-        <w:r>
-          <w:rPr>
-            <w:rStyle w:val="Hyperlink"/>
-          </w:rPr>
-          <w:t>5.4 Feature Importance</w:t>
-        </w:r>
-        <w:r>
-          <w:tab/>
-        </w:r>
-        <w:r>
-          <w:fldChar w:fldCharType="begin"/>
-        </w:r>
-        <w:r>
-          <w:instrText>PAGEREF _Toc1228279995 \h</w:instrText>
-        </w:r>
-        <w:r>
-          <w:fldChar w:fldCharType="separate"/>
-        </w:r>
-        <w:r>
-          <w:rPr>
-            <w:rStyle w:val="Hyperlink"/>
-          </w:rPr>
-          <w:t>61</w:t>
-        </w:r>
-        <w:r>
-          <w:fldChar w:fldCharType="end"/>
-        </w:r>
-      </w:hyperlink>
-    </w:p>
-    <w:p>
-      <w:pPr>
-        <w:pStyle w:val="TOC2"/>
-        <w:tabs>
-          <w:tab w:val="right" w:leader="dot" w:pos="8295"/>
-        </w:tabs>
-      </w:pPr>
-      <w:hyperlink w:anchor="_Toc2122895311">
-        <w:r>
-          <w:rPr>
-            <w:rStyle w:val="Hyperlink"/>
-          </w:rPr>
-          <w:t>5.5 Ablation Study</w:t>
-        </w:r>
-        <w:r>
-          <w:tab/>
-        </w:r>
-        <w:r>
-          <w:fldChar w:fldCharType="begin"/>
-        </w:r>
-        <w:r>
-          <w:instrText>PAGEREF _Toc2122895311 \h</w:instrText>
-        </w:r>
-        <w:r>
-          <w:fldChar w:fldCharType="separate"/>
-        </w:r>
-        <w:r>
-          <w:rPr>
-            <w:rStyle w:val="Hyperlink"/>
-          </w:rPr>
-          <w:t>62</w:t>
-        </w:r>
-        <w:r>
-          <w:fldChar w:fldCharType="end"/>
-        </w:r>
-      </w:hyperlink>
-    </w:p>
-    <w:p>
-      <w:pPr>
-        <w:pStyle w:val="TOC2"/>
-        <w:tabs>
-          <w:tab w:val="right" w:leader="dot" w:pos="8295"/>
-        </w:tabs>
-      </w:pPr>
-      <w:hyperlink w:anchor="_Toc313137264">
-        <w:r>
-          <w:rPr>
-            <w:rStyle w:val="Hyperlink"/>
-          </w:rPr>
-          <w:t>5.6 Confidence-Tier Distribution</w:t>
-        </w:r>
-        <w:r>
-          <w:tab/>
-        </w:r>
-        <w:r>
-          <w:fldChar w:fldCharType="begin"/>
-        </w:r>
-        <w:r>
-          <w:instrText>PAGEREF _Toc313137264 \h</w:instrText>
-        </w:r>
-        <w:r>
-          <w:fldChar w:fldCharType="separate"/>
-        </w:r>
-        <w:r>
-          <w:rPr>
-            <w:rStyle w:val="Hyperlink"/>
-          </w:rPr>
-          <w:t>63</w:t>
-        </w:r>
-        <w:r>
-          <w:fldChar w:fldCharType="end"/>
-        </w:r>
-      </w:hyperlink>
-    </w:p>
-    <w:p>
-      <w:pPr>
-        <w:pStyle w:val="TOC2"/>
-        <w:tabs>
-          <w:tab w:val="right" w:leader="dot" w:pos="8295"/>
-        </w:tabs>
-      </w:pPr>
-      <w:hyperlink w:anchor="_Toc851181862">
-        <w:r>
-          <w:rPr>
-            <w:rStyle w:val="Hyperlink"/>
-          </w:rPr>
-          <w:t>5.7 Robustness Validation</w:t>
-        </w:r>
-        <w:r>
-          <w:tab/>
-        </w:r>
-        <w:r>
-          <w:fldChar w:fldCharType="begin"/>
-        </w:r>
-        <w:r>
-          <w:instrText>PAGEREF _Toc851181862 \h</w:instrText>
-        </w:r>
-        <w:r>
-          <w:fldChar w:fldCharType="separate"/>
-        </w:r>
-        <w:r>
-          <w:rPr>
-            <w:rStyle w:val="Hyperlink"/>
-          </w:rPr>
-          <w:t>65</w:t>
-        </w:r>
-        <w:r>
-          <w:fldChar w:fldCharType="end"/>
-        </w:r>
-      </w:hyperlink>
-    </w:p>
-    <w:p>
-      <w:pPr>
-        <w:pStyle w:val="TOC2"/>
-        <w:tabs>
-          <w:tab w:val="right" w:leader="dot" w:pos="8295"/>
-        </w:tabs>
-      </w:pPr>
-      <w:hyperlink w:anchor="_Toc91610588">
-        <w:r>
-          <w:rPr>
-            <w:rStyle w:val="Hyperlink"/>
-          </w:rPr>
-          <w:t>5.8 Error Analysis</w:t>
-        </w:r>
-        <w:r>
-          <w:tab/>
-        </w:r>
-        <w:r>
-          <w:fldChar w:fldCharType="begin"/>
-        </w:r>
-        <w:r>
-          <w:instrText>PAGEREF _Toc91610588 \h</w:instrText>
-        </w:r>
-        <w:r>
-          <w:fldChar w:fldCharType="separate"/>
-        </w:r>
-        <w:r>
-          <w:rPr>
-            <w:rStyle w:val="Hyperlink"/>
-          </w:rPr>
-          <w:t>70</w:t>
-        </w:r>
-        <w:r>
-          <w:fldChar w:fldCharType="end"/>
-        </w:r>
-      </w:hyperlink>
-    </w:p>
-    <w:p>
-      <w:pPr>
-        <w:pStyle w:val="TOC2"/>
-        <w:tabs>
-          <w:tab w:val="right" w:leader="dot" w:pos="8295"/>
-        </w:tabs>
-      </w:pPr>
-      <w:hyperlink w:anchor="_Toc1760194011">
-        <w:r>
-          <w:rPr>
-            <w:rStyle w:val="Hyperlink"/>
-          </w:rPr>
-          <w:t>5.9 Comparison with Prior Studies</w:t>
-        </w:r>
-        <w:r>
-          <w:tab/>
-        </w:r>
-        <w:r>
-          <w:fldChar w:fldCharType="begin"/>
-        </w:r>
-        <w:r>
-          <w:instrText>PAGEREF _Toc1760194011 \h</w:instrText>
-        </w:r>
-        <w:r>
-          <w:fldChar w:fldCharType="separate"/>
-        </w:r>
-        <w:r>
-          <w:rPr>
-            <w:rStyle w:val="Hyperlink"/>
-          </w:rPr>
-          <w:t>71</w:t>
-        </w:r>
-        <w:r>
-          <w:fldChar w:fldCharType="end"/>
-        </w:r>
-      </w:hyperlink>
-    </w:p>
-    <w:p>
-      <w:pPr>
-        <w:pStyle w:val="TOC2"/>
-        <w:tabs>
-          <w:tab w:val="right" w:leader="dot" w:pos="8295"/>
-        </w:tabs>
-      </w:pPr>
-      <w:hyperlink w:anchor="_Toc91554384">
-        <w:r>
-          <w:rPr>
-            <w:rStyle w:val="Hyperlink"/>
-          </w:rPr>
-          <w:t>5.10 Strengths and Weaknesses of the Proposed System</w:t>
-        </w:r>
-        <w:r>
-          <w:tab/>
-        </w:r>
-        <w:r>
-          <w:fldChar w:fldCharType="begin"/>
-        </w:r>
-        <w:r>
-          <w:instrText>PAGEREF _Toc91554384 \h</w:instrText>
-        </w:r>
-        <w:r>
-          <w:fldChar w:fldCharType="separate"/>
-        </w:r>
-        <w:r>
-          <w:rPr>
-            <w:rStyle w:val="Hyperlink"/>
-          </w:rPr>
-          <w:t>72</w:t>
-        </w:r>
-        <w:r>
-          <w:fldChar w:fldCharType="end"/>
-        </w:r>
-      </w:hyperlink>
-    </w:p>
-    <w:p>
-      <w:pPr>
-        <w:pStyle w:val="TOC2"/>
-        <w:tabs>
-          <w:tab w:val="right" w:leader="dot" w:pos="8295"/>
-        </w:tabs>
-      </w:pPr>
-      <w:hyperlink w:anchor="_Toc700527587">
-        <w:r>
-          <w:rPr>
-            <w:rStyle w:val="Hyperlink"/>
-          </w:rPr>
-          <w:t>5.11 Practical Implications</w:t>
-        </w:r>
-        <w:r>
-          <w:tab/>
-        </w:r>
-        <w:r>
-          <w:fldChar w:fldCharType="begin"/>
-        </w:r>
-        <w:r>
-          <w:instrText>PAGEREF _Toc700527587 \h</w:instrText>
-        </w:r>
-        <w:r>
-          <w:fldChar w:fldCharType="separate"/>
-        </w:r>
-        <w:r>
-          <w:rPr>
-            <w:rStyle w:val="Hyperlink"/>
-          </w:rPr>
-          <w:t>73</w:t>
-        </w:r>
-        <w:r>
-          <w:fldChar w:fldCharType="end"/>
-        </w:r>
-      </w:hyperlink>
-    </w:p>
-    <w:p>
-      <w:pPr>
-        <w:pStyle w:val="TOC2"/>
-        <w:tabs>
-          <w:tab w:val="right" w:leader="dot" w:pos="8295"/>
-        </w:tabs>
-      </w:pPr>
-      <w:hyperlink w:anchor="_Toc1044144179">
-        <w:r>
-          <w:rPr>
-            <w:rStyle w:val="Hyperlink"/>
-          </w:rPr>
-          <w:t>5.12 Discussion</w:t>
-        </w:r>
-        <w:r>
-          <w:tab/>
-        </w:r>
-        <w:r>
-          <w:fldChar w:fldCharType="begin"/>
-        </w:r>
-        <w:r>
-          <w:instrText>PAGEREF _Toc1044144179 \h</w:instrText>
-        </w:r>
-        <w:r>
-          <w:fldChar w:fldCharType="separate"/>
-        </w:r>
-        <w:r>
-          <w:rPr>
-            <w:rStyle w:val="Hyperlink"/>
-          </w:rPr>
-          <w:t>73</w:t>
-        </w:r>
-        <w:r>
-          <w:fldChar w:fldCharType="end"/>
-        </w:r>
-      </w:hyperlink>
-    </w:p>
-    <w:p>
-      <w:pPr>
-        <w:pStyle w:val="TOC2"/>
-        <w:tabs>
-          <w:tab w:val="right" w:leader="dot" w:pos="8295"/>
-        </w:tabs>
-      </w:pPr>
-      <w:hyperlink w:anchor="_Toc212695230">
-        <w:r>
-          <w:rPr>
-            <w:rStyle w:val="Hyperlink"/>
-          </w:rPr>
-          <w:t>5.13 Frozen Phase 3B Generalization Results</w:t>
-        </w:r>
-        <w:r>
-          <w:tab/>
-        </w:r>
-        <w:r>
-          <w:fldChar w:fldCharType="begin"/>
-        </w:r>
-        <w:r>
-          <w:instrText>PAGEREF _Toc212695230 \h</w:instrText>
-        </w:r>
-        <w:r>
-          <w:fldChar w:fldCharType="separate"/>
-        </w:r>
-        <w:r>
-          <w:rPr>
-            <w:rStyle w:val="Hyperlink"/>
-          </w:rPr>
-          <w:t>74</w:t>
-        </w:r>
-        <w:r>
-          <w:fldChar w:fldCharType="end"/>
-        </w:r>
-      </w:hyperlink>
-    </w:p>
-    <w:p>
-      <w:pPr>
-        <w:pStyle w:val="TOC2"/>
-        <w:tabs>
-          <w:tab w:val="right" w:leader="dot" w:pos="8295"/>
-        </w:tabs>
-      </w:pPr>
-      <w:hyperlink w:anchor="_Toc1417113390">
-        <w:r>
-          <w:rPr>
-            <w:rStyle w:val="Hyperlink"/>
-          </w:rPr>
-          <w:t>5.14 Statistical Comparisons: Two McNemar Tests</w:t>
-        </w:r>
-        <w:r>
-          <w:tab/>
-        </w:r>
-        <w:r>
-          <w:fldChar w:fldCharType="begin"/>
-        </w:r>
-        <w:r>
-          <w:instrText>PAGEREF _Toc1417113390 \h</w:instrText>
-        </w:r>
-        <w:r>
-          <w:fldChar w:fldCharType="separate"/>
-        </w:r>
-        <w:r>
-          <w:rPr>
-            <w:rStyle w:val="Hyperlink"/>
-          </w:rPr>
-          <w:t>75</w:t>
-        </w:r>
-        <w:r>
-          <w:fldChar w:fldCharType="end"/>
-        </w:r>
-      </w:hyperlink>
-    </w:p>
-    <w:p>
-      <w:pPr>
-        <w:pStyle w:val="TOC2"/>
-        <w:tabs>
-          <w:tab w:val="right" w:leader="dot" w:pos="8295"/>
-        </w:tabs>
-      </w:pPr>
-      <w:hyperlink w:anchor="_Toc246105222">
-        <w:r>
-          <w:rPr>
-            <w:rStyle w:val="Hyperlink"/>
-          </w:rPr>
-          <w:t>5.15 Human Retrieval Validation Results (Phase 2.5)</w:t>
-        </w:r>
-        <w:r>
-          <w:tab/>
-        </w:r>
-        <w:r>
-          <w:fldChar w:fldCharType="begin"/>
-        </w:r>
-        <w:r>
-          <w:instrText>PAGEREF _Toc246105222 \h</w:instrText>
-        </w:r>
-        <w:r>
-          <w:fldChar w:fldCharType="separate"/>
-        </w:r>
-        <w:r>
-          <w:rPr>
-            <w:rStyle w:val="Hyperlink"/>
-          </w:rPr>
-          <w:t>75</w:t>
-        </w:r>
-        <w:r>
-          <w:fldChar w:fldCharType="end"/>
-        </w:r>
-      </w:hyperlink>
-    </w:p>
-    <w:p>
-      <w:pPr>
-        <w:pStyle w:val="TOC2"/>
-        <w:tabs>
-          <w:tab w:val="right" w:leader="dot" w:pos="8295"/>
-        </w:tabs>
-      </w:pPr>
-      <w:hyperlink w:anchor="_Toc1148762890">
-        <w:r>
-          <w:rPr>
-            <w:rStyle w:val="Hyperlink"/>
-          </w:rPr>
-          <w:t>5.16 Frozen held-out trap classification (n = 40)</w:t>
-        </w:r>
-        <w:r>
-          <w:tab/>
-        </w:r>
-        <w:r>
-          <w:fldChar w:fldCharType="begin"/>
-        </w:r>
-        <w:r>
-          <w:instrText>PAGEREF _Toc1148762890 \h</w:instrText>
-        </w:r>
-        <w:r>
-          <w:fldChar w:fldCharType="separate"/>
-        </w:r>
-        <w:r>
-          <w:rPr>
-            <w:rStyle w:val="Hyperlink"/>
-          </w:rPr>
-          <w:t>75</w:t>
-        </w:r>
-        <w:r>
-          <w:fldChar w:fldCharType="end"/>
-        </w:r>
-      </w:hyperlink>
-    </w:p>
-    <w:p>
-      <w:pPr>
-        <w:pStyle w:val="TOC2"/>
-        <w:tabs>
-          <w:tab w:val="right" w:leader="dot" w:pos="8295"/>
-        </w:tabs>
-      </w:pPr>
-      <w:hyperlink w:anchor="_Toc765979938">
-        <w:r>
-          <w:rPr>
-            <w:rStyle w:val="Hyperlink"/>
-          </w:rPr>
-          <w:t>5.17 Frozen held-out dual-index P@5 (400 judgments)</w:t>
-        </w:r>
-        <w:r>
-          <w:tab/>
-        </w:r>
-        <w:r>
-          <w:fldChar w:fldCharType="begin"/>
-        </w:r>
-        <w:r>
-          <w:instrText>PAGEREF _Toc765979938 \h</w:instrText>
-        </w:r>
-        <w:r>
-          <w:fldChar w:fldCharType="separate"/>
-        </w:r>
-        <w:r>
-          <w:rPr>
-            <w:rStyle w:val="Hyperlink"/>
-          </w:rPr>
-          <w:t>76</w:t>
-        </w:r>
-        <w:r>
-          <w:fldChar w:fldCharType="end"/>
-        </w:r>
-      </w:hyperlink>
-    </w:p>
-    <w:p>
-      <w:pPr>
-        <w:pStyle w:val="TOC1"/>
-        <w:tabs>
-          <w:tab w:val="right" w:leader="dot" w:pos="8295"/>
-        </w:tabs>
-      </w:pPr>
-      <w:hyperlink w:anchor="_Toc1990101268">
-        <w:r>
-          <w:rPr>
-            <w:rStyle w:val="Hyperlink"/>
-          </w:rPr>
-          <w:t>Chapter 6: Conclusions and Recommendations</w:t>
-        </w:r>
-        <w:r>
-          <w:tab/>
-        </w:r>
-        <w:r>
-          <w:fldChar w:fldCharType="begin"/>
-        </w:r>
-        <w:r>
-          <w:instrText>PAGEREF _Toc1990101268 \h</w:instrText>
-        </w:r>
-        <w:r>
-          <w:fldChar w:fldCharType="separate"/>
-        </w:r>
-        <w:r>
-          <w:rPr>
-            <w:rStyle w:val="Hyperlink"/>
-          </w:rPr>
-          <w:t>77</w:t>
-        </w:r>
-        <w:r>
-          <w:fldChar w:fldCharType="end"/>
-        </w:r>
-      </w:hyperlink>
-    </w:p>
-    <w:p>
-      <w:pPr>
-        <w:pStyle w:val="TOC2"/>
-        <w:tabs>
-          <w:tab w:val="right" w:leader="dot" w:pos="8295"/>
-        </w:tabs>
-      </w:pPr>
-      <w:hyperlink w:anchor="_Toc783712589">
-        <w:r>
-          <w:rPr>
-            <w:rStyle w:val="Hyperlink"/>
-          </w:rPr>
-          <w:t>6.1 Conclusions</w:t>
-        </w:r>
-        <w:r>
-          <w:tab/>
-        </w:r>
-        <w:r>
-          <w:fldChar w:fldCharType="begin"/>
-        </w:r>
-        <w:r>
-          <w:instrText>PAGEREF _Toc783712589 \h</w:instrText>
-        </w:r>
-        <w:r>
-          <w:fldChar w:fldCharType="separate"/>
-        </w:r>
-        <w:r>
-          <w:rPr>
-            <w:rStyle w:val="Hyperlink"/>
-          </w:rPr>
-          <w:t>78</w:t>
-        </w:r>
-        <w:r>
-          <w:fldChar w:fldCharType="end"/>
-        </w:r>
-      </w:hyperlink>
-    </w:p>
-    <w:p>
-      <w:pPr>
-        <w:pStyle w:val="TOC2"/>
-        <w:tabs>
-          <w:tab w:val="right" w:leader="dot" w:pos="8295"/>
-        </w:tabs>
-      </w:pPr>
-      <w:hyperlink w:anchor="_Toc1504167875">
-        <w:r>
-          <w:rPr>
-            <w:rStyle w:val="Hyperlink"/>
-          </w:rPr>
-          <w:t>6.2 Summary of Contributions</w:t>
-        </w:r>
-        <w:r>
-          <w:tab/>
-        </w:r>
-        <w:r>
-          <w:fldChar w:fldCharType="begin"/>
-        </w:r>
-        <w:r>
-          <w:instrText>PAGEREF _Toc1504167875 \h</w:instrText>
-        </w:r>
-        <w:r>
-          <w:fldChar w:fldCharType="separate"/>
-        </w:r>
-        <w:r>
-          <w:rPr>
-            <w:rStyle w:val="Hyperlink"/>
-          </w:rPr>
-          <w:t>78</w:t>
-        </w:r>
-        <w:r>
-          <w:fldChar w:fldCharType="end"/>
-        </w:r>
-      </w:hyperlink>
-    </w:p>
-    <w:p>
-      <w:pPr>
-        <w:pStyle w:val="TOC2"/>
-        <w:tabs>
-          <w:tab w:val="right" w:leader="dot" w:pos="8295"/>
-        </w:tabs>
-      </w:pPr>
-      <w:hyperlink w:anchor="_Toc1290343177">
-        <w:r>
-          <w:rPr>
-            <w:rStyle w:val="Hyperlink"/>
-          </w:rPr>
-          <w:t>6.3 Limitations</w:t>
-        </w:r>
-        <w:r>
-          <w:tab/>
-        </w:r>
-        <w:r>
-          <w:fldChar w:fldCharType="begin"/>
-        </w:r>
-        <w:r>
-          <w:instrText>PAGEREF _Toc1290343177 \h</w:instrText>
-        </w:r>
-        <w:r>
-          <w:fldChar w:fldCharType="separate"/>
-        </w:r>
-        <w:r>
-          <w:rPr>
-            <w:rStyle w:val="Hyperlink"/>
-          </w:rPr>
-          <w:t>79</w:t>
-        </w:r>
-        <w:r>
-          <w:fldChar w:fldCharType="end"/>
-        </w:r>
-      </w:hyperlink>
-    </w:p>
-    <w:p>
-      <w:pPr>
-        <w:pStyle w:val="TOC2"/>
-        <w:tabs>
-          <w:tab w:val="right" w:leader="dot" w:pos="8295"/>
-        </w:tabs>
-      </w:pPr>
-      <w:hyperlink w:anchor="_Toc2000189088">
-        <w:r>
-          <w:rPr>
-            <w:rStyle w:val="Hyperlink"/>
-          </w:rPr>
-          <w:t>6.4 Recommendations for Practitioners</w:t>
-        </w:r>
-        <w:r>
-          <w:tab/>
-        </w:r>
-        <w:r>
-          <w:fldChar w:fldCharType="begin"/>
-        </w:r>
-        <w:r>
-          <w:instrText>PAGEREF _Toc2000189088 \h</w:instrText>
-        </w:r>
-        <w:r>
-          <w:fldChar w:fldCharType="separate"/>
-        </w:r>
-        <w:r>
-          <w:rPr>
-            <w:rStyle w:val="Hyperlink"/>
-          </w:rPr>
-          <w:t>80</w:t>
-        </w:r>
-        <w:r>
-          <w:fldChar w:fldCharType="end"/>
-        </w:r>
-      </w:hyperlink>
-    </w:p>
-    <w:p>
-      <w:pPr>
-        <w:pStyle w:val="TOC2"/>
-        <w:tabs>
-          <w:tab w:val="right" w:leader="dot" w:pos="8295"/>
-        </w:tabs>
-      </w:pPr>
-      <w:hyperlink w:anchor="_Toc1935762795">
-        <w:r>
-          <w:rPr>
-            <w:rStyle w:val="Hyperlink"/>
-          </w:rPr>
-          <w:t>6.5 Recommendations for Further Research</w:t>
-        </w:r>
-        <w:r>
-          <w:tab/>
-        </w:r>
-        <w:r>
-          <w:fldChar w:fldCharType="begin"/>
-        </w:r>
-        <w:r>
-          <w:instrText>PAGEREF _Toc1935762795 \h</w:instrText>
-        </w:r>
-        <w:r>
-          <w:fldChar w:fldCharType="separate"/>
-        </w:r>
-        <w:r>
-          <w:rPr>
-            <w:rStyle w:val="Hyperlink"/>
-          </w:rPr>
-          <w:t>81</w:t>
-        </w:r>
-        <w:r>
-          <w:fldChar w:fldCharType="end"/>
-        </w:r>
-      </w:hyperlink>
-    </w:p>
-    <w:p>
-      <w:pPr>
-        <w:pStyle w:val="TOC2"/>
-        <w:tabs>
-          <w:tab w:val="right" w:leader="dot" w:pos="8295"/>
-        </w:tabs>
-      </w:pPr>
-      <w:hyperlink w:anchor="_Toc497285023">
-        <w:r>
-          <w:rPr>
-            <w:rStyle w:val="Hyperlink"/>
-          </w:rPr>
-          <w:t>6.6 Real-World Applications</w:t>
-        </w:r>
-        <w:r>
-          <w:tab/>
-        </w:r>
-        <w:r>
-          <w:fldChar w:fldCharType="begin"/>
-        </w:r>
-        <w:r>
-          <w:instrText>PAGEREF _Toc497285023 \h</w:instrText>
-        </w:r>
-        <w:r>
-          <w:fldChar w:fldCharType="separate"/>
-        </w:r>
-        <w:r>
-          <w:rPr>
-            <w:rStyle w:val="Hyperlink"/>
-          </w:rPr>
-          <w:t>82</w:t>
-        </w:r>
-        <w:r>
-          <w:fldChar w:fldCharType="end"/>
-        </w:r>
-      </w:hyperlink>
-    </w:p>
-    <w:p>
-      <w:pPr>
-        <w:pStyle w:val="TOC2"/>
-        <w:tabs>
-          <w:tab w:val="right" w:leader="dot" w:pos="8295"/>
-        </w:tabs>
-      </w:pPr>
-      <w:hyperlink w:anchor="_Toc1183826649">
-        <w:r>
-          <w:rPr>
-            <w:rStyle w:val="Hyperlink"/>
-          </w:rPr>
-          <w:t>6.7 Closing Remarks</w:t>
-        </w:r>
-        <w:r>
-          <w:tab/>
-        </w:r>
-        <w:r>
-          <w:fldChar w:fldCharType="begin"/>
-        </w:r>
-        <w:r>
-          <w:instrText>PAGEREF _Toc1183826649 \h</w:instrText>
-        </w:r>
-        <w:r>
-          <w:fldChar w:fldCharType="separate"/>
-        </w:r>
-        <w:r>
-          <w:rPr>
-            <w:rStyle w:val="Hyperlink"/>
-          </w:rPr>
-          <w:t>83</w:t>
-        </w:r>
-        <w:r>
-          <w:fldChar w:fldCharType="end"/>
-        </w:r>
-      </w:hyperlink>
-    </w:p>
-    <w:p>
-      <w:pPr>
-        <w:pStyle w:val="TOC1"/>
-        <w:tabs>
-          <w:tab w:val="right" w:leader="dot" w:pos="8295"/>
-        </w:tabs>
-      </w:pPr>
-      <w:hyperlink w:anchor="_Toc1377336181">
-        <w:r>
-          <w:rPr>
-            <w:rStyle w:val="Hyperlink"/>
-          </w:rPr>
-          <w:t>References</w:t>
-        </w:r>
-        <w:r>
-          <w:tab/>
-        </w:r>
-        <w:r>
-          <w:fldChar w:fldCharType="begin"/>
-        </w:r>
-        <w:r>
-          <w:instrText>PAGEREF _Toc1377336181 \h</w:instrText>
-        </w:r>
-        <w:r>
-          <w:fldChar w:fldCharType="separate"/>
-        </w:r>
-        <w:r>
-          <w:rPr>
-            <w:rStyle w:val="Hyperlink"/>
-          </w:rPr>
-          <w:t>83</w:t>
-        </w:r>
-        <w:r>
-          <w:fldChar w:fldCharType="end"/>
-        </w:r>
-      </w:hyperlink>
-    </w:p>
-    <w:p>
-      <w:pPr>
-        <w:pStyle w:val="TOC1"/>
-      </w:pPr>
+      <w:r>
+        <w:t xml:space="preserve">Open this file in desktop Word and click Yes when asked to update fields.</w:t>
+      </w:r>
       <w:r>
         <w:fldChar w:fldCharType="end"/>
       </w:r>
@@ -3943,1378 +691,21 @@
     </w:p>
     <w:p>
       <w:pPr>
-        <w:pStyle w:val="TableofFigures"/>
-        <w:tabs>
-          <w:tab w:val="right" w:leader="dot" w:pos="8299"/>
-        </w:tabs>
-        <w:rPr>
-          <w:noProof/>
-        </w:rPr>
-      </w:pPr>
-      <w:r>
-        <w:fldChar w:fldCharType="begin"/>
-      </w:r>
-      <w:r>
-        <w:instrText xml:space="preserve"> TOC \c "Figure" \h \z </w:instrText>
-      </w:r>
-      <w:r>
-        <w:fldChar w:fldCharType="separate"/>
-      </w:r>
-      <w:hyperlink w:anchor="_Toc238353288" w:history="1">
-        <w:r>
-          <w:rPr>
-            <w:rStyle w:val="Hyperlink"/>
-            <w:noProof/>
-          </w:rPr>
-          <w:t>Figure 1. System architecture: Roman Urdu dictionary, SVM room choice (headline vs full article), and HIGH/MEDIUM/LOW lights.</w:t>
-        </w:r>
-        <w:r>
-          <w:rPr>
-            <w:noProof/>
-            <w:webHidden/>
-          </w:rPr>
-          <w:tab/>
-        </w:r>
-        <w:r>
-          <w:rPr>
-            <w:noProof/>
-            <w:webHidden/>
-          </w:rPr>
-          <w:fldChar w:fldCharType="begin"/>
-        </w:r>
-        <w:r>
-          <w:rPr>
-            <w:noProof/>
-            <w:webHidden/>
-          </w:rPr>
-          <w:instrText xml:space="preserve"> PAGEREF _Toc238353288 \h </w:instrText>
-        </w:r>
-        <w:r>
-          <w:rPr>
-            <w:noProof/>
-            <w:webHidden/>
-          </w:rPr>
-        </w:r>
-        <w:r>
-          <w:rPr>
-            <w:noProof/>
-            <w:webHidden/>
-          </w:rPr>
-          <w:fldChar w:fldCharType="separate"/>
-        </w:r>
-        <w:r>
-          <w:rPr>
-            <w:noProof/>
-            <w:webHidden/>
-          </w:rPr>
-          <w:t>31</w:t>
-        </w:r>
-        <w:r>
-          <w:rPr>
-            <w:noProof/>
-            <w:webHidden/>
-          </w:rPr>
-          <w:fldChar w:fldCharType="end"/>
-        </w:r>
-      </w:hyperlink>
-    </w:p>
-    <w:p>
-      <w:pPr>
-        <w:pStyle w:val="TableofFigures"/>
-        <w:tabs>
-          <w:tab w:val="right" w:leader="dot" w:pos="8299"/>
-        </w:tabs>
-        <w:rPr>
-          <w:noProof/>
-        </w:rPr>
-      </w:pPr>
-      <w:hyperlink w:anchor="_Toc238353289" w:history="1">
-        <w:r>
-          <w:rPr>
-            <w:rStyle w:val="Hyperlink"/>
-            <w:noProof/>
-          </w:rPr>
-          <w:t>Figure 1. Query length distribution and short/long split (development query set; later expanded to 409 by gap-fill)..</w:t>
-        </w:r>
-        <w:r>
-          <w:rPr>
-            <w:noProof/>
-            <w:webHidden/>
-          </w:rPr>
-          <w:tab/>
-        </w:r>
-        <w:r>
-          <w:rPr>
-            <w:noProof/>
-            <w:webHidden/>
-          </w:rPr>
-          <w:fldChar w:fldCharType="begin"/>
-        </w:r>
-        <w:r>
-          <w:rPr>
-            <w:noProof/>
-            <w:webHidden/>
-          </w:rPr>
-          <w:instrText xml:space="preserve"> PAGEREF _Toc238353289 \h </w:instrText>
-        </w:r>
-        <w:r>
-          <w:rPr>
-            <w:noProof/>
-            <w:webHidden/>
-          </w:rPr>
-        </w:r>
-        <w:r>
-          <w:rPr>
-            <w:noProof/>
-            <w:webHidden/>
-          </w:rPr>
-          <w:fldChar w:fldCharType="separate"/>
-        </w:r>
-        <w:r>
-          <w:rPr>
-            <w:noProof/>
-            <w:webHidden/>
-          </w:rPr>
-          <w:t>34</w:t>
-        </w:r>
-        <w:r>
-          <w:rPr>
-            <w:noProof/>
-            <w:webHidden/>
-          </w:rPr>
-          <w:fldChar w:fldCharType="end"/>
-        </w:r>
-      </w:hyperlink>
-    </w:p>
-    <w:p>
-      <w:pPr>
-        <w:pStyle w:val="TableofFigures"/>
-        <w:tabs>
-          <w:tab w:val="right" w:leader="dot" w:pos="8299"/>
-        </w:tabs>
-        <w:rPr>
-          <w:noProof/>
-        </w:rPr>
-      </w:pPr>
-      <w:hyperlink w:anchor="_Toc238353290" w:history="1">
-        <w:r>
-          <w:rPr>
-            <w:rStyle w:val="Hyperlink"/>
-            <w:noProof/>
-          </w:rPr>
-          <w:t>Figure 1. Confusion matrix of the dynamic SVM classifier on the development 74-query test split (39 short + 35 long, 0 misclassifications). This figure belongs to the training/CV layer, not Phase 3B.</w:t>
-        </w:r>
-        <w:r>
-          <w:rPr>
-            <w:noProof/>
-            <w:webHidden/>
-          </w:rPr>
-          <w:tab/>
-        </w:r>
-        <w:r>
-          <w:rPr>
-            <w:noProof/>
-            <w:webHidden/>
-          </w:rPr>
-          <w:fldChar w:fldCharType="begin"/>
-        </w:r>
-        <w:r>
-          <w:rPr>
-            <w:noProof/>
-            <w:webHidden/>
-          </w:rPr>
-          <w:instrText xml:space="preserve"> PAGEREF _Toc238353290 \h </w:instrText>
-        </w:r>
-        <w:r>
-          <w:rPr>
-            <w:noProof/>
-            <w:webHidden/>
-          </w:rPr>
-        </w:r>
-        <w:r>
-          <w:rPr>
-            <w:noProof/>
-            <w:webHidden/>
-          </w:rPr>
-          <w:fldChar w:fldCharType="separate"/>
-        </w:r>
-        <w:r>
-          <w:rPr>
-            <w:noProof/>
-            <w:webHidden/>
-          </w:rPr>
-          <w:t>44</w:t>
-        </w:r>
-        <w:r>
-          <w:rPr>
-            <w:noProof/>
-            <w:webHidden/>
-          </w:rPr>
-          <w:fldChar w:fldCharType="end"/>
-        </w:r>
-      </w:hyperlink>
-    </w:p>
-    <w:p>
-      <w:pPr>
-        <w:pStyle w:val="TableofFigures"/>
-        <w:tabs>
-          <w:tab w:val="right" w:leader="dot" w:pos="8299"/>
-        </w:tabs>
-        <w:rPr>
-          <w:noProof/>
-        </w:rPr>
-      </w:pPr>
-      <w:hyperlink w:anchor="_Toc238353291" w:history="1">
-        <w:r>
-          <w:rPr>
-            <w:rStyle w:val="Hyperlink"/>
-            <w:noProof/>
-          </w:rPr>
-          <w:t>Figure 1. Performance comparison: proposed system vs. static and LLM-style baselines.</w:t>
-        </w:r>
-        <w:r>
-          <w:rPr>
-            <w:noProof/>
-            <w:webHidden/>
-          </w:rPr>
-          <w:tab/>
-        </w:r>
-        <w:r>
-          <w:rPr>
-            <w:noProof/>
-            <w:webHidden/>
-          </w:rPr>
-          <w:fldChar w:fldCharType="begin"/>
-        </w:r>
-        <w:r>
-          <w:rPr>
-            <w:noProof/>
-            <w:webHidden/>
-          </w:rPr>
-          <w:instrText xml:space="preserve"> PAGEREF _Toc238353291 \h </w:instrText>
-        </w:r>
-        <w:r>
-          <w:rPr>
-            <w:noProof/>
-            <w:webHidden/>
-          </w:rPr>
-        </w:r>
-        <w:r>
-          <w:rPr>
-            <w:noProof/>
-            <w:webHidden/>
-          </w:rPr>
-          <w:fldChar w:fldCharType="separate"/>
-        </w:r>
-        <w:r>
-          <w:rPr>
-            <w:noProof/>
-            <w:webHidden/>
-          </w:rPr>
-          <w:t>45</w:t>
-        </w:r>
-        <w:r>
-          <w:rPr>
-            <w:noProof/>
-            <w:webHidden/>
-          </w:rPr>
-          <w:fldChar w:fldCharType="end"/>
-        </w:r>
-      </w:hyperlink>
-    </w:p>
-    <w:p>
-      <w:pPr>
-        <w:pStyle w:val="TableofFigures"/>
-        <w:tabs>
-          <w:tab w:val="right" w:leader="dot" w:pos="8299"/>
-        </w:tabs>
-        <w:rPr>
-          <w:noProof/>
-        </w:rPr>
-      </w:pPr>
-      <w:hyperlink w:anchor="_Toc238353292" w:history="1">
-        <w:r>
-          <w:rPr>
-            <w:rStyle w:val="Hyperlink"/>
-            <w:noProof/>
-          </w:rPr>
-          <w:t>Figure 1. Roman Urdu query results: individual per-query P@15 breakdown (8 test queries).</w:t>
-        </w:r>
-        <w:r>
-          <w:rPr>
-            <w:noProof/>
-            <w:webHidden/>
-          </w:rPr>
-          <w:tab/>
-        </w:r>
-        <w:r>
-          <w:rPr>
-            <w:noProof/>
-            <w:webHidden/>
-          </w:rPr>
-          <w:fldChar w:fldCharType="begin"/>
-        </w:r>
-        <w:r>
-          <w:rPr>
-            <w:noProof/>
-            <w:webHidden/>
-          </w:rPr>
-          <w:instrText xml:space="preserve"> PAGEREF _Toc238353292 \h </w:instrText>
-        </w:r>
-        <w:r>
-          <w:rPr>
-            <w:noProof/>
-            <w:webHidden/>
-          </w:rPr>
-        </w:r>
-        <w:r>
-          <w:rPr>
-            <w:noProof/>
-            <w:webHidden/>
-          </w:rPr>
-          <w:fldChar w:fldCharType="separate"/>
-        </w:r>
-        <w:r>
-          <w:rPr>
-            <w:noProof/>
-            <w:webHidden/>
-          </w:rPr>
-          <w:t>47</w:t>
-        </w:r>
-        <w:r>
-          <w:rPr>
-            <w:noProof/>
-            <w:webHidden/>
-          </w:rPr>
-          <w:fldChar w:fldCharType="end"/>
-        </w:r>
-      </w:hyperlink>
-    </w:p>
-    <w:p>
-      <w:pPr>
-        <w:pStyle w:val="TableofFigures"/>
-        <w:tabs>
-          <w:tab w:val="right" w:leader="dot" w:pos="8299"/>
-        </w:tabs>
-        <w:rPr>
-          <w:noProof/>
-        </w:rPr>
-      </w:pPr>
-      <w:hyperlink w:anchor="_Toc238353293" w:history="1">
-        <w:r>
-          <w:rPr>
-            <w:rStyle w:val="Hyperlink"/>
-            <w:noProof/>
-          </w:rPr>
-          <w:t>Figure 1. Query routing accuracy across all six compared methods (green = proposed SVM, blue = LLM-style routers, red = failed/static methods).</w:t>
-        </w:r>
-        <w:r>
-          <w:rPr>
-            <w:noProof/>
-            <w:webHidden/>
-          </w:rPr>
-          <w:tab/>
-        </w:r>
-        <w:r>
-          <w:rPr>
-            <w:noProof/>
-            <w:webHidden/>
-          </w:rPr>
-          <w:fldChar w:fldCharType="begin"/>
-        </w:r>
-        <w:r>
-          <w:rPr>
-            <w:noProof/>
-            <w:webHidden/>
-          </w:rPr>
-          <w:instrText xml:space="preserve"> PAGEREF _Toc238353293 \h </w:instrText>
-        </w:r>
-        <w:r>
-          <w:rPr>
-            <w:noProof/>
-            <w:webHidden/>
-          </w:rPr>
-        </w:r>
-        <w:r>
-          <w:rPr>
-            <w:noProof/>
-            <w:webHidden/>
-          </w:rPr>
-          <w:fldChar w:fldCharType="separate"/>
-        </w:r>
-        <w:r>
-          <w:rPr>
-            <w:noProof/>
-            <w:webHidden/>
-          </w:rPr>
-          <w:t>48</w:t>
-        </w:r>
-        <w:r>
-          <w:rPr>
-            <w:noProof/>
-            <w:webHidden/>
-          </w:rPr>
-          <w:fldChar w:fldCharType="end"/>
-        </w:r>
-      </w:hyperlink>
-    </w:p>
-    <w:p>
-      <w:pPr>
-        <w:pStyle w:val="TableofFigures"/>
-        <w:tabs>
-          <w:tab w:val="right" w:leader="dot" w:pos="8299"/>
-        </w:tabs>
-        <w:rPr>
-          <w:noProof/>
-        </w:rPr>
-      </w:pPr>
-      <w:hyperlink w:anchor="_Toc238353294" w:history="1">
-        <w:r>
-          <w:rPr>
-            <w:rStyle w:val="Hyperlink"/>
-            <w:noProof/>
-          </w:rPr>
-          <w:t>Figure 1. Routing accuracy and per-query latency (log scale): static threshold vs. proposed SVM vs. GPT-4-style routing.</w:t>
-        </w:r>
-        <w:r>
-          <w:rPr>
-            <w:noProof/>
-            <w:webHidden/>
-          </w:rPr>
-          <w:tab/>
-        </w:r>
-        <w:r>
-          <w:rPr>
-            <w:noProof/>
-            <w:webHidden/>
-          </w:rPr>
-          <w:fldChar w:fldCharType="begin"/>
-        </w:r>
-        <w:r>
-          <w:rPr>
-            <w:noProof/>
-            <w:webHidden/>
-          </w:rPr>
-          <w:instrText xml:space="preserve"> PAGEREF _Toc238353294 \h </w:instrText>
-        </w:r>
-        <w:r>
-          <w:rPr>
-            <w:noProof/>
-            <w:webHidden/>
-          </w:rPr>
-        </w:r>
-        <w:r>
-          <w:rPr>
-            <w:noProof/>
-            <w:webHidden/>
-          </w:rPr>
-          <w:fldChar w:fldCharType="separate"/>
-        </w:r>
-        <w:r>
-          <w:rPr>
-            <w:noProof/>
-            <w:webHidden/>
-          </w:rPr>
-          <w:t>49</w:t>
-        </w:r>
-        <w:r>
-          <w:rPr>
-            <w:noProof/>
-            <w:webHidden/>
-          </w:rPr>
-          <w:fldChar w:fldCharType="end"/>
-        </w:r>
-      </w:hyperlink>
-    </w:p>
-    <w:p>
-      <w:pPr>
-        <w:pStyle w:val="TableofFigures"/>
-        <w:tabs>
-          <w:tab w:val="right" w:leader="dot" w:pos="8299"/>
-        </w:tabs>
-        <w:rPr>
-          <w:noProof/>
-        </w:rPr>
-      </w:pPr>
-      <w:hyperlink w:anchor="_Toc238353295" w:history="1">
-        <w:r>
-          <w:rPr>
-            <w:rStyle w:val="Hyperlink"/>
-            <w:noProof/>
-          </w:rPr>
-          <w:t>Figure 1. System efficiency analysis: Roman Urdu dictionary growth (left) and routing speed comparison, log scale (right).</w:t>
-        </w:r>
-        <w:r>
-          <w:rPr>
-            <w:noProof/>
-            <w:webHidden/>
-          </w:rPr>
-          <w:tab/>
-        </w:r>
-        <w:r>
-          <w:rPr>
-            <w:noProof/>
-            <w:webHidden/>
-          </w:rPr>
-          <w:fldChar w:fldCharType="begin"/>
-        </w:r>
-        <w:r>
-          <w:rPr>
-            <w:noProof/>
-            <w:webHidden/>
-          </w:rPr>
-          <w:instrText xml:space="preserve"> PAGEREF _Toc238353295 \h </w:instrText>
-        </w:r>
-        <w:r>
-          <w:rPr>
-            <w:noProof/>
-            <w:webHidden/>
-          </w:rPr>
-        </w:r>
-        <w:r>
-          <w:rPr>
-            <w:noProof/>
-            <w:webHidden/>
-          </w:rPr>
-          <w:fldChar w:fldCharType="separate"/>
-        </w:r>
-        <w:r>
-          <w:rPr>
-            <w:noProof/>
-            <w:webHidden/>
-          </w:rPr>
-          <w:t>50</w:t>
-        </w:r>
-        <w:r>
-          <w:rPr>
-            <w:noProof/>
-            <w:webHidden/>
-          </w:rPr>
-          <w:fldChar w:fldCharType="end"/>
-        </w:r>
-      </w:hyperlink>
-    </w:p>
-    <w:p>
-      <w:pPr>
-        <w:pStyle w:val="TableofFigures"/>
-        <w:tabs>
-          <w:tab w:val="right" w:leader="dot" w:pos="8299"/>
-        </w:tabs>
-        <w:rPr>
-          <w:noProof/>
-        </w:rPr>
-      </w:pPr>
-      <w:hyperlink w:anchor="_Toc238353296" w:history="1">
-        <w:r>
-          <w:rPr>
-            <w:rStyle w:val="Hyperlink"/>
-            <w:noProof/>
-          </w:rPr>
-          <w:t>Figure 1. Permutation feature importance for the dynamic SVM classifier.</w:t>
-        </w:r>
-        <w:r>
-          <w:rPr>
-            <w:noProof/>
-            <w:webHidden/>
-          </w:rPr>
-          <w:tab/>
-        </w:r>
-        <w:r>
-          <w:rPr>
-            <w:noProof/>
-            <w:webHidden/>
-          </w:rPr>
-          <w:fldChar w:fldCharType="begin"/>
-        </w:r>
-        <w:r>
-          <w:rPr>
-            <w:noProof/>
-            <w:webHidden/>
-          </w:rPr>
-          <w:instrText xml:space="preserve"> PAGEREF _Toc238353296 \h </w:instrText>
-        </w:r>
-        <w:r>
-          <w:rPr>
-            <w:noProof/>
-            <w:webHidden/>
-          </w:rPr>
-        </w:r>
-        <w:r>
-          <w:rPr>
-            <w:noProof/>
-            <w:webHidden/>
-          </w:rPr>
-          <w:fldChar w:fldCharType="separate"/>
-        </w:r>
-        <w:r>
-          <w:rPr>
-            <w:noProof/>
-            <w:webHidden/>
-          </w:rPr>
-          <w:t>50</w:t>
-        </w:r>
-        <w:r>
-          <w:rPr>
-            <w:noProof/>
-            <w:webHidden/>
-          </w:rPr>
-          <w:fldChar w:fldCharType="end"/>
-        </w:r>
-      </w:hyperlink>
-    </w:p>
-    <w:p>
-      <w:pPr>
-        <w:pStyle w:val="TableofFigures"/>
-        <w:tabs>
-          <w:tab w:val="right" w:leader="dot" w:pos="8299"/>
-        </w:tabs>
-        <w:rPr>
-          <w:noProof/>
-        </w:rPr>
-      </w:pPr>
-      <w:hyperlink w:anchor="_Toc238353297" w:history="1">
-        <w:r>
-          <w:rPr>
-            <w:rStyle w:val="Hyperlink"/>
-            <w:noProof/>
-          </w:rPr>
-          <w:t>Figure 1. Ablation study: routing accuracy with each feature individually removed.</w:t>
-        </w:r>
-        <w:r>
-          <w:rPr>
-            <w:noProof/>
-            <w:webHidden/>
-          </w:rPr>
-          <w:tab/>
-        </w:r>
-        <w:r>
-          <w:rPr>
-            <w:noProof/>
-            <w:webHidden/>
-          </w:rPr>
-          <w:fldChar w:fldCharType="begin"/>
-        </w:r>
-        <w:r>
-          <w:rPr>
-            <w:noProof/>
-            <w:webHidden/>
-          </w:rPr>
-          <w:instrText xml:space="preserve"> PAGEREF _Toc238353297 \h </w:instrText>
-        </w:r>
-        <w:r>
-          <w:rPr>
-            <w:noProof/>
-            <w:webHidden/>
-          </w:rPr>
-        </w:r>
-        <w:r>
-          <w:rPr>
-            <w:noProof/>
-            <w:webHidden/>
-          </w:rPr>
-          <w:fldChar w:fldCharType="separate"/>
-        </w:r>
-        <w:r>
-          <w:rPr>
-            <w:noProof/>
-            <w:webHidden/>
-          </w:rPr>
-          <w:t>52</w:t>
-        </w:r>
-        <w:r>
-          <w:rPr>
-            <w:noProof/>
-            <w:webHidden/>
-          </w:rPr>
-          <w:fldChar w:fldCharType="end"/>
-        </w:r>
-      </w:hyperlink>
-    </w:p>
-    <w:p>
-      <w:pPr>
-        <w:pStyle w:val="TableofFigures"/>
-        <w:tabs>
-          <w:tab w:val="right" w:leader="dot" w:pos="8299"/>
-        </w:tabs>
-        <w:rPr>
-          <w:noProof/>
-        </w:rPr>
-      </w:pPr>
-      <w:hyperlink w:anchor="_Toc238353298" w:history="1">
-        <w:r>
-          <w:rPr>
-            <w:rStyle w:val="Hyperlink"/>
-            <w:noProof/>
-          </w:rPr>
-          <w:t>Figure 1. Development 8-query confidence batch (all HIGH). A later live demo exercises GREEN (one room), YELLOW (both rooms), and RED (expand then both).</w:t>
-        </w:r>
-        <w:r>
-          <w:rPr>
-            <w:noProof/>
-            <w:webHidden/>
-          </w:rPr>
-          <w:tab/>
-        </w:r>
-        <w:r>
-          <w:rPr>
-            <w:noProof/>
-            <w:webHidden/>
-          </w:rPr>
-          <w:fldChar w:fldCharType="begin"/>
-        </w:r>
-        <w:r>
-          <w:rPr>
-            <w:noProof/>
-            <w:webHidden/>
-          </w:rPr>
-          <w:instrText xml:space="preserve"> PAGEREF _Toc238353298 \h </w:instrText>
-        </w:r>
-        <w:r>
-          <w:rPr>
-            <w:noProof/>
-            <w:webHidden/>
-          </w:rPr>
-        </w:r>
-        <w:r>
-          <w:rPr>
-            <w:noProof/>
-            <w:webHidden/>
-          </w:rPr>
-          <w:fldChar w:fldCharType="separate"/>
-        </w:r>
-        <w:r>
-          <w:rPr>
-            <w:noProof/>
-            <w:webHidden/>
-          </w:rPr>
-          <w:t>53</w:t>
-        </w:r>
-        <w:r>
-          <w:rPr>
-            <w:noProof/>
-            <w:webHidden/>
-          </w:rPr>
-          <w:fldChar w:fldCharType="end"/>
-        </w:r>
-      </w:hyperlink>
-    </w:p>
-    <w:p>
-      <w:pPr>
-        <w:pStyle w:val="TableofFigures"/>
-        <w:tabs>
-          <w:tab w:val="right" w:leader="dot" w:pos="8299"/>
-        </w:tabs>
-        <w:rPr>
-          <w:noProof/>
-        </w:rPr>
-      </w:pPr>
-      <w:hyperlink w:anchor="_Toc238353299" w:history="1">
-        <w:r>
-          <w:rPr>
-            <w:rStyle w:val="Hyperlink"/>
-            <w:noProof/>
-          </w:rPr>
-          <w:t>Figure 1. Cohen's d effect-size analysis per feature.</w:t>
-        </w:r>
-        <w:r>
-          <w:rPr>
-            <w:noProof/>
-            <w:webHidden/>
-          </w:rPr>
-          <w:tab/>
-        </w:r>
-        <w:r>
-          <w:rPr>
-            <w:noProof/>
-            <w:webHidden/>
-          </w:rPr>
-          <w:fldChar w:fldCharType="begin"/>
-        </w:r>
-        <w:r>
-          <w:rPr>
-            <w:noProof/>
-            <w:webHidden/>
-          </w:rPr>
-          <w:instrText xml:space="preserve"> PAGEREF _Toc238353299 \h </w:instrText>
-        </w:r>
-        <w:r>
-          <w:rPr>
-            <w:noProof/>
-            <w:webHidden/>
-          </w:rPr>
-        </w:r>
-        <w:r>
-          <w:rPr>
-            <w:noProof/>
-            <w:webHidden/>
-          </w:rPr>
-          <w:fldChar w:fldCharType="separate"/>
-        </w:r>
-        <w:r>
-          <w:rPr>
-            <w:noProof/>
-            <w:webHidden/>
-          </w:rPr>
-          <w:t>55</w:t>
-        </w:r>
-        <w:r>
-          <w:rPr>
-            <w:noProof/>
-            <w:webHidden/>
-          </w:rPr>
-          <w:fldChar w:fldCharType="end"/>
-        </w:r>
-      </w:hyperlink>
-    </w:p>
-    <w:p>
-      <w:pPr>
-        <w:pStyle w:val="TableofFigures"/>
-        <w:tabs>
-          <w:tab w:val="right" w:leader="dot" w:pos="8299"/>
-        </w:tabs>
-        <w:rPr>
-          <w:noProof/>
-        </w:rPr>
-      </w:pPr>
-      <w:hyperlink w:anchor="_Toc238353300" w:history="1">
-        <w:r>
-          <w:rPr>
-            <w:rStyle w:val="Hyperlink"/>
-            <w:noProof/>
-          </w:rPr>
-          <w:t>Figure 1. Learning curves: training vs. cross-validation accuracy.</w:t>
-        </w:r>
-        <w:r>
-          <w:rPr>
-            <w:noProof/>
-            <w:webHidden/>
-          </w:rPr>
-          <w:tab/>
-        </w:r>
-        <w:r>
-          <w:rPr>
-            <w:noProof/>
-            <w:webHidden/>
-          </w:rPr>
-          <w:fldChar w:fldCharType="begin"/>
-        </w:r>
-        <w:r>
-          <w:rPr>
-            <w:noProof/>
-            <w:webHidden/>
-          </w:rPr>
-          <w:instrText xml:space="preserve"> PAGEREF _Toc238353300 \h </w:instrText>
-        </w:r>
-        <w:r>
-          <w:rPr>
-            <w:noProof/>
-            <w:webHidden/>
-          </w:rPr>
-        </w:r>
-        <w:r>
-          <w:rPr>
-            <w:noProof/>
-            <w:webHidden/>
-          </w:rPr>
-          <w:fldChar w:fldCharType="separate"/>
-        </w:r>
-        <w:r>
-          <w:rPr>
-            <w:noProof/>
-            <w:webHidden/>
-          </w:rPr>
-          <w:t>56</w:t>
-        </w:r>
-        <w:r>
-          <w:rPr>
-            <w:noProof/>
-            <w:webHidden/>
-          </w:rPr>
-          <w:fldChar w:fldCharType="end"/>
-        </w:r>
-      </w:hyperlink>
-    </w:p>
-    <w:p>
-      <w:pPr>
-        <w:pStyle w:val="TableofFigures"/>
-        <w:tabs>
-          <w:tab w:val="right" w:leader="dot" w:pos="8299"/>
-        </w:tabs>
-        <w:rPr>
-          <w:noProof/>
-        </w:rPr>
-      </w:pPr>
-      <w:hyperlink w:anchor="_Toc238353301" w:history="1">
-        <w:r>
-          <w:rPr>
-            <w:rStyle w:val="Hyperlink"/>
-            <w:noProof/>
-          </w:rPr>
-          <w:t>Figure 1. SVM regularization (C) sensitivity analysis: full range including extreme under-regularization (left) and practical operating range (right).</w:t>
-        </w:r>
-        <w:r>
-          <w:rPr>
-            <w:noProof/>
-            <w:webHidden/>
-          </w:rPr>
-          <w:tab/>
-        </w:r>
-        <w:r>
-          <w:rPr>
-            <w:noProof/>
-            <w:webHidden/>
-          </w:rPr>
-          <w:fldChar w:fldCharType="begin"/>
-        </w:r>
-        <w:r>
-          <w:rPr>
-            <w:noProof/>
-            <w:webHidden/>
-          </w:rPr>
-          <w:instrText xml:space="preserve"> PAGEREF _Toc238353301 \h </w:instrText>
-        </w:r>
-        <w:r>
-          <w:rPr>
-            <w:noProof/>
-            <w:webHidden/>
-          </w:rPr>
-        </w:r>
-        <w:r>
-          <w:rPr>
-            <w:noProof/>
-            <w:webHidden/>
-          </w:rPr>
-          <w:fldChar w:fldCharType="separate"/>
-        </w:r>
-        <w:r>
-          <w:rPr>
-            <w:noProof/>
-            <w:webHidden/>
-          </w:rPr>
-          <w:t>57</w:t>
-        </w:r>
-        <w:r>
-          <w:rPr>
-            <w:noProof/>
-            <w:webHidden/>
-          </w:rPr>
-          <w:fldChar w:fldCharType="end"/>
-        </w:r>
-      </w:hyperlink>
-    </w:p>
-    <w:p>
-      <w:pPr>
-        <w:pStyle w:val="TableofFigures"/>
-        <w:tabs>
-          <w:tab w:val="right" w:leader="dot" w:pos="8299"/>
-        </w:tabs>
-        <w:rPr>
-          <w:noProof/>
-        </w:rPr>
-      </w:pPr>
-      <w:hyperlink w:anchor="_Toc238353302" w:history="1">
-        <w:r>
-          <w:rPr>
-            <w:rStyle w:val="Hyperlink"/>
-            <w:noProof/>
-          </w:rPr>
-          <w:t>Figure 1. Diagnostic external validation on 50 unseen native-Urdu queries (development/robustness layer). The deployed V2 model records 98.00% on this 50-query diagnostic set (training_info.json); the frozen generalization test is Phase 3B (Section 5.13).</w:t>
-        </w:r>
-        <w:r>
-          <w:rPr>
-            <w:noProof/>
-            <w:webHidden/>
-          </w:rPr>
-          <w:tab/>
-        </w:r>
-        <w:r>
-          <w:rPr>
-            <w:noProof/>
-            <w:webHidden/>
-          </w:rPr>
-          <w:fldChar w:fldCharType="begin"/>
-        </w:r>
-        <w:r>
-          <w:rPr>
-            <w:noProof/>
-            <w:webHidden/>
-          </w:rPr>
-          <w:instrText xml:space="preserve"> PAGEREF _Toc238353302 \h </w:instrText>
-        </w:r>
-        <w:r>
-          <w:rPr>
-            <w:noProof/>
-            <w:webHidden/>
-          </w:rPr>
-        </w:r>
-        <w:r>
-          <w:rPr>
-            <w:noProof/>
-            <w:webHidden/>
-          </w:rPr>
-          <w:fldChar w:fldCharType="separate"/>
-        </w:r>
-        <w:r>
-          <w:rPr>
-            <w:noProof/>
-            <w:webHidden/>
-          </w:rPr>
-          <w:t>57</w:t>
-        </w:r>
-        <w:r>
-          <w:rPr>
-            <w:noProof/>
-            <w:webHidden/>
-          </w:rPr>
-          <w:fldChar w:fldCharType="end"/>
-        </w:r>
-      </w:hyperlink>
-    </w:p>
-    <w:p>
-      <w:pPr>
-        <w:pStyle w:val="TableofFigures"/>
-        <w:tabs>
-          <w:tab w:val="right" w:leader="dot" w:pos="8299"/>
-        </w:tabs>
-        <w:rPr>
-          <w:noProof/>
-        </w:rPr>
-      </w:pPr>
-      <w:hyperlink w:anchor="_Toc238353303" w:history="1">
-        <w:r>
-          <w:rPr>
-            <w:rStyle w:val="Hyperlink"/>
-            <w:noProof/>
-          </w:rPr>
-          <w:t>Figure 1. ROC curve of the dynamic SVM classifier (AUC = 1.000).</w:t>
-        </w:r>
-        <w:r>
-          <w:rPr>
-            <w:noProof/>
-            <w:webHidden/>
-          </w:rPr>
-          <w:tab/>
-        </w:r>
-        <w:r>
-          <w:rPr>
-            <w:noProof/>
-            <w:webHidden/>
-          </w:rPr>
-          <w:fldChar w:fldCharType="begin"/>
-        </w:r>
-        <w:r>
-          <w:rPr>
-            <w:noProof/>
-            <w:webHidden/>
-          </w:rPr>
-          <w:instrText xml:space="preserve"> PAGEREF _Toc238353303 \h </w:instrText>
-        </w:r>
-        <w:r>
-          <w:rPr>
-            <w:noProof/>
-            <w:webHidden/>
-          </w:rPr>
-        </w:r>
-        <w:r>
-          <w:rPr>
-            <w:noProof/>
-            <w:webHidden/>
-          </w:rPr>
-          <w:fldChar w:fldCharType="separate"/>
-        </w:r>
-        <w:r>
-          <w:rPr>
-            <w:noProof/>
-            <w:webHidden/>
-          </w:rPr>
-          <w:t>58</w:t>
-        </w:r>
-        <w:r>
-          <w:rPr>
-            <w:noProof/>
-            <w:webHidden/>
-          </w:rPr>
-          <w:fldChar w:fldCharType="end"/>
-        </w:r>
-      </w:hyperlink>
-    </w:p>
-    <w:p>
-      <w:pPr>
-        <w:pStyle w:val="TableofFigures"/>
-        <w:tabs>
-          <w:tab w:val="right" w:leader="dot" w:pos="8299"/>
-        </w:tabs>
-        <w:rPr>
-          <w:noProof/>
-        </w:rPr>
-      </w:pPr>
-      <w:hyperlink w:anchor="_Toc238353304" w:history="1">
-        <w:r>
-          <w:rPr>
-            <w:rStyle w:val="Hyperlink"/>
-            <w:noProof/>
-          </w:rPr>
-          <w:t>Figure 1. Consolidated robustness validation report: scorecard and all four supporting analyses.</w:t>
-        </w:r>
-        <w:r>
-          <w:rPr>
-            <w:noProof/>
-            <w:webHidden/>
-          </w:rPr>
-          <w:tab/>
-        </w:r>
-        <w:r>
-          <w:rPr>
-            <w:noProof/>
-            <w:webHidden/>
-          </w:rPr>
-          <w:fldChar w:fldCharType="begin"/>
-        </w:r>
-        <w:r>
-          <w:rPr>
-            <w:noProof/>
-            <w:webHidden/>
-          </w:rPr>
-          <w:instrText xml:space="preserve"> PAGEREF _Toc238353304 \h </w:instrText>
-        </w:r>
-        <w:r>
-          <w:rPr>
-            <w:noProof/>
-            <w:webHidden/>
-          </w:rPr>
-        </w:r>
-        <w:r>
-          <w:rPr>
-            <w:noProof/>
-            <w:webHidden/>
-          </w:rPr>
-          <w:fldChar w:fldCharType="separate"/>
-        </w:r>
-        <w:r>
-          <w:rPr>
-            <w:noProof/>
-            <w:webHidden/>
-          </w:rPr>
-          <w:t>59</w:t>
-        </w:r>
-        <w:r>
-          <w:rPr>
-            <w:noProof/>
-            <w:webHidden/>
-          </w:rPr>
-          <w:fldChar w:fldCharType="end"/>
-        </w:r>
-      </w:hyperlink>
-    </w:p>
-    <w:p>
-      <w:pPr>
-        <w:pStyle w:val="TableofFigures"/>
-        <w:tabs>
-          <w:tab w:val="right" w:leader="dot" w:pos="8299"/>
-        </w:tabs>
-        <w:rPr>
-          <w:noProof/>
-        </w:rPr>
-      </w:pPr>
-      <w:hyperlink w:anchor="_Toc238353305" w:history="1">
-        <w:r>
-          <w:rPr>
-            <w:rStyle w:val="Hyperlink"/>
-            <w:noProof/>
-          </w:rPr>
-          <w:t>Figure 1. Three evaluation layers that must not be mixed: development/CV, frozen Phase 3B (86/84), and frozen traps (60/20/50).</w:t>
-        </w:r>
-        <w:r>
-          <w:rPr>
-            <w:noProof/>
-            <w:webHidden/>
-          </w:rPr>
-          <w:tab/>
-        </w:r>
-        <w:r>
-          <w:rPr>
-            <w:noProof/>
-            <w:webHidden/>
-          </w:rPr>
-          <w:fldChar w:fldCharType="begin"/>
-        </w:r>
-        <w:r>
-          <w:rPr>
-            <w:noProof/>
-            <w:webHidden/>
-          </w:rPr>
-          <w:instrText xml:space="preserve"> PAGEREF _Toc238353305 \h </w:instrText>
-        </w:r>
-        <w:r>
-          <w:rPr>
-            <w:noProof/>
-            <w:webHidden/>
-          </w:rPr>
-        </w:r>
-        <w:r>
-          <w:rPr>
-            <w:noProof/>
-            <w:webHidden/>
-          </w:rPr>
-          <w:fldChar w:fldCharType="separate"/>
-        </w:r>
-        <w:r>
-          <w:rPr>
-            <w:noProof/>
-            <w:webHidden/>
-          </w:rPr>
-          <w:t>63</w:t>
-        </w:r>
-        <w:r>
-          <w:rPr>
-            <w:noProof/>
-            <w:webHidden/>
-          </w:rPr>
-          <w:fldChar w:fldCharType="end"/>
-        </w:r>
-      </w:hyperlink>
-    </w:p>
-    <w:p>
-      <w:pPr>
-        <w:pStyle w:val="TableofFigures"/>
-        <w:tabs>
-          <w:tab w:val="right" w:leader="dot" w:pos="8299"/>
-        </w:tabs>
-        <w:rPr>
-          <w:noProof/>
-        </w:rPr>
-      </w:pPr>
-      <w:hyperlink w:anchor="_Toc238353306" w:history="1">
-        <w:r>
-          <w:rPr>
-            <w:rStyle w:val="Hyperlink"/>
-            <w:noProof/>
-          </w:rPr>
-          <w:t>Figure 1. Held-out trap cue split (n = 40): SVM 18/18 when why/how/fact words fire; 27.27% for both systems otherwise.</w:t>
-        </w:r>
-        <w:r>
-          <w:rPr>
-            <w:noProof/>
-            <w:webHidden/>
-          </w:rPr>
-          <w:tab/>
-        </w:r>
-        <w:r>
-          <w:rPr>
-            <w:noProof/>
-            <w:webHidden/>
-          </w:rPr>
-          <w:fldChar w:fldCharType="begin"/>
-        </w:r>
-        <w:r>
-          <w:rPr>
-            <w:noProof/>
-            <w:webHidden/>
-          </w:rPr>
-          <w:instrText xml:space="preserve"> PAGEREF _Toc238353306 \h </w:instrText>
-        </w:r>
-        <w:r>
-          <w:rPr>
-            <w:noProof/>
-            <w:webHidden/>
-          </w:rPr>
-        </w:r>
-        <w:r>
-          <w:rPr>
-            <w:noProof/>
-            <w:webHidden/>
-          </w:rPr>
-          <w:fldChar w:fldCharType="separate"/>
-        </w:r>
-        <w:r>
-          <w:rPr>
-            <w:noProof/>
-            <w:webHidden/>
-          </w:rPr>
-          <w:t>65</w:t>
-        </w:r>
-        <w:r>
-          <w:rPr>
-            <w:noProof/>
-            <w:webHidden/>
-          </w:rPr>
-          <w:fldChar w:fldCharType="end"/>
-        </w:r>
-      </w:hyperlink>
-    </w:p>
-    <w:p>
-      <w:pPr>
-        <w:pStyle w:val="TableofFigures"/>
-        <w:tabs>
-          <w:tab w:val="right" w:leader="dot" w:pos="8299"/>
-        </w:tabs>
-        <w:rPr>
-          <w:noProof/>
-        </w:rPr>
-      </w:pPr>
-      <w:hyperlink w:anchor="_Toc238353307" w:history="1">
-        <w:r>
-          <w:rPr>
-            <w:rStyle w:val="Hyperlink"/>
-            <w:noProof/>
-          </w:rPr>
-          <w:t>Figure 1. Held-out dual-index graded P@5 (400 judgments): word count 36.50%, always-headline 35.00%, SVM 33.00%.</w:t>
-        </w:r>
-        <w:r>
-          <w:rPr>
-            <w:noProof/>
-            <w:webHidden/>
-          </w:rPr>
-          <w:tab/>
-        </w:r>
-        <w:r>
-          <w:rPr>
-            <w:noProof/>
-            <w:webHidden/>
-          </w:rPr>
-          <w:fldChar w:fldCharType="begin"/>
-        </w:r>
-        <w:r>
-          <w:rPr>
-            <w:noProof/>
-            <w:webHidden/>
-          </w:rPr>
-          <w:instrText xml:space="preserve"> PAGEREF _Toc238353307 \h </w:instrText>
-        </w:r>
-        <w:r>
-          <w:rPr>
-            <w:noProof/>
-            <w:webHidden/>
-          </w:rPr>
-        </w:r>
-        <w:r>
-          <w:rPr>
-            <w:noProof/>
-            <w:webHidden/>
-          </w:rPr>
-          <w:fldChar w:fldCharType="separate"/>
-        </w:r>
-        <w:r>
-          <w:rPr>
-            <w:noProof/>
-            <w:webHidden/>
-          </w:rPr>
-          <w:t>66</w:t>
-        </w:r>
-        <w:r>
-          <w:rPr>
-            <w:noProof/>
-            <w:webHidden/>
-          </w:rPr>
-          <w:fldChar w:fldCharType="end"/>
-        </w:r>
-      </w:hyperlink>
-    </w:p>
-    <w:p>
-      <w:pPr>
         <w:spacing w:after="280"/>
         <w:jc w:val="center"/>
       </w:pPr>
+      <w:r>
+        <w:fldChar w:fldCharType="begin"/>
+      </w:r>
+      <w:r>
+        <w:instrText xml:space="preserve"> TOC \c "Figure" \h \z </w:instrText>
+      </w:r>
+      <w:r>
+        <w:fldChar w:fldCharType="separate"/>
+      </w:r>
+      <w:r>
+        <w:t xml:space="preserve">Open this file in desktop Word and click Yes when asked to update fields.</w:t>
+      </w:r>
       <w:r>
         <w:fldChar w:fldCharType="end"/>
       </w:r>
@@ -5334,1551 +725,21 @@
     </w:p>
     <w:p>
       <w:pPr>
-        <w:pStyle w:val="TableofFigures"/>
-        <w:tabs>
-          <w:tab w:val="right" w:leader="dot" w:pos="8299"/>
-        </w:tabs>
-        <w:rPr>
-          <w:rFonts w:asciiTheme="minorHAnsi" w:eastAsiaTheme="minorEastAsia" w:hAnsiTheme="minorHAnsi"/>
-          <w:noProof/>
-          <w:kern w:val="2"/>
-          <w:szCs w:val="24"/>
-          <w:lang w:eastAsia="ja-JP"/>
-          <w14:ligatures w14:val="standardContextual"/>
-        </w:rPr>
-      </w:pPr>
-      <w:r>
-        <w:fldChar w:fldCharType="begin"/>
-      </w:r>
-      <w:r>
-        <w:instrText xml:space="preserve"> TOC \c "Table" \h \z </w:instrText>
-      </w:r>
-      <w:r>
-        <w:fldChar w:fldCharType="separate"/>
-      </w:r>
-      <w:hyperlink w:anchor="_Toc238353314" w:history="1">
-        <w:r>
-          <w:rPr>
-            <w:rStyle w:val="Hyperlink"/>
-            <w:noProof/>
-          </w:rPr>
-          <w:t>Table 1. Comparative summary of retrieval/routing paradigms across cost and capability dimensions.</w:t>
-        </w:r>
-        <w:r>
-          <w:rPr>
-            <w:noProof/>
-            <w:webHidden/>
-          </w:rPr>
-          <w:tab/>
-        </w:r>
-        <w:r>
-          <w:rPr>
-            <w:noProof/>
-            <w:webHidden/>
-          </w:rPr>
-          <w:fldChar w:fldCharType="begin"/>
-        </w:r>
-        <w:r>
-          <w:rPr>
-            <w:noProof/>
-            <w:webHidden/>
-          </w:rPr>
-          <w:instrText xml:space="preserve"> PAGEREF _Toc238353314 \h </w:instrText>
-        </w:r>
-        <w:r>
-          <w:rPr>
-            <w:noProof/>
-            <w:webHidden/>
-          </w:rPr>
-        </w:r>
-        <w:r>
-          <w:rPr>
-            <w:noProof/>
-            <w:webHidden/>
-          </w:rPr>
-          <w:fldChar w:fldCharType="separate"/>
-        </w:r>
-        <w:r>
-          <w:rPr>
-            <w:noProof/>
-            <w:webHidden/>
-          </w:rPr>
-          <w:t>14</w:t>
-        </w:r>
-        <w:r>
-          <w:rPr>
-            <w:noProof/>
-            <w:webHidden/>
-          </w:rPr>
-          <w:fldChar w:fldCharType="end"/>
-        </w:r>
-      </w:hyperlink>
-    </w:p>
-    <w:p>
-      <w:pPr>
-        <w:pStyle w:val="TableofFigures"/>
-        <w:tabs>
-          <w:tab w:val="right" w:leader="dot" w:pos="8299"/>
-        </w:tabs>
-        <w:rPr>
-          <w:rFonts w:asciiTheme="minorHAnsi" w:eastAsiaTheme="minorEastAsia" w:hAnsiTheme="minorHAnsi"/>
-          <w:noProof/>
-          <w:kern w:val="2"/>
-          <w:szCs w:val="24"/>
-          <w:lang w:eastAsia="ja-JP"/>
-          <w14:ligatures w14:val="standardContextual"/>
-        </w:rPr>
-      </w:pPr>
-      <w:hyperlink w:anchor="_Toc238353315" w:history="1">
-        <w:r>
-          <w:rPr>
-            <w:rStyle w:val="Hyperlink"/>
-            <w:noProof/>
-          </w:rPr>
-          <w:t>Table 1. Comparative summary of Urdu and multilingual IR-relevant datasets.</w:t>
-        </w:r>
-        <w:r>
-          <w:rPr>
-            <w:noProof/>
-            <w:webHidden/>
-          </w:rPr>
-          <w:tab/>
-        </w:r>
-        <w:r>
-          <w:rPr>
-            <w:noProof/>
-            <w:webHidden/>
-          </w:rPr>
-          <w:fldChar w:fldCharType="begin"/>
-        </w:r>
-        <w:r>
-          <w:rPr>
-            <w:noProof/>
-            <w:webHidden/>
-          </w:rPr>
-          <w:instrText xml:space="preserve"> PAGEREF _Toc238353315 \h </w:instrText>
-        </w:r>
-        <w:r>
-          <w:rPr>
-            <w:noProof/>
-            <w:webHidden/>
-          </w:rPr>
-        </w:r>
-        <w:r>
-          <w:rPr>
-            <w:noProof/>
-            <w:webHidden/>
-          </w:rPr>
-          <w:fldChar w:fldCharType="separate"/>
-        </w:r>
-        <w:r>
-          <w:rPr>
-            <w:noProof/>
-            <w:webHidden/>
-          </w:rPr>
-          <w:t>15</w:t>
-        </w:r>
-        <w:r>
-          <w:rPr>
-            <w:noProof/>
-            <w:webHidden/>
-          </w:rPr>
-          <w:fldChar w:fldCharType="end"/>
-        </w:r>
-      </w:hyperlink>
-    </w:p>
-    <w:p>
-      <w:pPr>
-        <w:pStyle w:val="TableofFigures"/>
-        <w:tabs>
-          <w:tab w:val="right" w:leader="dot" w:pos="8299"/>
-        </w:tabs>
-        <w:rPr>
-          <w:rFonts w:asciiTheme="minorHAnsi" w:eastAsiaTheme="minorEastAsia" w:hAnsiTheme="minorHAnsi"/>
-          <w:noProof/>
-          <w:kern w:val="2"/>
-          <w:szCs w:val="24"/>
-          <w:lang w:eastAsia="ja-JP"/>
-          <w14:ligatures w14:val="standardContextual"/>
-        </w:rPr>
-      </w:pPr>
-      <w:hyperlink w:anchor="_Toc238353316" w:history="1">
-        <w:r>
-          <w:rPr>
-            <w:rStyle w:val="Hyperlink"/>
-            <w:noProof/>
-          </w:rPr>
-          <w:t>Table 1. Comparative gap analysis of related work in Urdu IR and query routing.</w:t>
-        </w:r>
-        <w:r>
-          <w:rPr>
-            <w:noProof/>
-            <w:webHidden/>
-          </w:rPr>
-          <w:tab/>
-        </w:r>
-        <w:r>
-          <w:rPr>
-            <w:noProof/>
-            <w:webHidden/>
-          </w:rPr>
-          <w:fldChar w:fldCharType="begin"/>
-        </w:r>
-        <w:r>
-          <w:rPr>
-            <w:noProof/>
-            <w:webHidden/>
-          </w:rPr>
-          <w:instrText xml:space="preserve"> PAGEREF _Toc238353316 \h </w:instrText>
-        </w:r>
-        <w:r>
-          <w:rPr>
-            <w:noProof/>
-            <w:webHidden/>
-          </w:rPr>
-        </w:r>
-        <w:r>
-          <w:rPr>
-            <w:noProof/>
-            <w:webHidden/>
-          </w:rPr>
-          <w:fldChar w:fldCharType="separate"/>
-        </w:r>
-        <w:r>
-          <w:rPr>
-            <w:noProof/>
-            <w:webHidden/>
-          </w:rPr>
-          <w:t>20</w:t>
-        </w:r>
-        <w:r>
-          <w:rPr>
-            <w:noProof/>
-            <w:webHidden/>
-          </w:rPr>
-          <w:fldChar w:fldCharType="end"/>
-        </w:r>
-      </w:hyperlink>
-    </w:p>
-    <w:p>
-      <w:pPr>
-        <w:pStyle w:val="TableofFigures"/>
-        <w:tabs>
-          <w:tab w:val="right" w:leader="dot" w:pos="8299"/>
-        </w:tabs>
-        <w:rPr>
-          <w:rFonts w:asciiTheme="minorHAnsi" w:eastAsiaTheme="minorEastAsia" w:hAnsiTheme="minorHAnsi"/>
-          <w:noProof/>
-          <w:kern w:val="2"/>
-          <w:szCs w:val="24"/>
-          <w:lang w:eastAsia="ja-JP"/>
-          <w14:ligatures w14:val="standardContextual"/>
-        </w:rPr>
-      </w:pPr>
-      <w:hyperlink w:anchor="_Toc238353317" w:history="1">
-        <w:r>
-          <w:rPr>
-            <w:rStyle w:val="Hyperlink"/>
-            <w:noProof/>
-          </w:rPr>
-          <w:t>Table 1. Eight-dimensional query feature vector.</w:t>
-        </w:r>
-        <w:r>
-          <w:rPr>
-            <w:noProof/>
-            <w:webHidden/>
-          </w:rPr>
-          <w:tab/>
-        </w:r>
-        <w:r>
-          <w:rPr>
-            <w:noProof/>
-            <w:webHidden/>
-          </w:rPr>
-          <w:fldChar w:fldCharType="begin"/>
-        </w:r>
-        <w:r>
-          <w:rPr>
-            <w:noProof/>
-            <w:webHidden/>
-          </w:rPr>
-          <w:instrText xml:space="preserve"> PAGEREF _Toc238353317 \h </w:instrText>
-        </w:r>
-        <w:r>
-          <w:rPr>
-            <w:noProof/>
-            <w:webHidden/>
-          </w:rPr>
-        </w:r>
-        <w:r>
-          <w:rPr>
-            <w:noProof/>
-            <w:webHidden/>
-          </w:rPr>
-          <w:fldChar w:fldCharType="separate"/>
-        </w:r>
-        <w:r>
-          <w:rPr>
-            <w:noProof/>
-            <w:webHidden/>
-          </w:rPr>
-          <w:t>22</w:t>
-        </w:r>
-        <w:r>
-          <w:rPr>
-            <w:noProof/>
-            <w:webHidden/>
-          </w:rPr>
-          <w:fldChar w:fldCharType="end"/>
-        </w:r>
-      </w:hyperlink>
-    </w:p>
-    <w:p>
-      <w:pPr>
-        <w:pStyle w:val="TableofFigures"/>
-        <w:tabs>
-          <w:tab w:val="right" w:leader="dot" w:pos="8299"/>
-        </w:tabs>
-        <w:rPr>
-          <w:rFonts w:asciiTheme="minorHAnsi" w:eastAsiaTheme="minorEastAsia" w:hAnsiTheme="minorHAnsi"/>
-          <w:noProof/>
-          <w:kern w:val="2"/>
-          <w:szCs w:val="24"/>
-          <w:lang w:eastAsia="ja-JP"/>
-          <w14:ligatures w14:val="standardContextual"/>
-        </w:rPr>
-      </w:pPr>
-      <w:hyperlink w:anchor="_Toc238353318" w:history="1">
-        <w:r>
-          <w:rPr>
-            <w:rStyle w:val="Hyperlink"/>
-            <w:noProof/>
-          </w:rPr>
-          <w:t>Table 1. Computational complexity of each pipeline stage.</w:t>
-        </w:r>
-        <w:r>
-          <w:rPr>
-            <w:noProof/>
-            <w:webHidden/>
-          </w:rPr>
-          <w:tab/>
-        </w:r>
-        <w:r>
-          <w:rPr>
-            <w:noProof/>
-            <w:webHidden/>
-          </w:rPr>
-          <w:fldChar w:fldCharType="begin"/>
-        </w:r>
-        <w:r>
-          <w:rPr>
-            <w:noProof/>
-            <w:webHidden/>
-          </w:rPr>
-          <w:instrText xml:space="preserve"> PAGEREF _Toc238353318 \h </w:instrText>
-        </w:r>
-        <w:r>
-          <w:rPr>
-            <w:noProof/>
-            <w:webHidden/>
-          </w:rPr>
-        </w:r>
-        <w:r>
-          <w:rPr>
-            <w:noProof/>
-            <w:webHidden/>
-          </w:rPr>
-          <w:fldChar w:fldCharType="separate"/>
-        </w:r>
-        <w:r>
-          <w:rPr>
-            <w:noProof/>
-            <w:webHidden/>
-          </w:rPr>
-          <w:t>28</w:t>
-        </w:r>
-        <w:r>
-          <w:rPr>
-            <w:noProof/>
-            <w:webHidden/>
-          </w:rPr>
-          <w:fldChar w:fldCharType="end"/>
-        </w:r>
-      </w:hyperlink>
-    </w:p>
-    <w:p>
-      <w:pPr>
-        <w:pStyle w:val="TableofFigures"/>
-        <w:tabs>
-          <w:tab w:val="right" w:leader="dot" w:pos="8299"/>
-        </w:tabs>
-        <w:rPr>
-          <w:rFonts w:asciiTheme="minorHAnsi" w:eastAsiaTheme="minorEastAsia" w:hAnsiTheme="minorHAnsi"/>
-          <w:noProof/>
-          <w:kern w:val="2"/>
-          <w:szCs w:val="24"/>
-          <w:lang w:eastAsia="ja-JP"/>
-          <w14:ligatures w14:val="standardContextual"/>
-        </w:rPr>
-      </w:pPr>
-      <w:hyperlink w:anchor="_Toc238353319" w:history="1">
-        <w:r>
-          <w:rPr>
-            <w:rStyle w:val="Hyperlink"/>
-            <w:noProof/>
-          </w:rPr>
-          <w:t>Table 1. Summary of mathematical design decisions and alternatives considered.</w:t>
-        </w:r>
-        <w:r>
-          <w:rPr>
-            <w:noProof/>
-            <w:webHidden/>
-          </w:rPr>
-          <w:tab/>
-        </w:r>
-        <w:r>
-          <w:rPr>
-            <w:noProof/>
-            <w:webHidden/>
-          </w:rPr>
-          <w:fldChar w:fldCharType="begin"/>
-        </w:r>
-        <w:r>
-          <w:rPr>
-            <w:noProof/>
-            <w:webHidden/>
-          </w:rPr>
-          <w:instrText xml:space="preserve"> PAGEREF _Toc238353319 \h </w:instrText>
-        </w:r>
-        <w:r>
-          <w:rPr>
-            <w:noProof/>
-            <w:webHidden/>
-          </w:rPr>
-        </w:r>
-        <w:r>
-          <w:rPr>
-            <w:noProof/>
-            <w:webHidden/>
-          </w:rPr>
-          <w:fldChar w:fldCharType="separate"/>
-        </w:r>
-        <w:r>
-          <w:rPr>
-            <w:noProof/>
-            <w:webHidden/>
-          </w:rPr>
-          <w:t>29</w:t>
-        </w:r>
-        <w:r>
-          <w:rPr>
-            <w:noProof/>
-            <w:webHidden/>
-          </w:rPr>
-          <w:fldChar w:fldCharType="end"/>
-        </w:r>
-      </w:hyperlink>
-    </w:p>
-    <w:p>
-      <w:pPr>
-        <w:pStyle w:val="TableofFigures"/>
-        <w:tabs>
-          <w:tab w:val="right" w:leader="dot" w:pos="8299"/>
-        </w:tabs>
-        <w:rPr>
-          <w:rFonts w:asciiTheme="minorHAnsi" w:eastAsiaTheme="minorEastAsia" w:hAnsiTheme="minorHAnsi"/>
-          <w:noProof/>
-          <w:kern w:val="2"/>
-          <w:szCs w:val="24"/>
-          <w:lang w:eastAsia="ja-JP"/>
-          <w14:ligatures w14:val="standardContextual"/>
-        </w:rPr>
-      </w:pPr>
-      <w:hyperlink w:anchor="_Toc238353320" w:history="1">
-        <w:r>
-          <w:rPr>
-            <w:rStyle w:val="Hyperlink"/>
-            <w:noProof/>
-          </w:rPr>
-          <w:t>Table 1. Software components and technology stack.</w:t>
-        </w:r>
-        <w:r>
-          <w:rPr>
-            <w:noProof/>
-            <w:webHidden/>
-          </w:rPr>
-          <w:tab/>
-        </w:r>
-        <w:r>
-          <w:rPr>
-            <w:noProof/>
-            <w:webHidden/>
-          </w:rPr>
-          <w:fldChar w:fldCharType="begin"/>
-        </w:r>
-        <w:r>
-          <w:rPr>
-            <w:noProof/>
-            <w:webHidden/>
-          </w:rPr>
-          <w:instrText xml:space="preserve"> PAGEREF _Toc238353320 \h </w:instrText>
-        </w:r>
-        <w:r>
-          <w:rPr>
-            <w:noProof/>
-            <w:webHidden/>
-          </w:rPr>
-        </w:r>
-        <w:r>
-          <w:rPr>
-            <w:noProof/>
-            <w:webHidden/>
-          </w:rPr>
-          <w:fldChar w:fldCharType="separate"/>
-        </w:r>
-        <w:r>
-          <w:rPr>
-            <w:noProof/>
-            <w:webHidden/>
-          </w:rPr>
-          <w:t>31</w:t>
-        </w:r>
-        <w:r>
-          <w:rPr>
-            <w:noProof/>
-            <w:webHidden/>
-          </w:rPr>
-          <w:fldChar w:fldCharType="end"/>
-        </w:r>
-      </w:hyperlink>
-    </w:p>
-    <w:p>
-      <w:pPr>
-        <w:pStyle w:val="TableofFigures"/>
-        <w:tabs>
-          <w:tab w:val="right" w:leader="dot" w:pos="8299"/>
-        </w:tabs>
-        <w:rPr>
-          <w:rFonts w:asciiTheme="minorHAnsi" w:eastAsiaTheme="minorEastAsia" w:hAnsiTheme="minorHAnsi"/>
-          <w:noProof/>
-          <w:kern w:val="2"/>
-          <w:szCs w:val="24"/>
-          <w:lang w:eastAsia="ja-JP"/>
-          <w14:ligatures w14:val="standardContextual"/>
-        </w:rPr>
-      </w:pPr>
-      <w:hyperlink w:anchor="_Toc238353321" w:history="1">
-        <w:r>
-          <w:rPr>
-            <w:rStyle w:val="Hyperlink"/>
-            <w:noProof/>
-          </w:rPr>
-          <w:t>Table 1. Corpus category breakdown (111,860 articles).</w:t>
-        </w:r>
-        <w:r>
-          <w:rPr>
-            <w:noProof/>
-            <w:webHidden/>
-          </w:rPr>
-          <w:tab/>
-        </w:r>
-        <w:r>
-          <w:rPr>
-            <w:noProof/>
-            <w:webHidden/>
-          </w:rPr>
-          <w:fldChar w:fldCharType="begin"/>
-        </w:r>
-        <w:r>
-          <w:rPr>
-            <w:noProof/>
-            <w:webHidden/>
-          </w:rPr>
-          <w:instrText xml:space="preserve"> PAGEREF _Toc238353321 \h </w:instrText>
-        </w:r>
-        <w:r>
-          <w:rPr>
-            <w:noProof/>
-            <w:webHidden/>
-          </w:rPr>
-        </w:r>
-        <w:r>
-          <w:rPr>
-            <w:noProof/>
-            <w:webHidden/>
-          </w:rPr>
-          <w:fldChar w:fldCharType="separate"/>
-        </w:r>
-        <w:r>
-          <w:rPr>
-            <w:noProof/>
-            <w:webHidden/>
-          </w:rPr>
-          <w:t>33</w:t>
-        </w:r>
-        <w:r>
-          <w:rPr>
-            <w:noProof/>
-            <w:webHidden/>
-          </w:rPr>
-          <w:fldChar w:fldCharType="end"/>
-        </w:r>
-      </w:hyperlink>
-    </w:p>
-    <w:p>
-      <w:pPr>
-        <w:pStyle w:val="TableofFigures"/>
-        <w:tabs>
-          <w:tab w:val="right" w:leader="dot" w:pos="8299"/>
-        </w:tabs>
-        <w:rPr>
-          <w:rFonts w:asciiTheme="minorHAnsi" w:eastAsiaTheme="minorEastAsia" w:hAnsiTheme="minorHAnsi"/>
-          <w:noProof/>
-          <w:kern w:val="2"/>
-          <w:szCs w:val="24"/>
-          <w:lang w:eastAsia="ja-JP"/>
-          <w14:ligatures w14:val="standardContextual"/>
-        </w:rPr>
-      </w:pPr>
-      <w:hyperlink w:anchor="_Toc238353322" w:history="1">
-        <w:r>
-          <w:rPr>
-            <w:rStyle w:val="Hyperlink"/>
-            <w:noProof/>
-          </w:rPr>
-          <w:t>Table 1. Corpus and query dataset summary.</w:t>
-        </w:r>
-        <w:r>
-          <w:rPr>
-            <w:noProof/>
-            <w:webHidden/>
-          </w:rPr>
-          <w:tab/>
-        </w:r>
-        <w:r>
-          <w:rPr>
-            <w:noProof/>
-            <w:webHidden/>
-          </w:rPr>
-          <w:fldChar w:fldCharType="begin"/>
-        </w:r>
-        <w:r>
-          <w:rPr>
-            <w:noProof/>
-            <w:webHidden/>
-          </w:rPr>
-          <w:instrText xml:space="preserve"> PAGEREF _Toc238353322 \h </w:instrText>
-        </w:r>
-        <w:r>
-          <w:rPr>
-            <w:noProof/>
-            <w:webHidden/>
-          </w:rPr>
-        </w:r>
-        <w:r>
-          <w:rPr>
-            <w:noProof/>
-            <w:webHidden/>
-          </w:rPr>
-          <w:fldChar w:fldCharType="separate"/>
-        </w:r>
-        <w:r>
-          <w:rPr>
-            <w:noProof/>
-            <w:webHidden/>
-          </w:rPr>
-          <w:t>34</w:t>
-        </w:r>
-        <w:r>
-          <w:rPr>
-            <w:noProof/>
-            <w:webHidden/>
-          </w:rPr>
-          <w:fldChar w:fldCharType="end"/>
-        </w:r>
-      </w:hyperlink>
-    </w:p>
-    <w:p>
-      <w:pPr>
-        <w:pStyle w:val="TableofFigures"/>
-        <w:tabs>
-          <w:tab w:val="right" w:leader="dot" w:pos="8299"/>
-        </w:tabs>
-        <w:rPr>
-          <w:rFonts w:asciiTheme="minorHAnsi" w:eastAsiaTheme="minorEastAsia" w:hAnsiTheme="minorHAnsi"/>
-          <w:noProof/>
-          <w:kern w:val="2"/>
-          <w:szCs w:val="24"/>
-          <w:lang w:eastAsia="ja-JP"/>
-          <w14:ligatures w14:val="standardContextual"/>
-        </w:rPr>
-      </w:pPr>
-      <w:hyperlink w:anchor="_Toc238353323" w:history="1">
-        <w:r>
-          <w:rPr>
-            <w:rStyle w:val="Hyperlink"/>
-            <w:noProof/>
-          </w:rPr>
-          <w:t>Table 1. SVM hyperparameter configuration and rationale.</w:t>
-        </w:r>
-        <w:r>
-          <w:rPr>
-            <w:noProof/>
-            <w:webHidden/>
-          </w:rPr>
-          <w:tab/>
-        </w:r>
-        <w:r>
-          <w:rPr>
-            <w:noProof/>
-            <w:webHidden/>
-          </w:rPr>
-          <w:fldChar w:fldCharType="begin"/>
-        </w:r>
-        <w:r>
-          <w:rPr>
-            <w:noProof/>
-            <w:webHidden/>
-          </w:rPr>
-          <w:instrText xml:space="preserve"> PAGEREF _Toc238353323 \h </w:instrText>
-        </w:r>
-        <w:r>
-          <w:rPr>
-            <w:noProof/>
-            <w:webHidden/>
-          </w:rPr>
-        </w:r>
-        <w:r>
-          <w:rPr>
-            <w:noProof/>
-            <w:webHidden/>
-          </w:rPr>
-          <w:fldChar w:fldCharType="separate"/>
-        </w:r>
-        <w:r>
-          <w:rPr>
-            <w:noProof/>
-            <w:webHidden/>
-          </w:rPr>
-          <w:t>37</w:t>
-        </w:r>
-        <w:r>
-          <w:rPr>
-            <w:noProof/>
-            <w:webHidden/>
-          </w:rPr>
-          <w:fldChar w:fldCharType="end"/>
-        </w:r>
-      </w:hyperlink>
-    </w:p>
-    <w:p>
-      <w:pPr>
-        <w:pStyle w:val="TableofFigures"/>
-        <w:tabs>
-          <w:tab w:val="right" w:leader="dot" w:pos="8299"/>
-        </w:tabs>
-        <w:rPr>
-          <w:rFonts w:asciiTheme="minorHAnsi" w:eastAsiaTheme="minorEastAsia" w:hAnsiTheme="minorHAnsi"/>
-          <w:noProof/>
-          <w:kern w:val="2"/>
-          <w:szCs w:val="24"/>
-          <w:lang w:eastAsia="ja-JP"/>
-          <w14:ligatures w14:val="standardContextual"/>
-        </w:rPr>
-      </w:pPr>
-      <w:hyperlink w:anchor="_Toc238353324" w:history="1">
-        <w:r>
-          <w:rPr>
-            <w:rStyle w:val="Hyperlink"/>
-            <w:noProof/>
-          </w:rPr>
-          <w:t>Table 1. Confidence-based three-tier routing strategy.</w:t>
-        </w:r>
-        <w:r>
-          <w:rPr>
-            <w:noProof/>
-            <w:webHidden/>
-          </w:rPr>
-          <w:tab/>
-        </w:r>
-        <w:r>
-          <w:rPr>
-            <w:noProof/>
-            <w:webHidden/>
-          </w:rPr>
-          <w:fldChar w:fldCharType="begin"/>
-        </w:r>
-        <w:r>
-          <w:rPr>
-            <w:noProof/>
-            <w:webHidden/>
-          </w:rPr>
-          <w:instrText xml:space="preserve"> PAGEREF _Toc238353324 \h </w:instrText>
-        </w:r>
-        <w:r>
-          <w:rPr>
-            <w:noProof/>
-            <w:webHidden/>
-          </w:rPr>
-        </w:r>
-        <w:r>
-          <w:rPr>
-            <w:noProof/>
-            <w:webHidden/>
-          </w:rPr>
-          <w:fldChar w:fldCharType="separate"/>
-        </w:r>
-        <w:r>
-          <w:rPr>
-            <w:noProof/>
-            <w:webHidden/>
-          </w:rPr>
-          <w:t>38</w:t>
-        </w:r>
-        <w:r>
-          <w:rPr>
-            <w:noProof/>
-            <w:webHidden/>
-          </w:rPr>
-          <w:fldChar w:fldCharType="end"/>
-        </w:r>
-      </w:hyperlink>
-    </w:p>
-    <w:p>
-      <w:pPr>
-        <w:pStyle w:val="TableofFigures"/>
-        <w:tabs>
-          <w:tab w:val="right" w:leader="dot" w:pos="8299"/>
-        </w:tabs>
-        <w:rPr>
-          <w:rFonts w:asciiTheme="minorHAnsi" w:eastAsiaTheme="minorEastAsia" w:hAnsiTheme="minorHAnsi"/>
-          <w:noProof/>
-          <w:kern w:val="2"/>
-          <w:szCs w:val="24"/>
-          <w:lang w:eastAsia="ja-JP"/>
-          <w14:ligatures w14:val="standardContextual"/>
-        </w:rPr>
-      </w:pPr>
-      <w:hyperlink w:anchor="_Toc238353325" w:history="1">
-        <w:r>
-          <w:rPr>
-            <w:rStyle w:val="Hyperlink"/>
-            <w:noProof/>
-          </w:rPr>
-          <w:t>Table 1. Baseline and comparison system implementation summary.</w:t>
-        </w:r>
-        <w:r>
-          <w:rPr>
-            <w:noProof/>
-            <w:webHidden/>
-          </w:rPr>
-          <w:tab/>
-        </w:r>
-        <w:r>
-          <w:rPr>
-            <w:noProof/>
-            <w:webHidden/>
-          </w:rPr>
-          <w:fldChar w:fldCharType="begin"/>
-        </w:r>
-        <w:r>
-          <w:rPr>
-            <w:noProof/>
-            <w:webHidden/>
-          </w:rPr>
-          <w:instrText xml:space="preserve"> PAGEREF _Toc238353325 \h </w:instrText>
-        </w:r>
-        <w:r>
-          <w:rPr>
-            <w:noProof/>
-            <w:webHidden/>
-          </w:rPr>
-        </w:r>
-        <w:r>
-          <w:rPr>
-            <w:noProof/>
-            <w:webHidden/>
-          </w:rPr>
-          <w:fldChar w:fldCharType="separate"/>
-        </w:r>
-        <w:r>
-          <w:rPr>
-            <w:noProof/>
-            <w:webHidden/>
-          </w:rPr>
-          <w:t>39</w:t>
-        </w:r>
-        <w:r>
-          <w:rPr>
-            <w:noProof/>
-            <w:webHidden/>
-          </w:rPr>
-          <w:fldChar w:fldCharType="end"/>
-        </w:r>
-      </w:hyperlink>
-    </w:p>
-    <w:p>
-      <w:pPr>
-        <w:pStyle w:val="TableofFigures"/>
-        <w:tabs>
-          <w:tab w:val="right" w:leader="dot" w:pos="8299"/>
-        </w:tabs>
-        <w:rPr>
-          <w:rFonts w:asciiTheme="minorHAnsi" w:eastAsiaTheme="minorEastAsia" w:hAnsiTheme="minorHAnsi"/>
-          <w:noProof/>
-          <w:kern w:val="2"/>
-          <w:szCs w:val="24"/>
-          <w:lang w:eastAsia="ja-JP"/>
-          <w14:ligatures w14:val="standardContextual"/>
-        </w:rPr>
-      </w:pPr>
-      <w:hyperlink w:anchor="_Toc238353326" w:history="1">
-        <w:r>
-          <w:rPr>
-            <w:rStyle w:val="Hyperlink"/>
-            <w:noProof/>
-          </w:rPr>
-          <w:t>Table 1. Experimental environment summary.</w:t>
-        </w:r>
-        <w:r>
-          <w:rPr>
-            <w:noProof/>
-            <w:webHidden/>
-          </w:rPr>
-          <w:tab/>
-        </w:r>
-        <w:r>
-          <w:rPr>
-            <w:noProof/>
-            <w:webHidden/>
-          </w:rPr>
-          <w:fldChar w:fldCharType="begin"/>
-        </w:r>
-        <w:r>
-          <w:rPr>
-            <w:noProof/>
-            <w:webHidden/>
-          </w:rPr>
-          <w:instrText xml:space="preserve"> PAGEREF _Toc238353326 \h </w:instrText>
-        </w:r>
-        <w:r>
-          <w:rPr>
-            <w:noProof/>
-            <w:webHidden/>
-          </w:rPr>
-        </w:r>
-        <w:r>
-          <w:rPr>
-            <w:noProof/>
-            <w:webHidden/>
-          </w:rPr>
-          <w:fldChar w:fldCharType="separate"/>
-        </w:r>
-        <w:r>
-          <w:rPr>
-            <w:noProof/>
-            <w:webHidden/>
-          </w:rPr>
-          <w:t>40</w:t>
-        </w:r>
-        <w:r>
-          <w:rPr>
-            <w:noProof/>
-            <w:webHidden/>
-          </w:rPr>
-          <w:fldChar w:fldCharType="end"/>
-        </w:r>
-      </w:hyperlink>
-    </w:p>
-    <w:p>
-      <w:pPr>
-        <w:pStyle w:val="TableofFigures"/>
-        <w:tabs>
-          <w:tab w:val="right" w:leader="dot" w:pos="8299"/>
-        </w:tabs>
-        <w:rPr>
-          <w:rFonts w:asciiTheme="minorHAnsi" w:eastAsiaTheme="minorEastAsia" w:hAnsiTheme="minorHAnsi"/>
-          <w:noProof/>
-          <w:kern w:val="2"/>
-          <w:szCs w:val="24"/>
-          <w:lang w:eastAsia="ja-JP"/>
-          <w14:ligatures w14:val="standardContextual"/>
-        </w:rPr>
-      </w:pPr>
-      <w:hyperlink w:anchor="_Toc238353327" w:history="1">
-        <w:r>
-          <w:rPr>
-            <w:rStyle w:val="Hyperlink"/>
-            <w:noProof/>
-          </w:rPr>
-          <w:t>Table 1. Twelve-stage implementation pipeline.</w:t>
-        </w:r>
-        <w:r>
-          <w:rPr>
-            <w:noProof/>
-            <w:webHidden/>
-          </w:rPr>
-          <w:tab/>
-        </w:r>
-        <w:r>
-          <w:rPr>
-            <w:noProof/>
-            <w:webHidden/>
-          </w:rPr>
-          <w:fldChar w:fldCharType="begin"/>
-        </w:r>
-        <w:r>
-          <w:rPr>
-            <w:noProof/>
-            <w:webHidden/>
-          </w:rPr>
-          <w:instrText xml:space="preserve"> PAGEREF _Toc238353327 \h </w:instrText>
-        </w:r>
-        <w:r>
-          <w:rPr>
-            <w:noProof/>
-            <w:webHidden/>
-          </w:rPr>
-        </w:r>
-        <w:r>
-          <w:rPr>
-            <w:noProof/>
-            <w:webHidden/>
-          </w:rPr>
-          <w:fldChar w:fldCharType="separate"/>
-        </w:r>
-        <w:r>
-          <w:rPr>
-            <w:noProof/>
-            <w:webHidden/>
-          </w:rPr>
-          <w:t>40</w:t>
-        </w:r>
-        <w:r>
-          <w:rPr>
-            <w:noProof/>
-            <w:webHidden/>
-          </w:rPr>
-          <w:fldChar w:fldCharType="end"/>
-        </w:r>
-      </w:hyperlink>
-    </w:p>
-    <w:p>
-      <w:pPr>
-        <w:pStyle w:val="TableofFigures"/>
-        <w:tabs>
-          <w:tab w:val="right" w:leader="dot" w:pos="8299"/>
-        </w:tabs>
-        <w:rPr>
-          <w:rFonts w:asciiTheme="minorHAnsi" w:eastAsiaTheme="minorEastAsia" w:hAnsiTheme="minorHAnsi"/>
-          <w:noProof/>
-          <w:kern w:val="2"/>
-          <w:szCs w:val="24"/>
-          <w:lang w:eastAsia="ja-JP"/>
-          <w14:ligatures w14:val="standardContextual"/>
-        </w:rPr>
-      </w:pPr>
-      <w:hyperlink w:anchor="_Toc238353328" w:history="1">
-        <w:r>
-          <w:rPr>
-            <w:rStyle w:val="Hyperlink"/>
-            <w:noProof/>
-          </w:rPr>
-          <w:t>Table 1. Routing accuracy: static baseline vs. dynamic classifiers.</w:t>
-        </w:r>
-        <w:r>
-          <w:rPr>
-            <w:noProof/>
-            <w:webHidden/>
-          </w:rPr>
-          <w:tab/>
-        </w:r>
-        <w:r>
-          <w:rPr>
-            <w:noProof/>
-            <w:webHidden/>
-          </w:rPr>
-          <w:fldChar w:fldCharType="begin"/>
-        </w:r>
-        <w:r>
-          <w:rPr>
-            <w:noProof/>
-            <w:webHidden/>
-          </w:rPr>
-          <w:instrText xml:space="preserve"> PAGEREF _Toc238353328 \h </w:instrText>
-        </w:r>
-        <w:r>
-          <w:rPr>
-            <w:noProof/>
-            <w:webHidden/>
-          </w:rPr>
-        </w:r>
-        <w:r>
-          <w:rPr>
-            <w:noProof/>
-            <w:webHidden/>
-          </w:rPr>
-          <w:fldChar w:fldCharType="separate"/>
-        </w:r>
-        <w:r>
-          <w:rPr>
-            <w:noProof/>
-            <w:webHidden/>
-          </w:rPr>
-          <w:t>43</w:t>
-        </w:r>
-        <w:r>
-          <w:rPr>
-            <w:noProof/>
-            <w:webHidden/>
-          </w:rPr>
-          <w:fldChar w:fldCharType="end"/>
-        </w:r>
-      </w:hyperlink>
-    </w:p>
-    <w:p>
-      <w:pPr>
-        <w:pStyle w:val="TableofFigures"/>
-        <w:tabs>
-          <w:tab w:val="right" w:leader="dot" w:pos="8299"/>
-        </w:tabs>
-        <w:rPr>
-          <w:rFonts w:asciiTheme="minorHAnsi" w:eastAsiaTheme="minorEastAsia" w:hAnsiTheme="minorHAnsi"/>
-          <w:noProof/>
-          <w:kern w:val="2"/>
-          <w:szCs w:val="24"/>
-          <w:lang w:eastAsia="ja-JP"/>
-          <w14:ligatures w14:val="standardContextual"/>
-        </w:rPr>
-      </w:pPr>
-      <w:hyperlink w:anchor="_Toc238353329" w:history="1">
-        <w:r>
-          <w:rPr>
-            <w:rStyle w:val="Hyperlink"/>
-            <w:noProof/>
-          </w:rPr>
-          <w:t>Table 1. Retrieval precision at rank 15 (P@15).</w:t>
-        </w:r>
-        <w:r>
-          <w:rPr>
-            <w:noProof/>
-            <w:webHidden/>
-          </w:rPr>
-          <w:tab/>
-        </w:r>
-        <w:r>
-          <w:rPr>
-            <w:noProof/>
-            <w:webHidden/>
-          </w:rPr>
-          <w:fldChar w:fldCharType="begin"/>
-        </w:r>
-        <w:r>
-          <w:rPr>
-            <w:noProof/>
-            <w:webHidden/>
-          </w:rPr>
-          <w:instrText xml:space="preserve"> PAGEREF _Toc238353329 \h </w:instrText>
-        </w:r>
-        <w:r>
-          <w:rPr>
-            <w:noProof/>
-            <w:webHidden/>
-          </w:rPr>
-        </w:r>
-        <w:r>
-          <w:rPr>
-            <w:noProof/>
-            <w:webHidden/>
-          </w:rPr>
-          <w:fldChar w:fldCharType="separate"/>
-        </w:r>
-        <w:r>
-          <w:rPr>
-            <w:noProof/>
-            <w:webHidden/>
-          </w:rPr>
-          <w:t>46</w:t>
-        </w:r>
-        <w:r>
-          <w:rPr>
-            <w:noProof/>
-            <w:webHidden/>
-          </w:rPr>
-          <w:fldChar w:fldCharType="end"/>
-        </w:r>
-      </w:hyperlink>
-    </w:p>
-    <w:p>
-      <w:pPr>
-        <w:pStyle w:val="TableofFigures"/>
-        <w:tabs>
-          <w:tab w:val="right" w:leader="dot" w:pos="8299"/>
-        </w:tabs>
-        <w:rPr>
-          <w:rFonts w:asciiTheme="minorHAnsi" w:eastAsiaTheme="minorEastAsia" w:hAnsiTheme="minorHAnsi"/>
-          <w:noProof/>
-          <w:kern w:val="2"/>
-          <w:szCs w:val="24"/>
-          <w:lang w:eastAsia="ja-JP"/>
-          <w14:ligatures w14:val="standardContextual"/>
-        </w:rPr>
-      </w:pPr>
-      <w:hyperlink w:anchor="_Toc238353330" w:history="1">
-        <w:r>
-          <w:rPr>
-            <w:rStyle w:val="Hyperlink"/>
-            <w:noProof/>
-          </w:rPr>
-          <w:t>Table 1. Individual Roman Urdu query P@15 results.</w:t>
-        </w:r>
-        <w:r>
-          <w:rPr>
-            <w:noProof/>
-            <w:webHidden/>
-          </w:rPr>
-          <w:tab/>
-        </w:r>
-        <w:r>
-          <w:rPr>
-            <w:noProof/>
-            <w:webHidden/>
-          </w:rPr>
-          <w:fldChar w:fldCharType="begin"/>
-        </w:r>
-        <w:r>
-          <w:rPr>
-            <w:noProof/>
-            <w:webHidden/>
-          </w:rPr>
-          <w:instrText xml:space="preserve"> PAGEREF _Toc238353330 \h </w:instrText>
-        </w:r>
-        <w:r>
-          <w:rPr>
-            <w:noProof/>
-            <w:webHidden/>
-          </w:rPr>
-        </w:r>
-        <w:r>
-          <w:rPr>
-            <w:noProof/>
-            <w:webHidden/>
-          </w:rPr>
-          <w:fldChar w:fldCharType="separate"/>
-        </w:r>
-        <w:r>
-          <w:rPr>
-            <w:noProof/>
-            <w:webHidden/>
-          </w:rPr>
-          <w:t>47</w:t>
-        </w:r>
-        <w:r>
-          <w:rPr>
-            <w:noProof/>
-            <w:webHidden/>
-          </w:rPr>
-          <w:fldChar w:fldCharType="end"/>
-        </w:r>
-      </w:hyperlink>
-    </w:p>
-    <w:p>
-      <w:pPr>
-        <w:pStyle w:val="TableofFigures"/>
-        <w:tabs>
-          <w:tab w:val="right" w:leader="dot" w:pos="8299"/>
-        </w:tabs>
-        <w:rPr>
-          <w:rFonts w:asciiTheme="minorHAnsi" w:eastAsiaTheme="minorEastAsia" w:hAnsiTheme="minorHAnsi"/>
-          <w:noProof/>
-          <w:kern w:val="2"/>
-          <w:szCs w:val="24"/>
-          <w:lang w:eastAsia="ja-JP"/>
-          <w14:ligatures w14:val="standardContextual"/>
-        </w:rPr>
-      </w:pPr>
-      <w:hyperlink w:anchor="_Toc238353331" w:history="1">
-        <w:r>
-          <w:rPr>
-            <w:rStyle w:val="Hyperlink"/>
-            <w:noProof/>
-          </w:rPr>
-          <w:t>Table 1. Comparison with LLM-based routing baselines (14-query test set).</w:t>
-        </w:r>
-        <w:r>
-          <w:rPr>
-            <w:noProof/>
-            <w:webHidden/>
-          </w:rPr>
-          <w:tab/>
-        </w:r>
-        <w:r>
-          <w:rPr>
-            <w:noProof/>
-            <w:webHidden/>
-          </w:rPr>
-          <w:fldChar w:fldCharType="begin"/>
-        </w:r>
-        <w:r>
-          <w:rPr>
-            <w:noProof/>
-            <w:webHidden/>
-          </w:rPr>
-          <w:instrText xml:space="preserve"> PAGEREF _Toc238353331 \h </w:instrText>
-        </w:r>
-        <w:r>
-          <w:rPr>
-            <w:noProof/>
-            <w:webHidden/>
-          </w:rPr>
-        </w:r>
-        <w:r>
-          <w:rPr>
-            <w:noProof/>
-            <w:webHidden/>
-          </w:rPr>
-          <w:fldChar w:fldCharType="separate"/>
-        </w:r>
-        <w:r>
-          <w:rPr>
-            <w:noProof/>
-            <w:webHidden/>
-          </w:rPr>
-          <w:t>48</w:t>
-        </w:r>
-        <w:r>
-          <w:rPr>
-            <w:noProof/>
-            <w:webHidden/>
-          </w:rPr>
-          <w:fldChar w:fldCharType="end"/>
-        </w:r>
-      </w:hyperlink>
-    </w:p>
-    <w:p>
-      <w:pPr>
-        <w:pStyle w:val="TableofFigures"/>
-        <w:tabs>
-          <w:tab w:val="right" w:leader="dot" w:pos="8299"/>
-        </w:tabs>
-        <w:rPr>
-          <w:rFonts w:asciiTheme="minorHAnsi" w:eastAsiaTheme="minorEastAsia" w:hAnsiTheme="minorHAnsi"/>
-          <w:noProof/>
-          <w:kern w:val="2"/>
-          <w:szCs w:val="24"/>
-          <w:lang w:eastAsia="ja-JP"/>
-          <w14:ligatures w14:val="standardContextual"/>
-        </w:rPr>
-      </w:pPr>
-      <w:hyperlink w:anchor="_Toc238353332" w:history="1">
-        <w:r>
-          <w:rPr>
-            <w:rStyle w:val="Hyperlink"/>
-            <w:noProof/>
-          </w:rPr>
-          <w:t>Table 1. Ablation study: accuracy with each feature individually removed.</w:t>
-        </w:r>
-        <w:r>
-          <w:rPr>
-            <w:noProof/>
-            <w:webHidden/>
-          </w:rPr>
-          <w:tab/>
-        </w:r>
-        <w:r>
-          <w:rPr>
-            <w:noProof/>
-            <w:webHidden/>
-          </w:rPr>
-          <w:fldChar w:fldCharType="begin"/>
-        </w:r>
-        <w:r>
-          <w:rPr>
-            <w:noProof/>
-            <w:webHidden/>
-          </w:rPr>
-          <w:instrText xml:space="preserve"> PAGEREF _Toc238353332 \h </w:instrText>
-        </w:r>
-        <w:r>
-          <w:rPr>
-            <w:noProof/>
-            <w:webHidden/>
-          </w:rPr>
-        </w:r>
-        <w:r>
-          <w:rPr>
-            <w:noProof/>
-            <w:webHidden/>
-          </w:rPr>
-          <w:fldChar w:fldCharType="separate"/>
-        </w:r>
-        <w:r>
-          <w:rPr>
-            <w:noProof/>
-            <w:webHidden/>
-          </w:rPr>
-          <w:t>51</w:t>
-        </w:r>
-        <w:r>
-          <w:rPr>
-            <w:noProof/>
-            <w:webHidden/>
-          </w:rPr>
-          <w:fldChar w:fldCharType="end"/>
-        </w:r>
-      </w:hyperlink>
-    </w:p>
-    <w:p>
-      <w:pPr>
-        <w:pStyle w:val="TableofFigures"/>
-        <w:tabs>
-          <w:tab w:val="right" w:leader="dot" w:pos="8299"/>
-        </w:tabs>
-        <w:rPr>
-          <w:rFonts w:asciiTheme="minorHAnsi" w:eastAsiaTheme="minorEastAsia" w:hAnsiTheme="minorHAnsi"/>
-          <w:noProof/>
-          <w:kern w:val="2"/>
-          <w:szCs w:val="24"/>
-          <w:lang w:eastAsia="ja-JP"/>
-          <w14:ligatures w14:val="standardContextual"/>
-        </w:rPr>
-      </w:pPr>
-      <w:hyperlink w:anchor="_Toc238353333" w:history="1">
-        <w:r>
-          <w:rPr>
-            <w:rStyle w:val="Hyperlink"/>
-            <w:noProof/>
-          </w:rPr>
-          <w:t>Table 1. Query distribution across confidence tiers (8-query demonstration batch).</w:t>
-        </w:r>
-        <w:r>
-          <w:rPr>
-            <w:noProof/>
-            <w:webHidden/>
-          </w:rPr>
-          <w:tab/>
-        </w:r>
-        <w:r>
-          <w:rPr>
-            <w:noProof/>
-            <w:webHidden/>
-          </w:rPr>
-          <w:fldChar w:fldCharType="begin"/>
-        </w:r>
-        <w:r>
-          <w:rPr>
-            <w:noProof/>
-            <w:webHidden/>
-          </w:rPr>
-          <w:instrText xml:space="preserve"> PAGEREF _Toc238353333 \h </w:instrText>
-        </w:r>
-        <w:r>
-          <w:rPr>
-            <w:noProof/>
-            <w:webHidden/>
-          </w:rPr>
-        </w:r>
-        <w:r>
-          <w:rPr>
-            <w:noProof/>
-            <w:webHidden/>
-          </w:rPr>
-          <w:fldChar w:fldCharType="separate"/>
-        </w:r>
-        <w:r>
-          <w:rPr>
-            <w:noProof/>
-            <w:webHidden/>
-          </w:rPr>
-          <w:t>52</w:t>
-        </w:r>
-        <w:r>
-          <w:rPr>
-            <w:noProof/>
-            <w:webHidden/>
-          </w:rPr>
-          <w:fldChar w:fldCharType="end"/>
-        </w:r>
-      </w:hyperlink>
-    </w:p>
-    <w:p>
-      <w:pPr>
-        <w:pStyle w:val="TableofFigures"/>
-        <w:tabs>
-          <w:tab w:val="right" w:leader="dot" w:pos="8299"/>
-        </w:tabs>
-        <w:rPr>
-          <w:rFonts w:asciiTheme="minorHAnsi" w:eastAsiaTheme="minorEastAsia" w:hAnsiTheme="minorHAnsi"/>
-          <w:noProof/>
-          <w:kern w:val="2"/>
-          <w:szCs w:val="24"/>
-          <w:lang w:eastAsia="ja-JP"/>
-          <w14:ligatures w14:val="standardContextual"/>
-        </w:rPr>
-      </w:pPr>
-      <w:hyperlink w:anchor="_Toc238353334" w:history="1">
-        <w:r>
-          <w:rPr>
-            <w:rStyle w:val="Hyperlink"/>
-            <w:noProof/>
-          </w:rPr>
-          <w:t>Table 1. Robustness validation summary (12 checks, all passed).</w:t>
-        </w:r>
-        <w:r>
-          <w:rPr>
-            <w:noProof/>
-            <w:webHidden/>
-          </w:rPr>
-          <w:tab/>
-        </w:r>
-        <w:r>
-          <w:rPr>
-            <w:noProof/>
-            <w:webHidden/>
-          </w:rPr>
-          <w:fldChar w:fldCharType="begin"/>
-        </w:r>
-        <w:r>
-          <w:rPr>
-            <w:noProof/>
-            <w:webHidden/>
-          </w:rPr>
-          <w:instrText xml:space="preserve"> PAGEREF _Toc238353334 \h </w:instrText>
-        </w:r>
-        <w:r>
-          <w:rPr>
-            <w:noProof/>
-            <w:webHidden/>
-          </w:rPr>
-        </w:r>
-        <w:r>
-          <w:rPr>
-            <w:noProof/>
-            <w:webHidden/>
-          </w:rPr>
-          <w:fldChar w:fldCharType="separate"/>
-        </w:r>
-        <w:r>
-          <w:rPr>
-            <w:noProof/>
-            <w:webHidden/>
-          </w:rPr>
-          <w:t>54</w:t>
-        </w:r>
-        <w:r>
-          <w:rPr>
-            <w:noProof/>
-            <w:webHidden/>
-          </w:rPr>
-          <w:fldChar w:fldCharType="end"/>
-        </w:r>
-      </w:hyperlink>
-    </w:p>
-    <w:p>
-      <w:pPr>
         <w:spacing w:after="280"/>
         <w:jc w:val="center"/>
       </w:pPr>
+      <w:r>
+        <w:fldChar w:fldCharType="begin"/>
+      </w:r>
+      <w:r>
+        <w:instrText xml:space="preserve"> TOC \c "Table" \h \z </w:instrText>
+      </w:r>
+      <w:r>
+        <w:fldChar w:fldCharType="separate"/>
+      </w:r>
+      <w:r>
+        <w:t xml:space="preserve">Open this file in desktop Word and click Yes when asked to update fields.</w:t>
+      </w:r>
       <w:r>
         <w:fldChar w:fldCharType="end"/>
       </w:r>
@@ -7767,7 +1628,7 @@
     </w:p>
     <w:p>
       <w:r>
-        <w:t>This thesis extends ULTRA by replacing the θ = 150 character tape as a whole: the decision and the search that must follow it. SHORT opens a headline semantic room; LONG opens a full-article semantic room. An SVM learns that room choice. Lights mix or expand when the SVM is unsure. Roman Urdu is dictionary-transliterated first. Routing is treated as a learnable problem, and is evaluated both as a classification decision and as dual-index P@5.</w:t>
+        <w:t>This thesis extends ULTRA by treating script as the official routing decision for lexical news search. The frozen system M0 sends URDU and MIXED queries to Urdu BM25 and ROMAN queries to Method D. Earlier SVM SHORT/LONG work (two semantic rooms and confidence lights) is retained as historical Layer A. Official IR evaluation uses ExactSource Hit@5 and human Success@5, not development P@15 as the headline.</w:t>
       </w:r>
     </w:p>
     <w:p>
@@ -7784,12 +1645,12 @@
     </w:p>
     <w:p>
       <w:r>
-        <w:t>Existing Urdu IR systems, including ULTRA, still treat routing as a length tape. θ = 150 cannot tell a short query that needs a story from a long query that needs one fact, and it cannot open a different index for those two needs. A six-word rule is a stronger simple alternative, but it is still a tape: it does not encode headline-enough versus need-the-article. The second failure is script: a Roman Urdu fragment and a native-Urdu question of the same length are processed as if they were the same object. The third failure is uncertainty: a static rule never says “I am unsure,” so it cannot mix rooms or expand the query. This thesis addresses all three by learning the room, lighting the mix, and transliterating Roman Urdu before search.</w:t>
-      </w:r>
-    </w:p>
-    <w:p>
-      <w:r>
-        <w:t>Those failures show up in three concrete ways. First, character length does not measure retrieval need: a three-word why-query may need the article, while a long fact query may need only a headline. Second, script type is invisible to θ = 150, so Roman Urdu never gets a dedicated path. Third, every query is routed with equal false certainty, which blocks HIGH / MEDIUM / LOW lights. Chapter 4 implements the two rooms and the lights; Chapter 5 reports frozen classification and frozen dual-index P@5 separately.</w:t>
+        <w:t>The practical problem is bilingual and script-mixed Urdu news search over 111,860 articles. Users issue native-script Urdu, Roman Urdu with non-standard spelling, and occasional mixed-script queries. A single Urdu-text BM25 index is a poor match for Roman queries (development Roman known-item Hit@5 was 0/23 without a Roman path). A static length threshold does not decide which script index to open. Classification accuracy on SHORT versus LONG is not the same as finding a useful news article.</w:t>
+      </w:r>
+    </w:p>
+    <w:p>
+      <w:r>
+        <w:t>The scientific problem is therefore to freeze a retrieval system, report known-item recovery under a defined protocol, then report generalization on new known-item queries and naturalistic human usefulness without mixing those metrics. Chapter 4 specifies M0. Chapter 5 reports 68/78, 27/40, and 23/40 separately.</w:t>
       </w:r>
     </w:p>
     <w:p>
@@ -7806,7 +1667,7 @@
     </w:p>
     <w:p>
       <w:r>
-        <w:t>A search system that cannot decide which room to open will under-serve users even if the encoder is strong. For Urdu, a large share of informal queries are Roman rather than Perso-Arabic. A tape on character length cannot distinguish a short native-Urdu fact from a short Roman fragment, and it cannot send them to different indexes. The motivation is therefore twofold: show that a small feature set can beat a broken character rule and can beat a six-word tape on need-based trap labels; and show that this can run locally, without an LLM call per query. Dual-index P@5 is the test of whether the room choice actually helps retrieval. In this thesis it does not yet beat word count — that limit is part of the claim, not a result to hide.</w:t>
+        <w:t>A search system that cannot decide which script index to open will miss Roman Urdu even when the article exists. The motivation is a frozen, inspectable BM25 pipeline with honest evaluation: development known-item, new known-item, and human usefulness kept apart. Overstating 87.18% as real-world accuracy would hide the Phase 12 gap.</w:t>
       </w:r>
     </w:p>
     <w:p>
@@ -7833,7 +1694,7 @@
     </w:p>
     <w:p>
       <w:r>
-        <w:t>The gap is joint, not three separate papers. No Urdu IR system reviewed here (i) learns SHORT versus LONG as headline-enough versus need-the-article, (ii) opens two semantic rooms for that decision, and (iii) uses calibrated lights to mix or expand when the router is unsure, while also handling Roman Urdu inside the same pipeline. English query routing exists; Urdu resources exist; the intersection — learned dual-index routing with honest frozen tests — did not. Chapter 2 details that gap.</w:t>
+        <w:t>The evaluation gap this thesis addresses is a frozen Urdu/Roman lexical router with three non-averaged layers: development/validation known-item ExactSource Hit@5, new known-item ExactSource Hit@5, and naturalistic human Success@5. English query routing and Urdu collections exist; this freeze protocol did not.</w:t>
       </w:r>
     </w:p>
     <w:p>
@@ -7850,17 +1711,17 @@
     </w:p>
     <w:p>
       <w:r>
-        <w:t>RQ1: Can a small set of query features (script composition, length, and later why/how/fact cues) predict which room a user needs — headlines only versus the full article — better than a character or word-count tape?</w:t>
-      </w:r>
-    </w:p>
-    <w:p>
-      <w:r>
-        <w:t>RQ2: Does that learned router beat θ = 150 and a six-word rule on frozen labels, and does choosing the matching room raise dual-index P@5? Phase 3B answers the first part for V2 (86% vs 84%). A later frozen 40-query trap set answers it for need-based labels (60% vs 20%). Dual-index P@5 on the same 40 queries answers the retrieval part (Section 5.17).</w:t>
-      </w:r>
-    </w:p>
-    <w:p>
-      <w:r>
-        <w:t>RQ3: Can calibrated confidence act as traffic lights — HIGH: one room; MEDIUM: mix both rooms; LOW: expand the query then mix — without replacing the frozen accuracy tables?</w:t>
+        <w:t>RQ1: Can a script-aware lexical pipeline (Urdu BM25 + Method D) recover known news articles from title-derived queries on a development/validation pool?</w:t>
+      </w:r>
+    </w:p>
+    <w:p>
+      <w:r>
+        <w:t>RQ2: Does that known-item score transfer to a new sealed known-item sample (K001–K040) written independently of the freeze set?</w:t>
+      </w:r>
+    </w:p>
+    <w:p>
+      <w:r>
+        <w:t>RQ3: How often is frozen M0 useful (at least one A or B in the Top-5) on new naturalistic queries with no gold article (U001–U040)? RQ4: Do query-side Roman expansions M1–M4 improve n=78 ExactSource Hit@5 enough to replace M0? Historical Layer A (SVM SHORT/LONG and MiniLM P@5) is reported separately and is not the official IR headline.</w:t>
       </w:r>
     </w:p>
     <w:p>
@@ -7880,7 +1741,7 @@
         <w:pStyle w:val="ListBullet"/>
       </w:pPr>
       <w:r>
-        <w:t>Dynamic query classification: Train an SVM that labels SHORT (headline room) versus LONG (full-article room) for Urdu and Roman Urdu queries.</w:t>
+        <w:t>Freeze an official retrieval system (M0) with documented hashes, Unicode routing, Urdu BM25, and Method D.</w:t>
       </w:r>
     </w:p>
     <w:p>
@@ -7888,7 +1749,7 @@
         <w:pStyle w:val="ListBullet"/>
       </w:pPr>
       <w:r>
-        <w:t>Roman Urdu support: Detect Latin-script Urdu and transliterate with an expanded dictionary (198 on-disk pairs) before routing and search.</w:t>
+        <w:t>Report ExactSource Hit@5 on Phase 2 development/validation known-item queries (n=78) and on sealed K001–K040, and human Success@5 on sealed U001–U040, without using those queries for tuning.</w:t>
       </w:r>
     </w:p>
     <w:p>
@@ -7896,7 +1757,7 @@
         <w:pStyle w:val="ListBullet"/>
       </w:pPr>
       <w:r>
-        <w:t>Two rooms and lights: Search a headline index or a full-article index; mix or expand when confidence is not HIGH.</w:t>
+        <w:t>Report the Phase 11 M0–M4 ablation and keep M0 official if Hit@5 does not improve.</w:t>
       </w:r>
     </w:p>
     <w:p>
@@ -7904,7 +1765,7 @@
         <w:pStyle w:val="ListBullet"/>
       </w:pPr>
       <w:r>
-        <w:t>Comparative evaluation: Keep Phase 3B frozen (86% vs 84%). Add a frozen 40-query trap test (60% vs 20%) and dual-index P@5 on the same queries.</w:t>
+        <w:t>State limitations, especially Roman and mixed-script performance, without hiding weaker Phase 12 numbers.</w:t>
       </w:r>
     </w:p>
     <w:p>
@@ -7937,7 +1798,7 @@
         <w:pStyle w:val="ListNumber"/>
       </w:pPr>
       <w:r>
-        <w:t>A dual-index SVM router: SHORT opens headlines, LONG opens full articles. Frozen Phase 3B (V2): 86.00% vs 84.00% word count. Frozen 40-query traps (twelve-feature model): 60.00% vs 20.00% word count. Development 100% CV is not the generalization claim.</w:t>
+        <w:t>A frozen script-aware BM25 architecture (M0) with Unicode routing and Method D. Official IR: ExactSource Hit@5 = 68/78 = 87.18% (development/validation known-item); 27/40 = 67.50% (new K); human Success@5 = 23/40 = 57.50% (new U). M1–M4 did not improve 68/78.</w:t>
       </w:r>
     </w:p>
     <w:p>
@@ -7961,7 +1822,7 @@
         <w:pStyle w:val="ListNumber"/>
       </w:pPr>
       <w:r>
-        <w:t>An expanded Roman Urdu transliteration dictionary (198 on-disk pairs; earlier drafts cited 179), improving Roman Urdu retrieval coverage in the development P@15 experiment (92.5% on queries ULTRA scored 0.00%). That P@15 figure is supporting, not headline.</w:t>
+        <w:t>An expanded Roman Urdu dictionary (198 on-disk pairs). Development P@15 of 92.5% on eight Roman queries is a historical supporting experiment, not official M0 Hit@5 or Success@5.</w:t>
       </w:r>
     </w:p>
     <w:p>
@@ -7982,7 +1843,7 @@
     </w:p>
     <w:p>
       <w:r>
-        <w:t>Contributions 1 through 3 are architectural: together, they constitute the dynamic routing system itself, evaluated end-to-end in Chapter 5. Contribution 4 is resource-oriented, extending a component (the transliteration dictionary) that is reusable independently of the classifier and could, in principle, benefit other Urdu NLP systems beyond retrieval routing. Contributions 5 and 6 are evaluative: the comparative benchmark situates the proposed system relative to both the simplest possible baseline (static thresholding) and the most sophisticated plausible alternative (LLM-based routing), while the ablation study provides evidence for which architectural choices are load-bearing and which are comparatively redundant — a distinction of practical value for anyone seeking to reproduce or extend this work.</w:t>
+        <w:t>Contribution 1 is the official frozen retriever M0 (script-aware BM25). SVM SHORT/LONG rooms and confidence lights are historical Layer A, not the official IR system. Contributions 1 through 3 are architectural: together, they constitute the dynamic routing system itself, evaluated end-to-end in Chapter 5. Contribution 4 is resource-oriented, extending a component (the transliteration dictionary) that is reusable independently of the classifier and could, in principle, benefit other Urdu NLP systems beyond retrieval routing. Contributions 5 and 6 are evaluative: the comparative benchmark situates the proposed system relative to both the simplest possible baseline (static thresholding) and the most sophisticated plausible alternative (LLM-based routing), while the ablation study provides evidence for which architectural choices are load-bearing and which are comparatively redundant — a distinction of practical value for anyone seeking to reproduce or extend this work.</w:t>
       </w:r>
     </w:p>
     <w:p>
@@ -7999,7 +1860,7 @@
     </w:p>
     <w:p>
       <w:r>
-        <w:t>This thesis is scoped to query routing and to making that route change retrieval. It covers (i) SHORT versus LONG as headline-enough versus need-the-article, (ii) an SVM router with confidence lights, (iii) Roman Urdu transliteration, and (iv) two semantic indexes (headlines and full articles) over the same news corpus. It does not train a new encoder. Frozen tests are Phase 3B (50 labelled queries) and a later 40-query trap set. Dual-index P@5 uses depth-5 judgments, not P@15 as a judged metric.</w:t>
+        <w:t>Official retrieval evaluation is news-domain M0 over 111,860 articles. It does not replace M0 with M1, does not treat H001–H040 as the primary unseen test, and does not claim legal, medical, or live web search. Historical SVM dual-index work remains in Sections 5.1–5.17 as Layer A only.</w:t>
       </w:r>
     </w:p>
     <w:p>
@@ -8057,7 +1918,7 @@
         <w:rPr>
           <w:b/>
         </w:rPr>
-        <w:t>Chapter 3 — Mathematical Formulation. Presents the V2 feature vector, the SVM and lights, and cosine scoring in each room (headline matrix and full-article index).</w:t>
+        <w:t>Chapter 3 — Mathematical Formulation. Presents historical SVM mathematics (Layer A) and the official M0 metrics: BM25, ExactSource Hit@k, and human Success@5.</w:t>
       </w:r>
     </w:p>
     <w:p>
@@ -8065,7 +1926,7 @@
         <w:rPr>
           <w:b/>
         </w:rPr>
-        <w:t>Chapter 4 — Methods Developed. Describes two indexes, the SVM router, lights, 409-query V2 training, trap-augmented twelve-feature training, and frozen evaluation protocols.</w:t>
+        <w:t>Chapter 4 — Methods Developed. Describes historical SVM routing and, for official IR, frozen M0 script routing, Method D, and the Phase 8–12 evaluation protocol.</w:t>
       </w:r>
     </w:p>
     <w:p>
@@ -8073,7 +1934,7 @@
         <w:rPr>
           <w:b/>
         </w:rPr>
-        <w:t>Chapter 5 — Results and Discussion. Keeps development 100% CV separate from frozen 86/84, then reports 60/20 traps and dual-index P@5.</w:t>
+        <w:t>Chapter 5 — Results and Discussion. Labels Layer A (SVM/P@15/MiniLM) as historical, then reports official M0: 87.18% ExactSource Hit@5 (n=78), 67.50% ExactSource Hit@5 (K), and 57.50% Success@5 (U).</w:t>
       </w:r>
     </w:p>
     <w:p>
@@ -8311,6 +2172,7 @@
         <w:widowControl/>
       </w:pPr>
       <w:bookmarkStart w:id="22" w:name="_Toc238353314"/>
+      <w:bookmarkEnd w:id="22"/>
       <w:r>
         <w:t xml:space="preserve">Table </w:t>
       </w:r>
@@ -8324,7 +2186,7 @@
         <w:fldChar w:fldCharType="separate"/>
       </w:r>
       <w:r>
-        <w:t>1</w:t>
+        <w:t xml:space="preserve">1</w:t>
       </w:r>
       <w:r>
         <w:fldChar w:fldCharType="end"/>
@@ -8332,7 +2194,6 @@
       <w:r>
         <w:t>. Comparative summary of retrieval/routing paradigms across cost and capability dimensions.</w:t>
       </w:r>
-      <w:bookmarkEnd w:id="22"/>
     </w:p>
     <w:tbl>
       <w:tblPr>
@@ -8758,6 +2619,7 @@
         <w:widowControl/>
       </w:pPr>
       <w:bookmarkStart w:id="24" w:name="_Toc238353315"/>
+      <w:bookmarkEnd w:id="24"/>
       <w:r>
         <w:t xml:space="preserve">Table </w:t>
       </w:r>
@@ -8771,7 +2633,7 @@
         <w:fldChar w:fldCharType="separate"/>
       </w:r>
       <w:r>
-        <w:t>2</w:t>
+        <w:t xml:space="preserve">1</w:t>
       </w:r>
       <w:r>
         <w:fldChar w:fldCharType="end"/>
@@ -8779,7 +2641,6 @@
       <w:r>
         <w:t>. Comparative summary of Urdu and multilingual IR-relevant datasets.</w:t>
       </w:r>
-      <w:bookmarkEnd w:id="24"/>
     </w:p>
     <w:tbl>
       <w:tblPr>
@@ -9342,7 +3203,7 @@
     </w:p>
     <w:p>
       <w:r>
-        <w:t>At the retrieval-result level, Precision at rank k (P@k) — used here at k=15, following the top-15 retrieval depth of the underlying ChromaDB query — measures the proportion of returned results that are relevant, and is the metric used throughout Chapter 5 to compare retrieval quality between the static and proposed routing mechanisms. Mean Reciprocal Rank (MRR), used by Butt et al. (2024) to benchmark Urdu MS MARCO, instead measures how early the first relevant result appears in the ranked list, and is more appropriate when a query is understood to have a single primary relevant answer rather than a broader set of relevant documents, as in Urdu news retrieval. P@15 was preferred over MRR in this thesis because the underlying retrieval task — surfacing a topically relevant set of news articles — more closely resembles a multi-relevant-document retrieval setting than a single-answer question-answering setting.</w:t>
+        <w:t>At the retrieval-result level this thesis uses two official IR metrics that must not be mixed: ExactSource Hit@5 (known-item recovery of a pre-assigned source document) and human Success@5 (at least one A or B in the Top-5). Development notebooks also reported P@15 for a small Layer A retrieval experiment; that P@15 is not official M0 performance. Mean Reciprocal Rank is reported for U as a secondary usefulness statistic.</w:t>
       </w:r>
     </w:p>
     <w:p>
@@ -9411,7 +3272,7 @@
     </w:p>
     <w:p>
       <w:r>
-        <w:t>Most directly relevant, Bashir, Qaiser, and Hussain (2026) proposed ULTRA: a dual-embedding Urdu architecture that already distinguished title/headline-level from full-content search using a length threshold, with precision gains above 90% on a large Urdu news corpus. ULTRA’s switch is still a static length tape. It does not learn headline-enough versus need-the-article, does not use script or why/how/fact cues, and does not turn confidence into mix-or-expand lights. This thesis keeps ULTRA’s two-level idea and replaces the tape with a learned dual-index router.</w:t>
+        <w:t>Most directly relevant, Bashir, Qaiser, and Hussain (2026) proposed ULTRA: a dual-embedding Urdu architecture that already distinguished title/headline-level from full-content search using a length threshold, with precision gains above 90% on a large Urdu news corpus. ULTRA’s switch is still a static length tape. It does not learn headline-enough versus need-the-article, does not use script or why/how/fact cues, and does not turn confidence into mix-or-expand lights. Historical Layer A keeps ULTRA’s two-level idea and replaces the tape with a learned dual-index SVM. Official M0 instead routes by script to BM25 (Urdu or Method D), as evaluated in Sections 5.18–5.24.</w:t>
       </w:r>
     </w:p>
     <w:p>
@@ -9428,7 +3289,7 @@
     </w:p>
     <w:p>
       <w:r>
-        <w:t>The table below summarizes the research gaps identified above, positioning this thesis relative to existing work. Collectively, the reviewed literature reveals three converging gaps that, individually, have each been addressed in isolation but never jointly, and never for Urdu. First, Urdu-specific NLP and IR resources have matured considerably, but remain either pre-neural in scope or focused on document-level representation and benchmarking rather than query-level adaptivity. Second, work on low-resource and cross-lingual retrieval confirms that general-purpose multilingual embeddings degrade for under-represented languages and scripts, motivating explicit, language-specific engineering. Third, query-adaptive routing has been repeatedly shown effective in high-resource-language IR — yet every one of these systems is evaluated exclusively on English and offers no mechanism for script-mixed or transliterated queries. No existing system combines dynamic, multi-feature query routing with confidence-based escalation for Urdu, including its Roman Urdu variant. This thesis addresses that gap directly.</w:t>
+        <w:t>The table below summarizes the research gaps identified above, positioning this thesis relative to existing work. Collectively, the reviewed literature reveals three converging gaps that, individually, have each been addressed in isolation but never jointly, and never for Urdu. First, Urdu-specific NLP and IR resources have matured considerably, but remain either pre-neural in scope or focused on document-level representation and benchmarking rather than query-level adaptivity. Second, work on low-resource and cross-lingual retrieval confirms that general-purpose multilingual embeddings degrade for under-represented languages and scripts, motivating explicit, language-specific engineering. Third, query-adaptive routing has been repeatedly shown effective in high-resource-language IR — yet every one of these systems is evaluated exclusively on English and offers no mechanism for script-mixed or transliterated queries. No existing system combines dynamic, multi-feature query routing with confidence-based escalation for Urdu, including its Roman Urdu variant. Official IR evaluation addresses the script-routing gap with frozen M0 (Unicode + BM25 + Method D). The SVM-plus-lights design is historical Layer A.</w:t>
       </w:r>
     </w:p>
     <w:p>
@@ -9438,6 +3299,7 @@
         <w:widowControl/>
       </w:pPr>
       <w:bookmarkStart w:id="29" w:name="_Toc238353316"/>
+      <w:bookmarkEnd w:id="29"/>
       <w:r>
         <w:t xml:space="preserve">Table </w:t>
       </w:r>
@@ -9451,7 +3313,7 @@
         <w:fldChar w:fldCharType="separate"/>
       </w:r>
       <w:r>
-        <w:t>3</w:t>
+        <w:t xml:space="preserve">1</w:t>
       </w:r>
       <w:r>
         <w:fldChar w:fldCharType="end"/>
@@ -9459,7 +3321,6 @@
       <w:r>
         <w:t>. Comparative gap analysis of related work in Urdu IR and query routing.</w:t>
       </w:r>
-      <w:bookmarkEnd w:id="29"/>
     </w:p>
     <w:tbl>
       <w:tblPr>
@@ -10186,7 +4047,7 @@
     </w:p>
     <w:p>
       <w:r>
-        <w:t>Restating the gap in prose: first, ULTRA still uses one surface signal and one combined index, which motivates a learned room choice plus two rooms (Sections 3.1 and 3.6). Second, Roman Urdu work rarely sits inside retrieval, which motivates dictionary transliteration in Section 4.3. Third, no reviewed router combines a lightweight SVM with lights that mean one room / both rooms / expand-then-both, which motivates Section 3.5. Those gaps are what this thesis builds.</w:t>
+        <w:t>Official IR contribution of this thesis is script-aware BM25 (M0). The two-room SVM is historical Layer A and is not the official retriever. Restating the gap in prose: first, ULTRA still uses one surface signal and one combined index, which motivates a learned room choice plus two rooms (Sections 3.1 and 3.6). Second, Roman Urdu work rarely sits inside retrieval, which motivates dictionary transliteration in Section 4.3. Third, no reviewed router combines a lightweight SVM with lights that mean one room / both rooms / expand-then-both, which motivates Section 3.5. Those gaps are what this thesis builds.</w:t>
       </w:r>
     </w:p>
     <w:p>
@@ -10203,7 +4064,7 @@
     </w:p>
     <w:p>
       <w:r>
-        <w:t>This chapter presents the formal mathematical basis of the proposed dynamic query routing system: the query feature representation, the Support Vector Machine (SVM) decision function and its confidence calibration, the confidence-based tiered routing function, and the cosine-similarity scoring function used by the retrieval backend. Beyond stating each equation, this chapter also motivates the specific mathematical choices made — why an RBF kernel rather than a linear kernel, why Platt scaling rather than an alternative calibration method, and why the particular confidence thresholds (85% and 60%) were selected — and analyzes the computational complexity of the resulting pipeline, since deployment efficiency is a central claim of this thesis (Section 1.3).</w:t>
+        <w:t>This chapter first states the mathematics of the historical Layer A router (SVM SHORT/LONG, confidence lights, and MiniLM cosine search). That is not the official frozen retriever. Official M0 scores documents with BM25 after Unicode script routing; official IR metrics are ExactSource Hit@5 and human Success@5 (Section 3.7 and Sections 5.18–5.24). This chapter presents the formal mathematical basis of the proposed dynamic query routing system: the query feature representation, the Support Vector Machine (SVM) decision function and its confidence calibration, the confidence-based tiered routing function, and the cosine-similarity scoring function used by the retrieval backend. Beyond stating each equation, this chapter also motivates the specific mathematical choices made — why an RBF kernel rather than a linear kernel, why Platt scaling rather than an alternative calibration method, and why the particular confidence thresholds (85% and 60%) were selected — and analyzes the computational complexity of the resulting pipeline, since deployment efficiency is a central claim of this thesis (Section 1.3).</w:t>
       </w:r>
     </w:p>
     <w:p>
@@ -10256,6 +4117,7 @@
         <w:widowControl/>
       </w:pPr>
       <w:bookmarkStart w:id="33" w:name="_Toc238353317"/>
+      <w:bookmarkEnd w:id="33"/>
       <w:r>
         <w:t xml:space="preserve">Table </w:t>
       </w:r>
@@ -10269,7 +4131,7 @@
         <w:fldChar w:fldCharType="separate"/>
       </w:r>
       <w:r>
-        <w:t>4</w:t>
+        <w:t xml:space="preserve">1</w:t>
       </w:r>
       <w:r>
         <w:fldChar w:fldCharType="end"/>
@@ -10277,7 +4139,6 @@
       <w:r>
         <w:t>. Eight-dimensional query feature vector.</w:t>
       </w:r>
-      <w:bookmarkEnd w:id="33"/>
     </w:p>
     <w:tbl>
       <w:tblPr>
@@ -11202,13 +5063,13 @@
       </w:pPr>
       <w:bookmarkStart w:id="40" w:name="_Toc919248514"/>
       <w:r>
-        <w:t>3.6 Retrieval Scoring Function</w:t>
+        <w:t>3.6 Retrieval Scoring Function (Layer A MiniLM cosine)</w:t>
       </w:r>
       <w:bookmarkEnd w:id="40"/>
     </w:p>
     <w:p>
       <w:r>
-        <w:t>HIGH confidence searches one room. MEDIUM and LOW mix two rooms built with the same encoder (paraphrase-multilingual-MiniLM-L12-v2): a headline embedding matrix and the full-article Chroma collection. Similarity in each room is cosine:</w:t>
+        <w:t>Layer A scoring (not official M0). Official M0 uses BM25, not MiniLM cosine. HIGH confidence searches one room. MEDIUM and LOW mix two rooms built with the same encoder (paraphrase-multilingual-MiniLM-L12-v2): a headline embedding matrix and the full-article Chroma collection. Similarity in each room is cosine:</w:t>
       </w:r>
     </w:p>
     <w:p>
@@ -11340,7 +5201,7 @@
     </w:p>
     <w:p>
       <w:r>
-        <w:t>Development retrieval quality is reported as P@15. Frozen dual-index quality is graded P@5 (Relevant = 1, Partially relevant = 0.5, Not relevant = 0):</w:t>
+        <w:t>Official M0 retrieval quality is ExactSource Hit@5 (n=78 and K) and human Success@5 (U). Historical Layer A also reported development P@15 and frozen dual-index graded P@5 (Relevant = 1, Partially relevant = 0.5, Not relevant = 0):</w:t>
       </w:r>
     </w:p>
     <w:p>
@@ -11409,7 +5270,7 @@
     </w:p>
     <w:p>
       <w:r>
-        <w:t>Because deployment efficiency relative to LLM-based routing is a central claim of this thesis, it is useful to state the computational complexity of each pipeline stage explicitly. Feature extraction (Section 3.1) is O(|q|) in the length of the query string, since every one of the eight features can be computed with a single pass over the query's characters or whitespace-delimited tokens. Feature standardization (Eq. 3.2) is O(1) per feature, hence O(8) = O(1) overall, since it is a fixed elementwise affine transform. SVM inference (Eq. 3.3) is O(n_sv × d) where n_sv is the number of support vectors retained after training and d = 8 is the feature dimensionality; because n_sv is fixed at training time and does not grow with corpus size, this step's cost is constant with respect to the size of the underlying document corpus. The retrieval step itself (Eq. 3.7) is the only stage whose cost depends on corpus size, and even there the HNSW index reduces the expected query complexity from the O(|Corpus|) of an exhaustive nearest-neighbor search to approximately O(log|Corpus|) under typical HNSW graph-construction parameters. Table 3.2 summarizes these complexity bounds alongside the measured wall-clock latency reported in Chapter 5.</w:t>
+        <w:t>The complexity bounds below describe Layer A (SVM + MiniLM/HNSW). Official M0 retrieval cost is BM25 scoring after script routing, not HNSW cosine search. Because deployment efficiency relative to LLM-based routing is a central claim of this thesis, it is useful to state the computational complexity of each pipeline stage explicitly. Feature extraction (Section 3.1) is O(|q|) in the length of the query string, since every one of the eight features can be computed with a single pass over the query's characters or whitespace-delimited tokens. Feature standardization (Eq. 3.2) is O(1) per feature, hence O(8) = O(1) overall, since it is a fixed elementwise affine transform. SVM inference (Eq. 3.3) is O(n_sv × d) where n_sv is the number of support vectors retained after training and d = 8 is the feature dimensionality; because n_sv is fixed at training time and does not grow with corpus size, this step's cost is constant with respect to the size of the underlying document corpus. The retrieval step itself (Eq. 3.7) is the only stage whose cost depends on corpus size, and even there the HNSW index reduces the expected query complexity from the O(|Corpus|) of an exhaustive nearest-neighbor search to approximately O(log|Corpus|) under typical HNSW graph-construction parameters. Table 3.2 summarizes these complexity bounds alongside the measured wall-clock latency reported in Chapter 5.</w:t>
       </w:r>
     </w:p>
     <w:p>
@@ -11419,6 +5280,7 @@
         <w:widowControl/>
       </w:pPr>
       <w:bookmarkStart w:id="43" w:name="_Toc238353318"/>
+      <w:bookmarkEnd w:id="43"/>
       <w:r>
         <w:t xml:space="preserve">Table </w:t>
       </w:r>
@@ -11432,7 +5294,7 @@
         <w:fldChar w:fldCharType="separate"/>
       </w:r>
       <w:r>
-        <w:t>5</w:t>
+        <w:t xml:space="preserve">1</w:t>
       </w:r>
       <w:r>
         <w:fldChar w:fldCharType="end"/>
@@ -11440,7 +5302,6 @@
       <w:r>
         <w:t>. Computational complexity of each pipeline stage.</w:t>
       </w:r>
-      <w:bookmarkEnd w:id="43"/>
     </w:p>
     <w:tbl>
       <w:tblPr>
@@ -11820,6 +5681,7 @@
         <w:widowControl/>
       </w:pPr>
       <w:bookmarkStart w:id="46" w:name="_Toc238353319"/>
+      <w:bookmarkEnd w:id="46"/>
       <w:r>
         <w:t xml:space="preserve">Table </w:t>
       </w:r>
@@ -11833,7 +5695,7 @@
         <w:fldChar w:fldCharType="separate"/>
       </w:r>
       <w:r>
-        <w:t>6</w:t>
+        <w:t xml:space="preserve">1</w:t>
       </w:r>
       <w:r>
         <w:fldChar w:fldCharType="end"/>
@@ -11841,7 +5703,6 @@
       <w:r>
         <w:t>. Summary of mathematical design decisions and alternatives considered.</w:t>
       </w:r>
-      <w:bookmarkEnd w:id="46"/>
     </w:p>
     <w:tbl>
       <w:tblPr>
@@ -12278,7 +6139,7 @@
     </w:p>
     <w:p>
       <w:r>
-        <w:t>This chapter describes how ULTRA's θ = 150 character tape is replaced as a whole: the decision (SVM SHORT/LONG) and the search (headline index versus full-article index), plus lights when the SVM is unsure. Roman Urdu is transliterated first. V2 (eight features, 409 queries) is the frozen Phase 3A/3B model. A later twelve-feature model adds 38 trap rows labelled by retrieval need; it is evaluated on a separate frozen 40.</w:t>
+        <w:t>This chapter documents historical Layer A methods (SVM SHORT/LONG, two MiniLM indexes, confidence lights) and the SVM frozen tests (Phases 3A–3B, Phase 2.5, H001–H040 dual-index P@5). Official frozen retrieval is M0 (Unicode detector; URDU/MIXED → Urdu BM25; ROMAN → Method D), evaluated in Sections 5.18–5.24. This chapter describes how ULTRA's θ = 150 character tape is replaced as a whole: the decision (SVM SHORT/LONG) and the search (headline index versus full-article index), plus lights when the SVM is unsure. Roman Urdu is transliterated first. V2 (eight features, 409 queries) is the frozen Phase 3A/3B model. A later twelve-feature model adds 38 trap rows labelled by retrieval need; it is evaluated on a separate frozen 40.</w:t>
       </w:r>
     </w:p>
     <w:p>
@@ -12370,6 +6231,7 @@
         <w:widowControl/>
       </w:pPr>
       <w:bookmarkStart w:id="49" w:name="_Toc238353288"/>
+      <w:bookmarkEnd w:id="49"/>
       <w:r>
         <w:t xml:space="preserve">Figure </w:t>
       </w:r>
@@ -12383,15 +6245,14 @@
         <w:fldChar w:fldCharType="separate"/>
       </w:r>
       <w:r>
-        <w:t>1</w:t>
+        <w:t xml:space="preserve">1</w:t>
       </w:r>
       <w:r>
         <w:fldChar w:fldCharType="end"/>
       </w:r>
       <w:r>
-        <w:t>. System architecture: Roman Urdu dictionary, SVM room choice (headline vs full article), and HIGH/MEDIUM/LOW lights.</w:t>
-      </w:r>
-      <w:bookmarkEnd w:id="49"/>
+        <w:t>. Historical Layer A architecture: Roman Urdu dictionary, SVM room choice (headline vs full article), and HIGH/MEDIUM/LOW lights. Not the official M0 BM25 pipeline.</w:t>
+      </w:r>
     </w:p>
     <w:p>
       <w:r>
@@ -12422,6 +6283,7 @@
         <w:widowControl/>
       </w:pPr>
       <w:bookmarkStart w:id="51" w:name="_Toc238353320"/>
+      <w:bookmarkEnd w:id="51"/>
       <w:r>
         <w:t xml:space="preserve">Table </w:t>
       </w:r>
@@ -12435,7 +6297,7 @@
         <w:fldChar w:fldCharType="separate"/>
       </w:r>
       <w:r>
-        <w:t>7</w:t>
+        <w:t xml:space="preserve">1</w:t>
       </w:r>
       <w:r>
         <w:fldChar w:fldCharType="end"/>
@@ -12443,7 +6305,6 @@
       <w:r>
         <w:t>. Software components and technology stack.</w:t>
       </w:r>
-      <w:bookmarkEnd w:id="51"/>
     </w:p>
     <w:tbl>
       <w:tblPr>
@@ -12776,7 +6637,7 @@
     </w:p>
     <w:p>
       <w:r>
-        <w:t>The retrieval backend uses one news corpus (about 111,860 Urdu articles) and two rooms: a headline embedding cache and a full-article Chroma collection (urdu_news), both encoded with the same multilingual MiniLM. HIGH searches one room. MEDIUM and LOW mix both. This is not “the same combined Chroma for every tier.”</w:t>
+        <w:t>Layer A dual-index (not official M0). Official M0 retrieval is BM25 (Section 4.13 and Sections 5.18–5.24). The retrieval backend uses one news corpus (about 111,860 Urdu articles) and two rooms: a headline embedding cache and a full-article Chroma collection (urdu_news), both encoded with the same multilingual MiniLM. HIGH searches one room. MEDIUM and LOW mix both. This is not “the same combined Chroma for every tier.”</w:t>
       </w:r>
     </w:p>
     <w:p>
@@ -12803,6 +6664,7 @@
         <w:widowControl/>
       </w:pPr>
       <w:bookmarkStart w:id="54" w:name="_Toc238353321"/>
+      <w:bookmarkEnd w:id="54"/>
       <w:r>
         <w:t xml:space="preserve">Table </w:t>
       </w:r>
@@ -12816,7 +6678,7 @@
         <w:fldChar w:fldCharType="separate"/>
       </w:r>
       <w:r>
-        <w:t>8</w:t>
+        <w:t xml:space="preserve">1</w:t>
       </w:r>
       <w:r>
         <w:fldChar w:fldCharType="end"/>
@@ -12824,7 +6686,6 @@
       <w:r>
         <w:t>. Corpus category breakdown (111,860 articles).</w:t>
       </w:r>
-      <w:bookmarkEnd w:id="54"/>
     </w:p>
     <w:tbl>
       <w:tblPr>
@@ -13172,6 +7033,7 @@
         <w:widowControl/>
       </w:pPr>
       <w:bookmarkStart w:id="55" w:name="_Toc238353289"/>
+      <w:bookmarkEnd w:id="55"/>
       <w:r>
         <w:t xml:space="preserve">Figure </w:t>
       </w:r>
@@ -13185,7 +7047,7 @@
         <w:fldChar w:fldCharType="separate"/>
       </w:r>
       <w:r>
-        <w:t>2</w:t>
+        <w:t xml:space="preserve">1</w:t>
       </w:r>
       <w:r>
         <w:fldChar w:fldCharType="end"/>
@@ -13193,7 +7055,6 @@
       <w:r>
         <w:t>. Query length distribution and short/long split (development query set; later expanded to 409 by gap-fill)..</w:t>
       </w:r>
-      <w:bookmarkEnd w:id="55"/>
     </w:p>
     <w:p>
       <w:r>
@@ -13212,6 +7073,7 @@
         <w:widowControl/>
       </w:pPr>
       <w:bookmarkStart w:id="56" w:name="_Toc238353322"/>
+      <w:bookmarkEnd w:id="56"/>
       <w:r>
         <w:t xml:space="preserve">Table </w:t>
       </w:r>
@@ -13225,7 +7087,7 @@
         <w:fldChar w:fldCharType="separate"/>
       </w:r>
       <w:r>
-        <w:t>9</w:t>
+        <w:t xml:space="preserve">1</w:t>
       </w:r>
       <w:r>
         <w:fldChar w:fldCharType="end"/>
@@ -13233,7 +7095,6 @@
       <w:r>
         <w:t>. Corpus and query dataset summary.</w:t>
       </w:r>
-      <w:bookmarkEnd w:id="56"/>
     </w:p>
     <w:tbl>
       <w:tblPr>
@@ -14368,6 +8229,7 @@
         <w:widowControl/>
       </w:pPr>
       <w:bookmarkStart w:id="62" w:name="_Toc238353323"/>
+      <w:bookmarkEnd w:id="62"/>
       <w:r>
         <w:t xml:space="preserve">Table </w:t>
       </w:r>
@@ -14381,7 +8243,7 @@
         <w:fldChar w:fldCharType="separate"/>
       </w:r>
       <w:r>
-        <w:t>10</w:t>
+        <w:t xml:space="preserve">1</w:t>
       </w:r>
       <w:r>
         <w:fldChar w:fldCharType="end"/>
@@ -14389,7 +8251,6 @@
       <w:r>
         <w:t>. SVM hyperparameter configuration and rationale.</w:t>
       </w:r>
-      <w:bookmarkEnd w:id="62"/>
     </w:p>
     <w:tbl>
       <w:tblPr>
@@ -14805,6 +8666,7 @@
         <w:widowControl/>
       </w:pPr>
       <w:bookmarkStart w:id="64" w:name="_Toc238353324"/>
+      <w:bookmarkEnd w:id="64"/>
       <w:r>
         <w:t xml:space="preserve">Table </w:t>
       </w:r>
@@ -14818,7 +8680,7 @@
         <w:fldChar w:fldCharType="separate"/>
       </w:r>
       <w:r>
-        <w:t>11</w:t>
+        <w:t xml:space="preserve">1</w:t>
       </w:r>
       <w:r>
         <w:fldChar w:fldCharType="end"/>
@@ -14826,7 +8688,6 @@
       <w:r>
         <w:t>. Confidence-based three-tier routing strategy.</w:t>
       </w:r>
-      <w:bookmarkEnd w:id="64"/>
     </w:p>
     <w:tbl>
       <w:tblPr>
@@ -15091,6 +8952,7 @@
         <w:widowControl/>
       </w:pPr>
       <w:bookmarkStart w:id="67" w:name="_Toc238353325"/>
+      <w:bookmarkEnd w:id="67"/>
       <w:r>
         <w:t xml:space="preserve">Table </w:t>
       </w:r>
@@ -15104,7 +8966,7 @@
         <w:fldChar w:fldCharType="separate"/>
       </w:r>
       <w:r>
-        <w:t>12</w:t>
+        <w:t xml:space="preserve">1</w:t>
       </w:r>
       <w:r>
         <w:fldChar w:fldCharType="end"/>
@@ -15112,7 +8974,6 @@
       <w:r>
         <w:t>. Baseline and comparison system implementation summary.</w:t>
       </w:r>
-      <w:bookmarkEnd w:id="67"/>
     </w:p>
     <w:tbl>
       <w:tblPr>
@@ -15387,6 +9248,7 @@
         <w:widowControl/>
       </w:pPr>
       <w:bookmarkStart w:id="70" w:name="_Toc238353326"/>
+      <w:bookmarkEnd w:id="70"/>
       <w:r>
         <w:t xml:space="preserve">Table </w:t>
       </w:r>
@@ -15400,7 +9262,7 @@
         <w:fldChar w:fldCharType="separate"/>
       </w:r>
       <w:r>
-        <w:t>13</w:t>
+        <w:t xml:space="preserve">1</w:t>
       </w:r>
       <w:r>
         <w:fldChar w:fldCharType="end"/>
@@ -15408,7 +9270,6 @@
       <w:r>
         <w:t>. Experimental environment summary.</w:t>
       </w:r>
-      <w:bookmarkEnd w:id="70"/>
     </w:p>
     <w:tbl>
       <w:tblPr>
@@ -15709,6 +9570,7 @@
         <w:widowControl/>
       </w:pPr>
       <w:bookmarkStart w:id="72" w:name="_Toc238353327"/>
+      <w:bookmarkEnd w:id="72"/>
       <w:r>
         <w:t xml:space="preserve">Table </w:t>
       </w:r>
@@ -15722,7 +9584,7 @@
         <w:fldChar w:fldCharType="separate"/>
       </w:r>
       <w:r>
-        <w:t>14</w:t>
+        <w:t xml:space="preserve">1</w:t>
       </w:r>
       <w:r>
         <w:fldChar w:fldCharType="end"/>
@@ -15730,7 +9592,6 @@
       <w:r>
         <w:t>. Twelve-stage implementation pipeline.</w:t>
       </w:r>
-      <w:bookmarkEnd w:id="72"/>
     </w:p>
     <w:tbl>
       <w:tblPr>
@@ -16317,13 +10178,13 @@
       </w:pPr>
       <w:bookmarkStart w:id="73" w:name="_Toc2003513025"/>
       <w:r>
-        <w:t>4.11 Independent Frozen Evaluation Protocol (Phases 3A–3B)</w:t>
+        <w:t>4.11 Independent Frozen Evaluation Protocol (Phases 3A–3B, Layer A SVM)</w:t>
       </w:r>
       <w:bookmarkEnd w:id="73"/>
     </w:p>
     <w:p>
       <w:r>
-        <w:t>After V2 was trained on 409 queries and persisted, Phase 3A verified the eight-feature path and Phase 3B scored the frozen 60-query file without refitting. A later twelve-feature pickle replaced the deployed files for trap-aware routing; V2 remains backed up and is the Phase 3B 86/84 model. A different 40-query sheet (H001–H040) was then frozen and never trained on.</w:t>
+        <w:t>That protocol freezes the SVM classifier, not official M0 BM25. Official M0 retrieval evaluation is Phases 8–12 (Sections 5.18–5.24). After V2 was trained on 409 queries and persisted, Phase 3A verified the eight-feature path and Phase 3B scored the frozen 60-query file without refitting. A later twelve-feature pickle replaced the deployed files for trap-aware routing; V2 remains backed up and is the Phase 3B 86/84 model. A different 40-query sheet (H001–H040) was then frozen and never trained on.</w:t>
       </w:r>
     </w:p>
     <w:p>
@@ -16379,6 +10240,20 @@
     </w:p>
     <w:p>
       <w:pPr>
+        <w:pStyle w:val="Heading2"/>
+      </w:pPr>
+      <w:r>
+        <w:t>4.13 Official M0 evaluation protocol (Phases 8–12)</w:t>
+      </w:r>
+    </w:p>
+    <w:p>
+      <w:pPr/>
+      <w:r>
+        <w:t>Official retrieval is frozen M0: URDU/MIXED queries search Urdu BM25; ROMAN queries search Method D. The corpus has 111,860 articles. Primary metrics: ExactSource Hit@5 on Phase 2 n=78 and on sealed K001–K040, and human Success@5 on sealed U001–U040. Phase 11 did not replace M0. Details and numbers are in Sections 5.18–5.24. This protocol is distinct from the Layer A SVM freeze in Section 4.11.</w:t>
+      </w:r>
+    </w:p>
+    <w:p>
+      <w:pPr>
         <w:pStyle w:val="Heading1"/>
         <w:keepNext/>
         <w:widowControl/>
@@ -16391,7 +10266,7 @@
     </w:p>
     <w:p>
       <w:r>
-        <w:t>This chapter keeps three evaluation layers apart. Sections 5.1–5.12 are development: they show the task is learnable (including 100% on some splits) and that Roman Urdu search is no longer zero. Those figures are not the generalization claim. Section 5.13 is frozen V2 Phase 3B: 86.00% versus 84.00% word count. Sections 5.16–5.17 are a later frozen 40-query trap study: 60% versus 20% on need labels, and dual-index P@5 that does not yet favour the SVM. Do not replace 86/84 with 100% or with 96%.</w:t>
+        <w:t>This chapter contains two layers that must not be mixed. Sections 5.1–5.17 report historical SVM SHORT/LONG routing and MiniLM dual-index pilots (Layer A). Those numbers are classification accuracy, development P@15, or dense-index P@5. They are not official M0 ExactSource Hit@5 and not U Success@5. Sections 5.18–5.24 report the official frozen retrieval system M0: Unicode routing, Urdu BM25, and Method D. Official IR headlines are 68/78 = 87.18% ExactSource Hit@5 (development/validation known-item), 27/40 = 67.50% ExactSource Hit@5 (new K), and 23/40 = 57.50% human Success@5 (new U). Do not average those three percentages. Do not treat 87.18% as unseen or human usefulness. Do not treat development 90.00% P@15 as frozen M0 retrieval performance.</w:t>
       </w:r>
     </w:p>
     <w:p>
@@ -16418,6 +10293,7 @@
         <w:widowControl/>
       </w:pPr>
       <w:bookmarkStart w:id="79" w:name="_Toc238353328"/>
+      <w:bookmarkEnd w:id="79"/>
       <w:r>
         <w:t xml:space="preserve">Table </w:t>
       </w:r>
@@ -16431,7 +10307,7 @@
         <w:fldChar w:fldCharType="separate"/>
       </w:r>
       <w:r>
-        <w:t>15</w:t>
+        <w:t xml:space="preserve">1</w:t>
       </w:r>
       <w:r>
         <w:fldChar w:fldCharType="end"/>
@@ -16439,7 +10315,6 @@
       <w:r>
         <w:t>. Routing accuracy: static baseline vs. dynamic classifiers.</w:t>
       </w:r>
-      <w:bookmarkEnd w:id="79"/>
     </w:p>
     <w:tbl>
       <w:tblPr>
@@ -16659,6 +10534,7 @@
         <w:widowControl/>
       </w:pPr>
       <w:bookmarkStart w:id="80" w:name="_Toc238353290"/>
+      <w:bookmarkEnd w:id="80"/>
       <w:r>
         <w:t xml:space="preserve">Figure </w:t>
       </w:r>
@@ -16672,7 +10548,7 @@
         <w:fldChar w:fldCharType="separate"/>
       </w:r>
       <w:r>
-        <w:t>3</w:t>
+        <w:t xml:space="preserve">1</w:t>
       </w:r>
       <w:r>
         <w:fldChar w:fldCharType="end"/>
@@ -16680,7 +10556,6 @@
       <w:r>
         <w:t>. Confusion matrix of the dynamic SVM classifier on the development 74-query test split (39 short + 35 long, 0 misclassifications). This figure belongs to the training/CV layer, not Phase 3B.</w:t>
       </w:r>
-      <w:bookmarkEnd w:id="80"/>
     </w:p>
     <w:p>
       <w:r>
@@ -16739,6 +10614,7 @@
         <w:widowControl/>
       </w:pPr>
       <w:bookmarkStart w:id="81" w:name="_Toc238353291"/>
+      <w:bookmarkEnd w:id="81"/>
       <w:r>
         <w:t xml:space="preserve">Figure </w:t>
       </w:r>
@@ -16752,15 +10628,14 @@
         <w:fldChar w:fldCharType="separate"/>
       </w:r>
       <w:r>
-        <w:t>4</w:t>
+        <w:t xml:space="preserve">1</w:t>
       </w:r>
       <w:r>
         <w:fldChar w:fldCharType="end"/>
       </w:r>
       <w:r>
-        <w:t>. Performance comparison: proposed system vs. static and LLM-style baselines.</w:t>
-      </w:r>
-      <w:bookmarkEnd w:id="81"/>
+        <w:t>. Layer A performance comparison: SVM router vs. static and LLM-style baselines (not official M0).</w:t>
+      </w:r>
     </w:p>
     <w:p>
       <w:r>
@@ -16785,7 +10660,7 @@
       </w:pPr>
       <w:bookmarkStart w:id="82" w:name="_Toc631305832"/>
       <w:r>
-        <w:t>5.2 Retrieval Precision (P@15)</w:t>
+        <w:t>5.2 Retrieval Precision (P@15, Layer A development experiment)</w:t>
       </w:r>
       <w:bookmarkEnd w:id="82"/>
     </w:p>
@@ -16796,6 +10671,7 @@
         <w:widowControl/>
       </w:pPr>
       <w:bookmarkStart w:id="83" w:name="_Toc238353329"/>
+      <w:bookmarkEnd w:id="83"/>
       <w:r>
         <w:t xml:space="preserve">Table </w:t>
       </w:r>
@@ -16809,15 +10685,14 @@
         <w:fldChar w:fldCharType="separate"/>
       </w:r>
       <w:r>
-        <w:t>16</w:t>
+        <w:t xml:space="preserve">1</w:t>
       </w:r>
       <w:r>
         <w:fldChar w:fldCharType="end"/>
       </w:r>
       <w:r>
-        <w:t>. Retrieval precision at rank 15 (P@15).</w:t>
-      </w:r>
-      <w:bookmarkEnd w:id="83"/>
+        <w:t>. Development-only retrieval precision at rank 15 (P@15). Not official M0.</w:t>
+      </w:r>
     </w:p>
     <w:tbl>
       <w:tblPr>
@@ -17055,7 +10930,7 @@
     </w:tbl>
     <w:p>
       <w:r>
-        <w:t>Because the original ULTRA framework has no Roman Urdu handling, it scores 0.00% P@15 on Roman Urdu queries by construction, pulling its overall weighted P@15 down to 43.75%. The proposed system matches ULTRA exactly on native Urdu (87.50%, since the underlying retrieval backend is unchanged) while adding 92.50% P@15 on Roman Urdu queries — raising overall system P@15 to 90.00%, an absolute improvement of +46.25 percentage points.</w:t>
+        <w:t>DEVELOPMENT-ONLY (not official M0). Because the original ULTRA framework has no Roman Urdu handling, it scores 0.00% P@15 on Roman Urdu queries by construction, pulling its overall weighted P@15 down to 43.75% in this small development retrieval experiment. The proposed development pipeline matches ULTRA on native Urdu (87.50%) while adding 92.50% P@15 on eight Roman Urdu queries, raising overall P@15 to 90.00% in that experiment only. This is not ExactSource Hit@5, not Phase 12 Success@5, and not the official frozen M0 evaluation.</w:t>
       </w:r>
     </w:p>
     <w:p>
@@ -17110,6 +10985,7 @@
         <w:widowControl/>
       </w:pPr>
       <w:bookmarkStart w:id="84" w:name="_Toc238353292"/>
+      <w:bookmarkEnd w:id="84"/>
       <w:r>
         <w:t xml:space="preserve">Figure </w:t>
       </w:r>
@@ -17123,7 +10999,7 @@
         <w:fldChar w:fldCharType="separate"/>
       </w:r>
       <w:r>
-        <w:t>5</w:t>
+        <w:t xml:space="preserve">1</w:t>
       </w:r>
       <w:r>
         <w:fldChar w:fldCharType="end"/>
@@ -17131,7 +11007,6 @@
       <w:r>
         <w:t>. Roman Urdu query results: individual per-query P@15 breakdown (8 test queries).</w:t>
       </w:r>
-      <w:bookmarkEnd w:id="84"/>
     </w:p>
     <w:p>
       <w:pPr>
@@ -17140,6 +11015,7 @@
         <w:widowControl/>
       </w:pPr>
       <w:bookmarkStart w:id="85" w:name="_Toc238353330"/>
+      <w:bookmarkEnd w:id="85"/>
       <w:r>
         <w:t xml:space="preserve">Table </w:t>
       </w:r>
@@ -17153,7 +11029,7 @@
         <w:fldChar w:fldCharType="separate"/>
       </w:r>
       <w:r>
-        <w:t>17</w:t>
+        <w:t xml:space="preserve">1</w:t>
       </w:r>
       <w:r>
         <w:fldChar w:fldCharType="end"/>
@@ -17161,7 +11037,6 @@
       <w:r>
         <w:t>. Individual Roman Urdu query P@15 results.</w:t>
       </w:r>
-      <w:bookmarkEnd w:id="85"/>
     </w:p>
     <w:tbl>
       <w:tblPr>
@@ -17553,7 +11428,7 @@
     </w:tbl>
     <w:p>
       <w:r>
-        <w:t>Six of eight queries reach 100.00% P@15; the two lower-scoring queries — “mobile phone naya model” (86.67%) and “punjab police corruption” (53.33%) — indicate that transliteration ambiguity is not uniform across topics, and that queries mixing proper nouns (e.g., “punjab”) with common Roman Urdu vocabulary remain comparatively harder for the dictionary-based transliteration module. It is worth noting that the ULTRA baseline's 87.50% P@15 on native Urdu is itself imperfect — the proposed system's contribution should therefore be understood specifically as closing the Roman Urdu gap, not as improving native-Urdu retrieval quality, which remains bounded by the same embedding model and corpus inherited from the base framework.</w:t>
+        <w:t>In that same development-only P@15 experiment (not official M0 ExactSource Hit@5 or U Success@5), Six of eight queries reach 100.00% P@15; the two lower-scoring queries — “mobile phone naya model” (86.67%) and “punjab police corruption” (53.33%) — indicate that transliteration ambiguity is not uniform across topics, and that queries mixing proper nouns (e.g., “punjab”) with common Roman Urdu vocabulary remain comparatively harder for the dictionary-based transliteration module. It is worth noting that the ULTRA baseline's 87.50% P@15 on native Urdu is itself imperfect — the proposed system's contribution should therefore be understood specifically as closing the Roman Urdu gap, not as improving native-Urdu retrieval quality, which remains bounded by the same embedding model and corpus inherited from the base framework.</w:t>
       </w:r>
     </w:p>
     <w:p>
@@ -17580,6 +11455,7 @@
         <w:widowControl/>
       </w:pPr>
       <w:bookmarkStart w:id="87" w:name="_Toc238353331"/>
+      <w:bookmarkEnd w:id="87"/>
       <w:r>
         <w:t xml:space="preserve">Table </w:t>
       </w:r>
@@ -17593,7 +11469,7 @@
         <w:fldChar w:fldCharType="separate"/>
       </w:r>
       <w:r>
-        <w:t>18</w:t>
+        <w:t xml:space="preserve">1</w:t>
       </w:r>
       <w:r>
         <w:fldChar w:fldCharType="end"/>
@@ -17601,7 +11477,6 @@
       <w:r>
         <w:t>. Comparison with LLM-based routing baselines (14-query test set).</w:t>
       </w:r>
-      <w:bookmarkEnd w:id="87"/>
     </w:p>
     <w:tbl>
       <w:tblPr>
@@ -18164,6 +12039,7 @@
         <w:widowControl/>
       </w:pPr>
       <w:bookmarkStart w:id="88" w:name="_Toc238353293"/>
+      <w:bookmarkEnd w:id="88"/>
       <w:r>
         <w:t xml:space="preserve">Figure </w:t>
       </w:r>
@@ -18177,7 +12053,7 @@
         <w:fldChar w:fldCharType="separate"/>
       </w:r>
       <w:r>
-        <w:t>6</w:t>
+        <w:t xml:space="preserve">1</w:t>
       </w:r>
       <w:r>
         <w:fldChar w:fldCharType="end"/>
@@ -18185,7 +12061,6 @@
       <w:r>
         <w:t>. Query routing accuracy across all six compared methods (green = proposed SVM, blue = LLM-style routers, red = failed/static methods).</w:t>
       </w:r>
-      <w:bookmarkEnd w:id="88"/>
     </w:p>
     <w:p>
       <w:pPr>
@@ -18239,6 +12114,7 @@
         <w:widowControl/>
       </w:pPr>
       <w:bookmarkStart w:id="89" w:name="_Toc238353294"/>
+      <w:bookmarkEnd w:id="89"/>
       <w:r>
         <w:t xml:space="preserve">Figure </w:t>
       </w:r>
@@ -18252,7 +12128,7 @@
         <w:fldChar w:fldCharType="separate"/>
       </w:r>
       <w:r>
-        <w:t>7</w:t>
+        <w:t xml:space="preserve">1</w:t>
       </w:r>
       <w:r>
         <w:fldChar w:fldCharType="end"/>
@@ -18260,7 +12136,6 @@
       <w:r>
         <w:t>. Routing accuracy and per-query latency (log scale): static threshold vs. proposed SVM vs. GPT-4-style routing.</w:t>
       </w:r>
-      <w:bookmarkEnd w:id="89"/>
     </w:p>
     <w:p>
       <w:r>
@@ -18324,6 +12199,7 @@
         <w:widowControl/>
       </w:pPr>
       <w:bookmarkStart w:id="90" w:name="_Toc238353295"/>
+      <w:bookmarkEnd w:id="90"/>
       <w:r>
         <w:t xml:space="preserve">Figure </w:t>
       </w:r>
@@ -18337,7 +12213,7 @@
         <w:fldChar w:fldCharType="separate"/>
       </w:r>
       <w:r>
-        <w:t>8</w:t>
+        <w:t xml:space="preserve">1</w:t>
       </w:r>
       <w:r>
         <w:fldChar w:fldCharType="end"/>
@@ -18345,7 +12221,6 @@
       <w:r>
         <w:t>. System efficiency analysis: Roman Urdu dictionary growth (left) and routing speed comparison, log scale (right).</w:t>
       </w:r>
-      <w:bookmarkEnd w:id="90"/>
     </w:p>
     <w:p>
       <w:pPr>
@@ -18416,6 +12291,7 @@
         <w:widowControl/>
       </w:pPr>
       <w:bookmarkStart w:id="92" w:name="_Toc238353296"/>
+      <w:bookmarkEnd w:id="92"/>
       <w:r>
         <w:t xml:space="preserve">Figure </w:t>
       </w:r>
@@ -18429,7 +12305,7 @@
         <w:fldChar w:fldCharType="separate"/>
       </w:r>
       <w:r>
-        <w:t>9</w:t>
+        <w:t xml:space="preserve">1</w:t>
       </w:r>
       <w:r>
         <w:fldChar w:fldCharType="end"/>
@@ -18437,7 +12313,6 @@
       <w:r>
         <w:t>. Permutation feature importance for the dynamic SVM classifier.</w:t>
       </w:r>
-      <w:bookmarkEnd w:id="92"/>
     </w:p>
     <w:p>
       <w:r>
@@ -18473,6 +12348,7 @@
         <w:widowControl/>
       </w:pPr>
       <w:bookmarkStart w:id="94" w:name="_Toc238353332"/>
+      <w:bookmarkEnd w:id="94"/>
       <w:r>
         <w:t xml:space="preserve">Table </w:t>
       </w:r>
@@ -18486,7 +12362,7 @@
         <w:fldChar w:fldCharType="separate"/>
       </w:r>
       <w:r>
-        <w:t>19</w:t>
+        <w:t xml:space="preserve">1</w:t>
       </w:r>
       <w:r>
         <w:fldChar w:fldCharType="end"/>
@@ -18494,7 +12370,6 @@
       <w:r>
         <w:t>. Ablation study: accuracy with each feature individually removed.</w:t>
       </w:r>
-      <w:bookmarkEnd w:id="94"/>
     </w:p>
     <w:tbl>
       <w:tblPr>
@@ -19097,6 +12972,7 @@
         <w:widowControl/>
       </w:pPr>
       <w:bookmarkStart w:id="95" w:name="_Toc238353297"/>
+      <w:bookmarkEnd w:id="95"/>
       <w:r>
         <w:t xml:space="preserve">Figure </w:t>
       </w:r>
@@ -19110,7 +12986,7 @@
         <w:fldChar w:fldCharType="separate"/>
       </w:r>
       <w:r>
-        <w:t>10</w:t>
+        <w:t xml:space="preserve">1</w:t>
       </w:r>
       <w:r>
         <w:fldChar w:fldCharType="end"/>
@@ -19118,7 +12994,6 @@
       <w:r>
         <w:t>. Ablation study: routing accuracy with each feature individually removed.</w:t>
       </w:r>
-      <w:bookmarkEnd w:id="95"/>
     </w:p>
     <w:p>
       <w:r>
@@ -19149,6 +13024,7 @@
         <w:widowControl/>
       </w:pPr>
       <w:bookmarkStart w:id="97" w:name="_Toc238353333"/>
+      <w:bookmarkEnd w:id="97"/>
       <w:r>
         <w:t xml:space="preserve">Table </w:t>
       </w:r>
@@ -19162,7 +13038,7 @@
         <w:fldChar w:fldCharType="separate"/>
       </w:r>
       <w:r>
-        <w:t>20</w:t>
+        <w:t xml:space="preserve">1</w:t>
       </w:r>
       <w:r>
         <w:fldChar w:fldCharType="end"/>
@@ -19170,7 +13046,6 @@
       <w:r>
         <w:t>. Query distribution across confidence tiers (8-query demonstration batch).</w:t>
       </w:r>
-      <w:bookmarkEnd w:id="97"/>
     </w:p>
     <w:tbl>
       <w:tblPr>
@@ -19586,6 +13461,7 @@
         <w:widowControl/>
       </w:pPr>
       <w:bookmarkStart w:id="98" w:name="_Toc238353298"/>
+      <w:bookmarkEnd w:id="98"/>
       <w:r>
         <w:t xml:space="preserve">Figure </w:t>
       </w:r>
@@ -19599,7 +13475,7 @@
         <w:fldChar w:fldCharType="separate"/>
       </w:r>
       <w:r>
-        <w:t>11</w:t>
+        <w:t xml:space="preserve">1</w:t>
       </w:r>
       <w:r>
         <w:fldChar w:fldCharType="end"/>
@@ -19607,7 +13483,6 @@
       <w:r>
         <w:t>. Development 8-query confidence batch (all HIGH). A later live demo exercises GREEN (one room), YELLOW (both rooms), and RED (expand then both).</w:t>
       </w:r>
-      <w:bookmarkEnd w:id="98"/>
     </w:p>
     <w:p>
       <w:r>
@@ -19643,6 +13518,7 @@
         <w:widowControl/>
       </w:pPr>
       <w:bookmarkStart w:id="100" w:name="_Toc238353334"/>
+      <w:bookmarkEnd w:id="100"/>
       <w:r>
         <w:t xml:space="preserve">Table </w:t>
       </w:r>
@@ -19656,7 +13532,7 @@
         <w:fldChar w:fldCharType="separate"/>
       </w:r>
       <w:r>
-        <w:t>21</w:t>
+        <w:t xml:space="preserve">1</w:t>
       </w:r>
       <w:r>
         <w:fldChar w:fldCharType="end"/>
@@ -19664,7 +13540,6 @@
       <w:r>
         <w:t>. Robustness validation summary (12 checks, all passed).</w:t>
       </w:r>
-      <w:bookmarkEnd w:id="100"/>
     </w:p>
     <w:tbl>
       <w:tblPr>
@@ -20425,6 +14300,7 @@
         <w:widowControl/>
       </w:pPr>
       <w:bookmarkStart w:id="101" w:name="_Toc238353299"/>
+      <w:bookmarkEnd w:id="101"/>
       <w:r>
         <w:t xml:space="preserve">Figure </w:t>
       </w:r>
@@ -20438,7 +14314,7 @@
         <w:fldChar w:fldCharType="separate"/>
       </w:r>
       <w:r>
-        <w:t>12</w:t>
+        <w:t xml:space="preserve">1</w:t>
       </w:r>
       <w:r>
         <w:fldChar w:fldCharType="end"/>
@@ -20446,7 +14322,6 @@
       <w:r>
         <w:t>. Cohen's d effect-size analysis per feature.</w:t>
       </w:r>
-      <w:bookmarkEnd w:id="101"/>
     </w:p>
     <w:p>
       <w:r>
@@ -20505,6 +14380,7 @@
         <w:widowControl/>
       </w:pPr>
       <w:bookmarkStart w:id="102" w:name="_Toc238353300"/>
+      <w:bookmarkEnd w:id="102"/>
       <w:r>
         <w:t xml:space="preserve">Figure </w:t>
       </w:r>
@@ -20518,7 +14394,7 @@
         <w:fldChar w:fldCharType="separate"/>
       </w:r>
       <w:r>
-        <w:t>13</w:t>
+        <w:t xml:space="preserve">1</w:t>
       </w:r>
       <w:r>
         <w:fldChar w:fldCharType="end"/>
@@ -20526,7 +14402,6 @@
       <w:r>
         <w:t>. Learning curves: training vs. cross-validation accuracy.</w:t>
       </w:r>
-      <w:bookmarkEnd w:id="102"/>
     </w:p>
     <w:p>
       <w:r>
@@ -20585,6 +14460,7 @@
         <w:widowControl/>
       </w:pPr>
       <w:bookmarkStart w:id="103" w:name="_Toc238353301"/>
+      <w:bookmarkEnd w:id="103"/>
       <w:r>
         <w:t xml:space="preserve">Figure </w:t>
       </w:r>
@@ -20598,7 +14474,7 @@
         <w:fldChar w:fldCharType="separate"/>
       </w:r>
       <w:r>
-        <w:t>14</w:t>
+        <w:t xml:space="preserve">1</w:t>
       </w:r>
       <w:r>
         <w:fldChar w:fldCharType="end"/>
@@ -20606,11 +14482,10 @@
       <w:r>
         <w:t>. SVM regularization (C) sensitivity analysis: full range including extreme under-regularization (left) and practical operating range (right).</w:t>
       </w:r>
-      <w:bookmarkEnd w:id="103"/>
-    </w:p>
-    <w:p>
-      <w:r>
-        <w:t>As a diagnostic robustness check beyond the training split, a 50-query native-Urdu batch was evaluated during development (Figure 5.12). The deployed V2 model records 98.00% accuracy on this diagnostic set (external_validation_50q_accuracy in training_info.json), with LONG recall of 95.83%; a separate 16-query fresh holdout records 100% accuracy. These checks are useful but are not the frozen protocol: Phase 3B was leakage-audited against the 409 training queries, this 50-query diagnostic set, the 16-query holdout, and Stage-C, and remains the headline generalization test.</w:t>
+    </w:p>
+    <w:p>
+      <w:r>
+        <w:t>As a diagnostic robustness check for the SVM router, a 50-query native-Urdu batch was evaluated during development (Figure 5.12). V2 records 98.00% routing accuracy on that diagnostic set. This is not official M0 Hit@5 and is not unseen human usefulness. The official IR tests are n=78 ExactSource, K, and U.</w:t>
       </w:r>
     </w:p>
     <w:p>
@@ -20665,6 +14540,7 @@
         <w:widowControl/>
       </w:pPr>
       <w:bookmarkStart w:id="104" w:name="_Toc238353302"/>
+      <w:bookmarkEnd w:id="104"/>
       <w:r>
         <w:t xml:space="preserve">Figure </w:t>
       </w:r>
@@ -20678,15 +14554,14 @@
         <w:fldChar w:fldCharType="separate"/>
       </w:r>
       <w:r>
-        <w:t>15</w:t>
+        <w:t xml:space="preserve">1</w:t>
       </w:r>
       <w:r>
         <w:fldChar w:fldCharType="end"/>
       </w:r>
       <w:r>
-        <w:t>. Diagnostic external validation on 50 unseen native-Urdu queries (development/robustness layer). The deployed V2 model records 98.00% on this 50-query diagnostic set (training_info.json); the frozen generalization test is Phase 3B (Section 5.13).</w:t>
-      </w:r>
-      <w:bookmarkEnd w:id="104"/>
+        <w:t>. Layer A diagnostic: 50 native-Urdu queries, V2 routing accuracy 98.00%. This is SVM classification, not official M0 ExactSource Hit@5. Official IR tests are Sections 5.19–5.22.</w:t>
+      </w:r>
     </w:p>
     <w:p>
       <w:r>
@@ -20745,6 +14620,7 @@
         <w:widowControl/>
       </w:pPr>
       <w:bookmarkStart w:id="105" w:name="_Toc238353303"/>
+      <w:bookmarkEnd w:id="105"/>
       <w:r>
         <w:t xml:space="preserve">Figure </w:t>
       </w:r>
@@ -20758,7 +14634,7 @@
         <w:fldChar w:fldCharType="separate"/>
       </w:r>
       <w:r>
-        <w:t>16</w:t>
+        <w:t xml:space="preserve">1</w:t>
       </w:r>
       <w:r>
         <w:fldChar w:fldCharType="end"/>
@@ -20766,7 +14642,6 @@
       <w:r>
         <w:t>. ROC curve of the dynamic SVM classifier (AUC = 1.000).</w:t>
       </w:r>
-      <w:bookmarkEnd w:id="105"/>
     </w:p>
     <w:p>
       <w:r>
@@ -20825,6 +14700,7 @@
         <w:widowControl/>
       </w:pPr>
       <w:bookmarkStart w:id="106" w:name="_Toc238353304"/>
+      <w:bookmarkEnd w:id="106"/>
       <w:r>
         <w:t xml:space="preserve">Figure </w:t>
       </w:r>
@@ -20838,7 +14714,7 @@
         <w:fldChar w:fldCharType="separate"/>
       </w:r>
       <w:r>
-        <w:t>17</w:t>
+        <w:t xml:space="preserve">1</w:t>
       </w:r>
       <w:r>
         <w:fldChar w:fldCharType="end"/>
@@ -20846,7 +14722,6 @@
       <w:r>
         <w:t>. Consolidated robustness validation report: scorecard and all four supporting analyses.</w:t>
       </w:r>
-      <w:bookmarkEnd w:id="106"/>
     </w:p>
     <w:p>
       <w:pPr>
@@ -20894,7 +14769,7 @@
     </w:p>
     <w:p>
       <w:r>
-        <w:t>Relative to the base ULTRA framework (Bashir et al., 2026) that this thesis directly extends, the reported native-Urdu P@15 (87.50%) is unchanged, as expected, since the retrieval backend itself was not modified (Section 1.8); the entire measured improvement (43.75% → 90.00% overall P@15) is attributable specifically to the routing and Roman Urdu components introduced in this thesis. This is a stronger form of comparison than typically available in IR research, where a proposed system is usually compared against a baseline trained and evaluated under somewhat different conditions; here, because the retrieval backend, corpus, and native-Urdu evaluation queries are held constant, the reported improvement can be attributed with unusual confidence to the specific components this thesis contributes.</w:t>
+        <w:t>Relative to the base ULTRA framework (Bashir et al., 2026), the development P@15 comparison (43.75% to 90.00% overall in a small experiment) is Layer A only. Official M0 comparison on n=78 is ExactSource Hit@5 = 68/78 versus Urdu-only BM25 0.5897, not that P@15 table.</w:t>
       </w:r>
     </w:p>
     <w:p>
@@ -20915,13 +14790,13 @@
       </w:pPr>
       <w:bookmarkStart w:id="109" w:name="_Toc91554384"/>
       <w:r>
-        <w:t>5.10 Strengths and Weaknesses of the Proposed System</w:t>
+        <w:t>5.10 Strengths and Weaknesses of Layer A (SVM / MiniLM)</w:t>
       </w:r>
       <w:bookmarkEnd w:id="109"/>
     </w:p>
     <w:p>
       <w:r>
-        <w:t>Consolidating the results above, three strengths and three weaknesses of the proposed system are worth stating explicitly, ahead of the limitations discussion in Chapter 6.</w:t>
+        <w:t>The strengths and weaknesses in this section refer to Layer A (SVM routing and MiniLM pilots), not official M0 ExactSource/Success@5. Consolidating the results above, three strengths and three weaknesses of the proposed system are worth stating explicitly, ahead of the limitations discussion in Chapter 6.</w:t>
       </w:r>
     </w:p>
     <w:p>
@@ -20948,7 +14823,7 @@
     </w:p>
     <w:p>
       <w:r>
-        <w:t>Beyond the academic contribution of demonstrating that dynamic routing outperforms static thresholding for Urdu IR, the results in this chapter carry several implications for practitioners considering deployment of a similar system. The latency and cost comparison (Section 5.3) indicates that, for query-routing tasks with a well-defined, moderate-dimensional feature space, a classical machine learning classifier can be a more deployable choice than an LLM-based router even when both achieve comparable accuracy — a consideration likely to generalize beyond Urdu IR specifically to other routing or triage tasks where per-query LLM calls would be prohibitively expensive at scale. The error analysis (Section 5.8) further suggests that practitioners deploying a similar Roman Urdu transliteration module should expect its principal failure mode to be proper-noun and loanword ambiguity specifically, which can inform where to prioritize manual dictionary curation or fallback heuristics in a production setting. Finally, the confidence-tiered architecture (Section 5.6) offers a template applicable beyond this specific system: any classifier producing calibrated confidence scores can, in principle, be wrapped in a similar tiered-escalation policy to trade off computational cost against handling of low-confidence edge cases, without requiring the underlying classifier itself to be redesigned.</w:t>
+        <w:t>The practitioner implications in this section concern Layer A SVM routing. Official frozen IR deployment is M0 (script-aware BM25), reported in Sections 5.18–5.24. Beyond the academic contribution of demonstrating that dynamic routing outperforms static thresholding for Urdu IR, the results in this chapter carry several implications for practitioners considering deployment of a similar system. The latency and cost comparison (Section 5.3) indicates that, for query-routing tasks with a well-defined, moderate-dimensional feature space, a classical machine learning classifier can be a more deployable choice than an LLM-based router even when both achieve comparable accuracy — a consideration likely to generalize beyond Urdu IR specifically to other routing or triage tasks where per-query LLM calls would be prohibitively expensive at scale. The error analysis (Section 5.8) further suggests that practitioners deploying a similar Roman Urdu transliteration module should expect its principal failure mode to be proper-noun and loanword ambiguity specifically, which can inform where to prioritize manual dictionary curation or fallback heuristics in a production setting. Finally, the confidence-tiered architecture (Section 5.6) offers a template applicable beyond this specific system: any classifier producing calibrated confidence scores can, in principle, be wrapped in a similar tiered-escalation policy to trade off computational cost against handling of low-confidence edge cases, without requiring the underlying classifier itself to be redesigned.</w:t>
       </w:r>
     </w:p>
     <w:p>
@@ -20965,7 +14840,7 @@
     </w:p>
     <w:p>
       <w:r>
-        <w:t>Taken together, the honest story is this. θ = 150 never fires LONG on the Phase 2.5 and trap queries used here, so it is the wrong switch. A six-word tape is a much stronger simple rule. Frozen V2 only just matches it (86% vs 84%). Trap labels that mean headline-enough versus need-the-article let a cue-aware SVM beat that tape on classification (60% vs 20%), but only where why/how/fact words appear. Dual-index P@5 on those same traps does not yet beat word count. Lights are implemented; the frozen P@5 table used one-room systems so rooms stayed comparable.</w:t>
+        <w:t>Taken together, Layer A shows that θ = 150 is the wrong length switch and that an SVM can learn SHORT versus LONG on development data, with only a small frozen classification edge versus word count (86% vs 84%) and no dual-index P@5 gain on H001–H040. That story is not the official retrieval evaluation. Official M0 results are in Sections 5.18–5.24: 87.18% ExactSource Hit@5 on the development/validation known-item pool, 67.50% ExactSource Hit@5 on new known-item queries, and 57.50% human Success@5 on naturalistic queries. Roman Urdu is the main usefulness gap (U: 6/18 versus Urdu 17/18). Development 92.50% P@15 and 90.00% overall P@15 remain supporting Layer A figures, not the M0 headline.</w:t>
       </w:r>
     </w:p>
     <w:p>
@@ -20975,7 +14850,7 @@
     </w:p>
     <w:p>
       <w:r>
-        <w:t>Third, the Roman Urdu transliteration module extends retrieval usability to code-mixed and transliterated queries (92.50% P@15, raising overall system P@15 from 43.75% to 90.00%) that the original ULTRA framework could not process at all (0.00% P@15), though per-query analysis shows this benefit is not uniform, with proper-noun-heavy queries remaining comparatively harder — a limitation traced in Section 5.8 to lexical ambiguity in the transliteration dictionary rather than to any weakness in the routing classifier itself.</w:t>
+        <w:t>Third, development P@15 of 92.50% on eight Roman queries (overall 90.00% in that experiment) is not official M0 performance. Official Roman evidence is Method D 22/23 on development title_roman known-items, K Roman ExactSource 1/12, and U Roman Success@5 6/18.</w:t>
       </w:r>
     </w:p>
     <w:p>
@@ -20991,7 +14866,7 @@
       </w:pPr>
       <w:bookmarkStart w:id="112" w:name="_Toc212695230"/>
       <w:r>
-        <w:t>5.13 Frozen Phase 3B Generalization Results</w:t>
+        <w:t>5.13 Frozen Phase 3B SVM classification results (Layer A)</w:t>
       </w:r>
       <w:bookmarkEnd w:id="112"/>
     </w:p>
@@ -21047,6 +14922,7 @@
         <w:widowControl/>
       </w:pPr>
       <w:bookmarkStart w:id="113" w:name="_Toc238353305"/>
+      <w:bookmarkEnd w:id="113"/>
       <w:r>
         <w:t xml:space="preserve">Figure </w:t>
       </w:r>
@@ -21060,19 +14936,18 @@
         <w:fldChar w:fldCharType="separate"/>
       </w:r>
       <w:r>
-        <w:t>18</w:t>
+        <w:t xml:space="preserve">1</w:t>
       </w:r>
       <w:r>
         <w:fldChar w:fldCharType="end"/>
       </w:r>
       <w:r>
-        <w:t>. Three evaluation layers that must not be mixed: development/CV, frozen Phase 3B (86/84), and frozen traps (60/20/50).</w:t>
-      </w:r>
-      <w:bookmarkEnd w:id="113"/>
-    </w:p>
-    <w:p>
-      <w:r>
-        <w:t>The frozen primary evaluation (n = 50) is the methodologically strongest routing result in this thesis. The trained V2 SVM and the frozen word-count baseline were scored against the same gold labels. SVM: 43/50 correct, accuracy 86.00%, macro precision 84.29%, macro recall 83.09%, macro F1 83.64%. Word-count: 42/50 correct, accuracy 84.00%, macro precision/recall/F1 81.62%. Confusion matrices: SVM true SHORT 12/16, true LONG 31/34; word-count true SHORT 12/16, true LONG 30/34. Paired outcomes: both correct 41, both wrong 6, SVM-only correct 2, word-count-only correct 1 (three discordant pairs). Exact McNemar p = 1.0000. The +2.00 percentage-point difference is a small descriptive advantage for the SVM and is not statistical evidence of general superiority at this sample size.</w:t>
+        <w:t>. Layer A evaluation layers that must not be mixed with official M0: development/CV, frozen Phase 3B SVM (86/84), and frozen traps (60/20/50). Official IR is Sections 5.18–5.24.</w:t>
+      </w:r>
+    </w:p>
+    <w:p>
+      <w:r>
+        <w:t>The frozen primary SVM evaluation (n = 50) is the methodologically strongest Layer A classification result. It is not official M0 ExactSource Hit@5. Official IR generalization is Phase 12 K and U (Sections 5.21–5.22).</w:t>
       </w:r>
     </w:p>
     <w:p>
@@ -21183,6 +15058,7 @@
         <w:widowControl/>
       </w:pPr>
       <w:bookmarkStart w:id="117" w:name="_Toc238353306"/>
+      <w:bookmarkEnd w:id="117"/>
       <w:r>
         <w:t xml:space="preserve">Figure </w:t>
       </w:r>
@@ -21196,7 +15072,7 @@
         <w:fldChar w:fldCharType="separate"/>
       </w:r>
       <w:r>
-        <w:t>19</w:t>
+        <w:t xml:space="preserve">1</w:t>
       </w:r>
       <w:r>
         <w:fldChar w:fldCharType="end"/>
@@ -21204,7 +15080,6 @@
       <w:r>
         <w:t>. Held-out trap cue split (n = 40): SVM 18/18 when why/how/fact words fire; 27.27% for both systems otherwise.</w:t>
       </w:r>
-      <w:bookmarkEnd w:id="117"/>
     </w:p>
     <w:p>
       <w:r>
@@ -21224,7 +15099,7 @@
       </w:pPr>
       <w:bookmarkStart w:id="118" w:name="_Toc765979938"/>
       <w:r>
-        <w:t>5.17 Frozen held-out dual-index P@5 (400 judgments)</w:t>
+        <w:t>5.17 Frozen held-out dual-index P@5 (400 judgments, Layer A MiniLM; not official M0)</w:t>
       </w:r>
       <w:bookmarkEnd w:id="118"/>
     </w:p>
@@ -21280,6 +15155,7 @@
         <w:widowControl/>
       </w:pPr>
       <w:bookmarkStart w:id="119" w:name="_Toc238353307"/>
+      <w:bookmarkEnd w:id="119"/>
       <w:r>
         <w:t xml:space="preserve">Figure </w:t>
       </w:r>
@@ -21293,7 +15169,7 @@
         <w:fldChar w:fldCharType="separate"/>
       </w:r>
       <w:r>
-        <w:t>20</w:t>
+        <w:t xml:space="preserve">1</w:t>
       </w:r>
       <w:r>
         <w:fldChar w:fldCharType="end"/>
@@ -21301,7 +15177,6 @@
       <w:r>
         <w:t>. Held-out dual-index graded P@5 (400 judgments): word count 36.50%, always-headline 35.00%, SVM 33.00%.</w:t>
       </w:r>
-      <w:bookmarkEnd w:id="119"/>
     </w:p>
     <w:p>
       <w:r>
@@ -21311,6 +15186,298 @@
     <w:p>
       <w:r>
         <w:t>This P@5 comparison used the deployed twelve-feature SVM as a one-room router (HIGH path only). It is not a frozen hybrid-light evaluation. Phase 2.5 (33 queries, depth 5) remains a separate earlier pilot and must not be averaged with these 40.</w:t>
+      </w:r>
+    </w:p>
+    <w:p>
+      <w:pPr>
+        <w:pStyle w:val="Heading2"/>
+        <w:keepNext/>
+        <w:widowControl/>
+      </w:pPr>
+      <w:r>
+        <w:t>5.18 Official frozen retrieval system (M0)</w:t>
+      </w:r>
+    </w:p>
+    <w:p>
+      <w:pPr/>
+      <w:r>
+        <w:t>The official retriever is M0. Queries are not rewritten. A Unicode letter-count detector labels URDU, ROMAN, or MIXED. URDU and MIXED search Urdu BM25 over article text. ROMAN searches Method D BM25 over romanized documents. BM25 uses k1 = 1.5 and b = 0.75. The corpus contains 111,860 news articles. The Roman dictionary has 198 keys. Phase 11 query-side models M1–M4 did not improve n=78 ExactSource Hit@5; M0 was not replaced.</w:t>
+      </w:r>
+    </w:p>
+    <w:p>
+      <w:pPr/>
+      <w:r>
+        <w:t>ExactSource Hit@5 asks whether the exact source article appears in the Top-5 and requires a source_doc_id. Human Success@5 asks whether any Top-5 article is labelled A (relevant) or B (partially relevant). These metrics are not interchangeable and are not averaged.</w:t>
+      </w:r>
+    </w:p>
+    <w:p>
+      <w:pPr>
+        <w:pStyle w:val="Heading2"/>
+        <w:keepNext/>
+        <w:widowControl/>
+      </w:pPr>
+      <w:r>
+        <w:t>5.19 Phase 2 development/validation known-item (n = 78)</w:t>
+      </w:r>
+    </w:p>
+    <w:p>
+      <w:pPr>
+        <w:pStyle w:val="Caption"/>
+        <w:keepNext/>
+        <w:widowControl/>
+      </w:pPr>
+      <w:r/>
+      <w:r>
+        <w:t xml:space="preserve">Table </w:t>
+      </w:r>
+      <w:r>
+        <w:fldChar w:fldCharType="begin"/>
+      </w:r>
+      <w:r>
+        <w:instrText xml:space="preserve"> SEQ Table \* ARABIC </w:instrText>
+      </w:r>
+      <w:r>
+        <w:fldChar w:fldCharType="separate"/>
+      </w:r>
+      <w:r>
+        <w:t>1</w:t>
+      </w:r>
+      <w:r>
+        <w:fldChar w:fldCharType="end"/>
+      </w:r>
+      <w:r>
+        <w:t>. Phase 2 n=78 ExactSource results (official M0). Evaluation type: known-item, development/validation. M0 ExactSource Hit@5 = 68/78 = 87.18%. Urdu-only BM25 (no Roman path) = 0.5897. Roman subset Method A = 0/23. Roman subset Method D = 22/23.</w:t>
+      </w:r>
+    </w:p>
+    <w:p>
+      <w:pPr/>
+      <w:r>
+        <w:t>The frozen ULTRA system achieved an ExactSource Hit@5 of 87.18% (68/78) on the Phase 2 development/validation known-item evaluation set. This result is genuine within that protocol: the designated source was in the Top-5 for 68 of 78 title-derived queries. It is not real-world accuracy, not human usefulness, and not unseen natural-query performance. Roman QTRN strings are Phase 2 title_roman, not chat-style Roman Urdu.</w:t>
+      </w:r>
+    </w:p>
+    <w:p>
+      <w:pPr>
+        <w:pStyle w:val="Heading2"/>
+        <w:keepNext/>
+        <w:widowControl/>
+      </w:pPr>
+      <w:r>
+        <w:t>5.20 Phase 11 ablation: M0 remains official</w:t>
+      </w:r>
+    </w:p>
+    <w:p>
+      <w:pPr>
+        <w:pStyle w:val="Caption"/>
+        <w:keepNext/>
+        <w:widowControl/>
+      </w:pPr>
+      <w:r/>
+      <w:r>
+        <w:t xml:space="preserve">Table </w:t>
+      </w:r>
+      <w:r>
+        <w:fldChar w:fldCharType="begin"/>
+      </w:r>
+      <w:r>
+        <w:instrText xml:space="preserve"> SEQ Table \* ARABIC </w:instrText>
+      </w:r>
+      <w:r>
+        <w:fldChar w:fldCharType="separate"/>
+      </w:r>
+      <w:r>
+        <w:t>1</w:t>
+      </w:r>
+      <w:r>
+        <w:fldChar w:fldCharType="end"/>
+      </w:r>
+      <w:r>
+        <w:t>. Phase 11 M0–M4 ablation on the same n=78 known-item pool. M0, M1, M2, M3, and M4 all scored 68/78 = 87.18% ExactSource Hit@5. Roman-train Hit@5 remained 61/64 = 95.31%. M1–M4 nDCG@5 was slightly below M0. M1 is a gate-passing candidate, not an improvement, and is not the official system.</w:t>
+      </w:r>
+    </w:p>
+    <w:p>
+      <w:pPr>
+        <w:pStyle w:val="Heading2"/>
+        <w:keepNext/>
+        <w:widowControl/>
+      </w:pPr>
+      <w:r>
+        <w:t>5.21 Phase 12 new known-item evaluation (K001–K040)</w:t>
+      </w:r>
+    </w:p>
+    <w:p>
+      <w:pPr>
+        <w:pStyle w:val="Caption"/>
+        <w:keepNext/>
+        <w:widowControl/>
+      </w:pPr>
+      <w:r/>
+      <w:r>
+        <w:t xml:space="preserve">Table </w:t>
+      </w:r>
+      <w:r>
+        <w:fldChar w:fldCharType="begin"/>
+      </w:r>
+      <w:r>
+        <w:instrText xml:space="preserve"> SEQ Table \* ARABIC </w:instrText>
+      </w:r>
+      <w:r>
+        <w:fldChar w:fldCharType="separate"/>
+      </w:r>
+      <w:r>
+        <w:t>1</w:t>
+      </w:r>
+      <w:r>
+        <w:fldChar w:fldCharType="end"/>
+      </w:r>
+      <w:r>
+        <w:t>. Phase 12 K ExactSource results, frozen M0, sealed before retrieval. ExactSource Hit@1 = 20/40 = 50.00%; Hit@5 = 27/40 = 67.50% (primary); Hit@10 = 28/40 = 70.00%; Hit@50 = 30/40 = 75.00%. This is a new known-item evaluation. It does not replace 68/78 and is not human Success@5.</w:t>
+      </w:r>
+    </w:p>
+    <w:p>
+      <w:pPr/>
+      <w:r>
+        <w:t>Descriptive detector split, not used for tuning: Urdu-script K titles 26/28; ordinary Roman titles 1/12. The drop from 87.18% to 67.50% is concentrated on ordinary Roman title queries, not on native-script Urdu BM25.</w:t>
+      </w:r>
+    </w:p>
+    <w:p>
+      <w:pPr>
+        <w:pStyle w:val="Heading2"/>
+        <w:keepNext/>
+        <w:widowControl/>
+      </w:pPr>
+      <w:r>
+        <w:t>5.22 Phase 12 naturalistic human evaluation (U001–U040)</w:t>
+      </w:r>
+    </w:p>
+    <w:p>
+      <w:pPr>
+        <w:pStyle w:val="Caption"/>
+        <w:keepNext/>
+        <w:widowControl/>
+      </w:pPr>
+      <w:r/>
+      <w:r>
+        <w:t xml:space="preserve">Table </w:t>
+      </w:r>
+      <w:r>
+        <w:fldChar w:fldCharType="begin"/>
+      </w:r>
+      <w:r>
+        <w:instrText xml:space="preserve"> SEQ Table \* ARABIC </w:instrText>
+      </w:r>
+      <w:r>
+        <w:fldChar w:fldCharType="separate"/>
+      </w:r>
+      <w:r>
+        <w:t>1</w:t>
+      </w:r>
+      <w:r>
+        <w:fldChar w:fldCharType="end"/>
+      </w:r>
+      <w:r>
+        <w:t>. Phase 12 U human results, frozen M0 Top-5. Primary usefulness metric: Success@5 = 23/40 = 57.50%. Conservative P@5 = 0.2050. nDCG@5 = 0.6460 (gains A=3, B=2, C=1, D=E=0; secondary). MRR = 0.4542. This is human relevance, not ExactSource Hit@5. nDCG@5 is not the usefulness headline because C still has gain 1.</w:t>
+      </w:r>
+    </w:p>
+    <w:p>
+      <w:pPr>
+        <w:pStyle w:val="Caption"/>
+        <w:keepNext/>
+        <w:widowControl/>
+      </w:pPr>
+      <w:r/>
+      <w:r>
+        <w:t xml:space="preserve">Table </w:t>
+      </w:r>
+      <w:r>
+        <w:fldChar w:fldCharType="begin"/>
+      </w:r>
+      <w:r>
+        <w:instrText xml:space="preserve"> SEQ Table \* ARABIC </w:instrText>
+      </w:r>
+      <w:r>
+        <w:fldChar w:fldCharType="separate"/>
+      </w:r>
+      <w:r>
+        <w:t>1</w:t>
+      </w:r>
+      <w:r>
+        <w:fldChar w:fldCharType="end"/>
+      </w:r>
+      <w:r>
+        <w:t>. Script-wise U Success@5 (descriptive only). URDU 17/18 = 94.44%; ROMAN 6/18 = 33.33%; MIXED 0/4 = 0%. These findings describe this sealed sample. They do not licence retuning Method D on U failures, and they do not prove that Method D is universally bad. They do show that Urdu-script needs were usually met and Roman and mixed needs often were not. Mixed n=4 is too small for a population rate.</w:t>
+      </w:r>
+    </w:p>
+    <w:p>
+      <w:pPr/>
+      <w:r>
+        <w:t>H001–H040 human Success@5 = 25/40 = 62.5% is a diagnostic on earlier trap queries. ExactSource Hit@5 on that set is undefined (no source_doc_id). It is not the official unseen usefulness result and must not be combined with U.</w:t>
+      </w:r>
+    </w:p>
+    <w:p>
+      <w:pPr>
+        <w:pStyle w:val="Heading2"/>
+        <w:keepNext/>
+        <w:widowControl/>
+      </w:pPr>
+      <w:r>
+        <w:t>5.23 Final comparison of evaluation settings</w:t>
+      </w:r>
+    </w:p>
+    <w:p>
+      <w:pPr>
+        <w:pStyle w:val="Caption"/>
+        <w:keepNext/>
+        <w:widowControl/>
+      </w:pPr>
+      <w:r/>
+      <w:r>
+        <w:t xml:space="preserve">Table </w:t>
+      </w:r>
+      <w:r>
+        <w:fldChar w:fldCharType="begin"/>
+      </w:r>
+      <w:r>
+        <w:instrText xml:space="preserve"> SEQ Table \* ARABIC </w:instrText>
+      </w:r>
+      <w:r>
+        <w:fldChar w:fldCharType="separate"/>
+      </w:r>
+      <w:r>
+        <w:t>1</w:t>
+      </w:r>
+      <w:r>
+        <w:fldChar w:fldCharType="end"/>
+      </w:r>
+      <w:r>
+        <w:t>. Do not average rows. Phase 2 n=78 known-item ExactSource Hit@5 = 68/78 = 87.18% (development/validation). Phase 12 K n=40 known-item ExactSource Hit@5 = 27/40 = 67.50% (new). Phase 12 U n=40 human Success@5 = 23/40 = 57.50% (new naturalistic). H001–H040 Success@5 = 25/40 = 62.5% (diagnostic only).</w:t>
+      </w:r>
+    </w:p>
+    <w:p>
+      <w:pPr>
+        <w:pStyle w:val="Heading2"/>
+        <w:keepNext/>
+        <w:widowControl/>
+      </w:pPr>
+      <w:r>
+        <w:t>5.24 Discussion of the official IR results</w:t>
+      </w:r>
+    </w:p>
+    <w:p>
+      <w:pPr/>
+      <w:r>
+        <w:t>The frozen M0 system achieved strong performance on the development/validation known-item evaluation (68/78, 87.18% ExactSource Hit@5). However, evaluation on newly constructed queries produced lower performance: 67.50% ExactSource Hit@5 on new known-item queries and 57.50% human Success@5 on naturalistic queries. This indicates that the development/validation score should not be interpreted as a direct estimate of naturalistic user-level retrieval usefulness.</w:t>
+      </w:r>
+    </w:p>
+    <w:p>
+      <w:pPr/>
+      <w:r>
+        <w:t>These results suggest a staircase of task difficulty and query-form mismatch, not a single accuracy that collapsed. 87.18% asks whether a title-derived known-item, including title_roman, recovered its source on the freeze pool. 67.50% asks the same known-item question on independently sampled titles; Urdu titles remain high and ordinary Roman titles do not. 57.50% asks a different question: on natural needs with no gold article, was anything in the Top-5 useful? Conservative P@5 = 0.2050 suggests many successes are a single useful document. Query mix matters: a Roman-heavy sample will look worse than an Urdu-only test even if the Urdu component is strong.</w:t>
+      </w:r>
+    </w:p>
+    <w:p>
+      <w:pPr/>
+      <w:r>
+        <w:t>In official M0, adaptive dynamic query routing is script-conditional index selection, not the SVM SHORT/LONG switch. Method D is necessary for title_roman-like Roman known-item search (22/23 on the development Roman subset versus 0/23 for Method A) and is insufficient for ordinary and chat Roman Urdu on new K and U. Phase 11 showed that small allowed query expansions did not move 68/78. These results suggest that Roman Urdu remains the major limitation of the frozen system. Do not hide 57.50%. Do not retune M0 on K, U, or H001–H040.</w:t>
       </w:r>
     </w:p>
     <w:p>
@@ -21339,17 +15506,17 @@
     </w:p>
     <w:p>
       <w:r>
-        <w:t>This thesis addressed ULTRA as a whole: not only the θ = 150 decision, but the search that must follow it. SHORT now opens a headline semantic room; LONG opens a full-article room. Lights mix the rooms when the SVM is unsure. Roman Urdu is dictionary-transliterated first.</w:t>
-      </w:r>
-    </w:p>
-    <w:p>
-      <w:r>
-        <w:t>Headline numbers: frozen Phase 3B 86.00% (V2 SVM) vs 84.00% (six-word rule), McNemar p = 1.0000. Frozen 40-query traps 60.00% vs 20.00% vs 50.00% (θ = 150), McNemar 16–0. Cue split: 100% with V3 flags, 27.27% without (tied with word count). Dual-index graded P@5 on those 40: word count 36.50%, always headlines / θ = 150 35.00%, always full 34.25%, SVM 33.00%. nDCG@5 on the same sheet is highest for always-headline / θ = 150 (0.6868), then word count (0.6476), SVM (0.6149), always-full (0.6020). Development 100% CV and 92.5% Roman P@15 remain supporting, not headline, results.</w:t>
-      </w:r>
-    </w:p>
-    <w:p>
-      <w:r>
-        <w:t>RQ1 is supported with a limit: script and length features plus why/how/fact flags predict room choice when those flags fire. RQ2 is yes on trap classification, only a 2-point frozen V2 edge versus word count, and not yet on trap P@5. RQ3 is implemented (HIGH/MEDIUM/LOW lights) and shown on live examples; it was not the scoring rule for the 40-query P@5 table, which used one-room SVM versus one-room baselines.</w:t>
+        <w:t>This thesis evaluated Urdu news retrieval under a frozen lexical system (M0) after earlier work on learned SHORT/LONG routing. Official M0 uses Unicode script detection, Urdu BM25 for URDU/MIXED queries, and Method D for ROMAN queries over 111,860 articles. M0 was not changed after Phase 12. M1–M4 did not improve n=78 Hit@5.</w:t>
+      </w:r>
+    </w:p>
+    <w:p>
+      <w:r>
+        <w:t>The frozen M0 system achieved strong performance on the development/validation known-item evaluation (68/78 = 87.18% ExactSource Hit@5). However, evaluation on newly constructed queries produced lower performance: 67.50% ExactSource Hit@5 (27/40) on new known-item queries and 57.50% human Success@5 (23/40) on naturalistic queries. This indicates that the development/validation score should not be interpreted as a direct estimate of naturalistic user-level retrieval usefulness. ExactSource Hit@5 and Success@5 measure different properties and must not be averaged with each other or with 87.18%.</w:t>
+      </w:r>
+    </w:p>
+    <w:p>
+      <w:r>
+        <w:t>ULTRA therefore demonstrates effective script-aware retrieval on the development/validation known-item benchmark, while new unseen evaluations reveal a substantial generalization gap and particularly weak Roman-script performance (U Success@5: Urdu 17/18, Roman 6/18, Mixed 0/4). The contribution is not 87% real-world accuracy. H001–H040 Success@5 = 62.5% is diagnostic only.</w:t>
       </w:r>
     </w:p>
     <w:p>
@@ -21374,7 +15541,7 @@
         <w:rPr>
           <w:b/>
         </w:rPr>
-        <w:t>Two-room SVM routing, frozen 86/84 (V2) and frozen 60/20 (traps). Substantiated by Sections 5.13 and 5.16.</w:t>
+        <w:t>Official M0: 68/78 ExactSource Hit@5 (development/validation), 27/40 ExactSource Hit@5 (K), 23/40 Success@5 (U). Historical SVM 86/84 and trap 60/20 remain Layer A (Sections 5.13 and 5.16).</w:t>
       </w:r>
     </w:p>
     <w:p>
@@ -21390,7 +15557,7 @@
         <w:rPr>
           <w:b/>
         </w:rPr>
-        <w:t>HIGH / MEDIUM / LOW lights that choose one room, both rooms, or expand-then-both (Section 3.5, 4.6).</w:t>
+        <w:t>Historical Layer A: HIGH / MEDIUM / LOW lights (Sections 3.5, 4.6). Official M0 routing is Unicode script detection, not these lights.</w:t>
       </w:r>
     </w:p>
     <w:p>
@@ -21398,7 +15565,7 @@
         <w:rPr>
           <w:b/>
         </w:rPr>
-        <w:t>An expanded Roman Urdu dictionary (198 on-disk pairs), with development Roman P@15 of 92.5% as a supporting result (Section 5.2).</w:t>
+        <w:t>An expanded Roman Urdu dictionary (198 on-disk pairs). Development Roman P@15 of 92.5% is supporting Layer A only (Section 5.2).</w:t>
       </w:r>
     </w:p>
     <w:p>
@@ -21425,7 +15592,7 @@
     </w:p>
     <w:p>
       <w:r>
-        <w:t>Frozen Phase 3B (50 primary) plus a frozen 40-query trap set and 400 dual-index relevance rows (Sections 5.16–5.17).</w:t>
+        <w:t>Official Phase 12 K and U (Sections 5.21–5.22), plus diagnostic H001–H040 Success@5 = 62.5%. Historical dual-index P@5 remains Section 5.17 and is not M0 Success@5.</w:t>
       </w:r>
     </w:p>
     <w:p>
@@ -21447,7 +15614,7 @@
     </w:p>
     <w:p>
       <w:r>
-        <w:t>Several limitations qualify these findings and motivate the future work outlined below. These are stated candidly, in keeping with the principle that a thesis's contribution is best understood alongside an honest account of its boundaries.</w:t>
+        <w:t>Limitations of the official M0 evaluation are stated first. Historical SVM-layer limits (Phase 3B power, HIGH-tier demonstration) remain valid for Layer A but do not replace the IR limits below.</w:t>
       </w:r>
     </w:p>
     <w:p>
@@ -21455,7 +15622,7 @@
         <w:rPr>
           <w:b/>
         </w:rPr>
-        <w:t>Dataset scale and topical scope. The 409-query training set and the 50-query frozen primary evaluation set, while diverse across topics and both scripts, are modest relative to large-scale IR benchmarks. Author-curated labels limit direct comparability with future Urdu IR work. Phase 3B's three discordant pairs imply low power to detect a small SVM-versus-word-count effect.</w:t>
+        <w:t>Unseen evaluation size. New known-item (K) and naturalistic (U) sets each have n = 40. Point estimates have wide uncertainty. Numerators and denominators must be reported. This evaluation should not be interpreted as universal real-world accuracy.</w:t>
       </w:r>
     </w:p>
     <w:p>
@@ -21463,11 +15630,9 @@
         <w:rPr>
           <w:b/>
         </w:rPr>
-        <w:t xml:space="preserve">Roman Urdu coverage. </w:t>
-      </w:r>
-      <w:r>
-        <w:t>The transliteration dictionary, despite a 6x expansion, remains a finite, manually curated lookup table. Per-query analysis showed that proper-noun-heavy and rare-vocabulary queries remain comparatively harder to transliterate correctly, indicating the dictionary-based approach has an inherent ceiling that a learned or generative transliteration model may not share.</w:t>
-      </w:r>
+        <w:t>Roman Urdu performance is substantially weaker than Urdu-script performance on the sealed U sample (6/18 versus 17/18). Ordinary and chat spelling diverge from Method D’s title_roman construction. The mixed-script subset was very small (n = 4, all unsuccessful) and cannot support a population rate. Known-item versus naturalistic evaluation. ExactSource Hit@5 requires a pre-assigned source document. Human Success@5 asks whether any Top-5 document is relevant or partially relevant. The drop from 87.18% to 57.50% is not one metric getting worse. Development/validation and unseen results differ for both scientific and sampling reasons. Naturalistic queries require human relevance judgments. U labels are from one annotator; there is no inter-annotator agreement. nDCG@5 with topical C-gain = 1 can look high when Success@5 fails and is not the usefulness headline.</w:t>
+      </w:r>
+      <w:r/>
     </w:p>
     <w:p>
       <w:r>
@@ -21532,11 +15697,9 @@
         <w:rPr>
           <w:b/>
         </w:rPr>
-        <w:t xml:space="preserve">Prefer classical ML routing over LLM-based routing for well-scoped decisions. </w:t>
-      </w:r>
-      <w:r>
-        <w:t>Where a routing or triage decision can be reduced to a modest, interpretable feature set — as query routing was in this thesis — practitioners should benchmark a classical classifier (Section 2.2.2) before defaulting to an LLM-based approach, given the latency and cost advantages demonstrated in Section 5.3.</w:t>
-      </w:r>
+        <w:t>Do not treat 87.18% ExactSource Hit@5 as a user-facing SLA. For native-script Urdu news on this collection, frozen M0 is a reasonable lexical baseline. For Roman Urdu traffic, expect a large drop (U Success@5 = 6/18 in the sealed sample). If the system is changed, freeze it first and seal a new test; K, U, and H001–H040 are burned for tuning.</w:t>
+      </w:r>
+      <w:r/>
     </w:p>
     <w:p>
       <w:r>
@@ -21554,7 +15717,7 @@
         <w:rPr>
           <w:b/>
         </w:rPr>
-        <w:t>Compare a learned router against the strongest simple rule, not only against a known-broken rule. ULTRA's θ = 150 character threshold is structurally misaligned with this query population; the frozen evaluation therefore uses a word-count baseline (threshold 6). Practitioners should freeze that baseline before scoring the learned model, as done in Phase 3B.</w:t>
+        <w:t>Keep ExactSource Hit@5 and human Success@5 separate. Do not average 87.18%, 67.50%, and 57.50%. Layer A SVM classification (86/84) is not official M0 retrieval performance.</w:t>
       </w:r>
     </w:p>
     <w:p>
@@ -21579,11 +15742,9 @@
         <w:rPr>
           <w:b/>
         </w:rPr>
-        <w:t xml:space="preserve">Large-scale, community benchmark construction. </w:t>
-      </w:r>
-      <w:r>
-        <w:t>A natural next step is to construct and publicly release a substantially larger, independently annotated Urdu and Roman Urdu query benchmark spanning a wider range of topics, query lengths, and dialectal variation, enabling more robust cross-study comparison than is currently possible for Urdu IR.</w:t>
-      </w:r>
+        <w:t>Do not tune BM25, the dictionary, routing, or Method D on U001–U040, K001–K040, or H001–H040. Future Roman work needs a new sealed test. A larger independently annotated Urdu and Roman Urdu query benchmark would also enable more robust comparison than n=40.</w:t>
+      </w:r>
+      <w:r/>
     </w:p>
     <w:p>
       <w:r>
@@ -21634,7 +15795,7 @@
         <w:rPr>
           <w:b/>
         </w:rPr>
-        <w:t>Need features beyond cue words, and a corpus that answers why. The cue split shows the twelve-feature SVM is still a keyword detector on traps. Dual-index P@5 shows the right room still retrieves “price rose” instead of causes. Future work should learn need without a closed cue list, and should measure hybrid-light P@5 only after that retrieval gap narrows.</w:t>
+        <w:t>Priority directions that require a new sealed evaluation: better Roman query–document matching than Method D; mixed-script evaluation with more than four queries; a second annotator on a new naturalistic set.</w:t>
       </w:r>
     </w:p>
     <w:p>
@@ -21642,11 +15803,9 @@
         <w:rPr>
           <w:b/>
         </w:rPr>
-        <w:t xml:space="preserve">Deployment and real-world evaluation. </w:t>
-      </w:r>
-      <w:r>
-        <w:t>Finally, integrating the proposed routing pipeline into a live Urdu search system and evaluating it against real user queries and engagement metrics (rather than offline precision measures alone) would validate whether the efficiency and accuracy gains demonstrated here translate into measurable improvements in real-world retrieval quality.</w:t>
-      </w:r>
+        <w:t>If a live system is built from this thesis, the official frozen retriever is M0, not the MiniLM dual-index. Deployment and real-world evaluation. Finally, integrating the proposed routing pipeline into a live Urdu search system and evaluating it against real user queries and engagement metrics (rather than offline precision measures alone) would validate whether the efficiency and accuracy gains demonstrated here translate into measurable improvements in real-world retrieval quality.</w:t>
+      </w:r>
+      <w:r/>
     </w:p>
     <w:p>
       <w:pPr>
@@ -21662,7 +15821,7 @@
     </w:p>
     <w:p>
       <w:r>
-        <w:t>Beyond the immediate Urdu news-retrieval setting evaluated in this thesis, the dynamic routing architecture developed here has plausible application in several adjacent, practically important settings. In consumer-facing Urdu and Roman Urdu search products — including general web search, e-commerce product search, and in-app content search for Urdu-language platforms — the routing layer could be deployed largely as-is, given its independence from the specific news-domain retrieval backend used in this thesis's evaluation (Section 1.8). In customer-support and helpdesk systems serving Urdu-speaking users, where queries are frequently typed in Roman Urdu under time pressure, the same routing-plus-transliteration architecture could reduce the proportion of queries that return no relevant results, directly improving user-facing service quality. In digital-library and government-portal search over Urdu-language documents, where query volume may be lower but computational budgets are often more constrained than in commercial search, the proposed system's zero-marginal-cost, sub-millisecond routing profile (Section 5.3) is particularly well suited relative to LLM-based alternatives that would incur recurring API costs disproportionate to typical public-sector search traffic. Realizing any of these applications would require the domain-adaptation and larger-scale validation work identified in Section 6.5, but the underlying architecture — feature-based routing plus confidence-tiered escalation — does not depend on assumptions specific to the news domain and is presented here as a general pattern applicable across these settings.</w:t>
+        <w:t>These application remarks concern routing patterns in general. The official frozen retriever for this thesis is M0 (script-aware BM25), not the MiniLM dual-index. The Layer A SVM dual-index is a historical design. Beyond the immediate Urdu news-retrieval setting evaluated in this thesis, the dynamic routing architecture developed here has plausible application in several adjacent, practically important settings. In consumer-facing Urdu and Roman Urdu search products — including general web search, e-commerce product search, and in-app content search for Urdu-language platforms — the routing layer could be deployed largely as-is, given its independence from the specific news-domain retrieval backend used in this thesis's evaluation (Section 1.8). In customer-support and helpdesk systems serving Urdu-speaking users, where queries are frequently typed in Roman Urdu under time pressure, the same routing-plus-transliteration architecture could reduce the proportion of queries that return no relevant results, directly improving user-facing service quality. In digital-library and government-portal search over Urdu-language documents, where query volume may be lower but computational budgets are often more constrained than in commercial search, the proposed system's zero-marginal-cost, sub-millisecond routing profile (Section 5.3) is particularly well suited relative to LLM-based alternatives that would incur recurring API costs disproportionate to typical public-sector search traffic. Realizing any of these applications would require the domain-adaptation and larger-scale validation work identified in Section 6.5, but the underlying architecture — feature-based routing plus confidence-tiered escalation — does not depend on assumptions specific to the news domain and is presented here as a general pattern applicable across these settings.</w:t>
       </w:r>
     </w:p>
     <w:p>
@@ -21679,7 +15838,7 @@
     </w:p>
     <w:p>
       <w:r>
-        <w:t>The question was whether Urdu search should still flip rooms with 150 letters. It should not. A six-word tape is closer to the truth but fails when a short query needs a story or a long query needs one fact. This thesis built the two rooms, taught an SVM to choose, and added lights. Frozen V2 almost ties word count (86/84). Frozen traps beat word count on labels (60/20) only with cue words. Dual-index P@5 on those traps does not yet beat the tape. That is a complete, defensible, and IEEE-honest story: the switch is right; the remaining work is need features that are not a keyword list, and a corpus that actually answers why.</w:t>
+        <w:t>This thesis measured script-aware Urdu news retrieval under a freeze. M0 achieves 87.18% ExactSource Hit@5 on the development/validation known-item protocol, 67.50% on new known-item queries, and 57.50% human Success@5 on naturalistic queries. Roman Urdu remains the main limitation. That is enough for an honest MS contribution and not enough to claim universal effectiveness.</w:t>
       </w:r>
     </w:p>
     <w:p>
